--- a/CARPETAS_DE_CAMPO/CARPETA_AGUSTINA.docx
+++ b/CARPETAS_DE_CAMPO/CARPETA_AGUSTINA.docx
@@ -887,7 +887,7 @@
       <w:pPr>
         <w:numPr>
           <w:ilvl w:val="0"/>
-          <w:numId w:val="31"/>
+          <w:numId w:val="33"/>
         </w:numPr>
         <w:spacing w:after="0" w:afterAutospacing="0" w:before="240" w:line="360" w:lineRule="auto"/>
         <w:ind w:left="720" w:hanging="360"/>
@@ -919,7 +919,7 @@
       <w:pPr>
         <w:numPr>
           <w:ilvl w:val="0"/>
-          <w:numId w:val="31"/>
+          <w:numId w:val="33"/>
         </w:numPr>
         <w:spacing w:after="0" w:afterAutospacing="0" w:before="0" w:beforeAutospacing="0" w:line="360" w:lineRule="auto"/>
         <w:ind w:left="720" w:hanging="360"/>
@@ -951,7 +951,7 @@
       <w:pPr>
         <w:numPr>
           <w:ilvl w:val="0"/>
-          <w:numId w:val="31"/>
+          <w:numId w:val="33"/>
         </w:numPr>
         <w:spacing w:after="0" w:afterAutospacing="0" w:before="0" w:beforeAutospacing="0" w:line="360" w:lineRule="auto"/>
         <w:ind w:left="720" w:hanging="360"/>
@@ -983,7 +983,7 @@
       <w:pPr>
         <w:numPr>
           <w:ilvl w:val="0"/>
-          <w:numId w:val="31"/>
+          <w:numId w:val="33"/>
         </w:numPr>
         <w:spacing w:after="0" w:afterAutospacing="0" w:before="0" w:beforeAutospacing="0" w:line="360" w:lineRule="auto"/>
         <w:ind w:left="720" w:hanging="360"/>
@@ -1015,7 +1015,7 @@
       <w:pPr>
         <w:numPr>
           <w:ilvl w:val="0"/>
-          <w:numId w:val="31"/>
+          <w:numId w:val="33"/>
         </w:numPr>
         <w:spacing w:after="240" w:before="0" w:beforeAutospacing="0" w:line="360" w:lineRule="auto"/>
         <w:ind w:left="720" w:hanging="360"/>
@@ -1062,7 +1062,7 @@
         <w:pStyle w:val="Heading3"/>
         <w:keepNext w:val="0"/>
         <w:keepLines w:val="0"/>
-        <w:spacing w:before="0" w:lineRule="auto"/>
+        <w:spacing w:before="0" w:line="360" w:lineRule="auto"/>
         <w:rPr>
           <w:b w:val="1"/>
           <w:bCs w:val="1"/>
@@ -1087,7 +1087,7 @@
     </w:p>
     <w:p>
       <w:pPr>
-        <w:spacing w:after="240" w:lineRule="auto"/>
+        <w:spacing w:after="240" w:line="360" w:lineRule="auto"/>
         <w:rPr>
           <w:sz w:val="24"/>
           <w:szCs w:val="24"/>
@@ -1107,7 +1107,7 @@
         <w:pStyle w:val="Heading4"/>
         <w:keepNext w:val="0"/>
         <w:keepLines w:val="0"/>
-        <w:spacing w:after="40" w:before="0" w:lineRule="auto"/>
+        <w:spacing w:after="40" w:before="0" w:line="360" w:lineRule="auto"/>
         <w:rPr>
           <w:b w:val="1"/>
           <w:bCs w:val="1"/>
@@ -1132,7 +1132,7 @@
     </w:p>
     <w:p>
       <w:pPr>
-        <w:spacing w:after="240" w:lineRule="auto"/>
+        <w:spacing w:after="240" w:line="360" w:lineRule="auto"/>
         <w:rPr>
           <w:sz w:val="24"/>
           <w:szCs w:val="24"/>
@@ -1145,6 +1145,211 @@
           <w:rtl w:val="0"/>
         </w:rPr>
         <w:t xml:space="preserve">Estas especificaciones detallan las acciones directas que el software debe ejecutar para satisfacer las demandas operativas de la metalúrgica.</w:t>
+      </w:r>
+    </w:p>
+    <w:p>
+      <w:pPr>
+        <w:numPr>
+          <w:ilvl w:val="0"/>
+          <w:numId w:val="37"/>
+        </w:numPr>
+        <w:spacing w:after="0" w:afterAutospacing="0" w:line="360" w:lineRule="auto"/>
+        <w:ind w:left="720" w:hanging="360"/>
+        <w:rPr>
+          <w:sz w:val="24"/>
+          <w:szCs w:val="24"/>
+        </w:rPr>
+      </w:pPr>
+      <w:r>
+        <w:rPr>
+          <w:b w:val="1"/>
+          <w:bCs w:val="1"/>
+          <w:sz w:val="24"/>
+          <w:szCs w:val="24"/>
+          <w:rtl w:val="0"/>
+        </w:rPr>
+        <w:t xml:space="preserve">RF-01 | Administración de Inventario Dinámico:</w:t>
+      </w:r>
+      <w:r>
+        <w:rPr>
+          <w:sz w:val="24"/>
+          <w:szCs w:val="24"/>
+          <w:rtl w:val="0"/>
+        </w:rPr>
+        <w:t xml:space="preserve"> La plataforma debe proveer las herramientas para la gestión del ciclo de vida de los materiales, incluyendo la actualización de existencias y la categorización de insumos.</w:t>
+      </w:r>
+    </w:p>
+    <w:p>
+      <w:pPr>
+        <w:numPr>
+          <w:ilvl w:val="0"/>
+          <w:numId w:val="37"/>
+        </w:numPr>
+        <w:spacing w:after="0" w:afterAutospacing="0" w:line="360" w:lineRule="auto"/>
+        <w:ind w:left="720" w:hanging="360"/>
+        <w:rPr>
+          <w:sz w:val="24"/>
+          <w:szCs w:val="24"/>
+        </w:rPr>
+      </w:pPr>
+      <w:r>
+        <w:rPr>
+          <w:b w:val="1"/>
+          <w:bCs w:val="1"/>
+          <w:sz w:val="24"/>
+          <w:szCs w:val="24"/>
+          <w:rtl w:val="0"/>
+        </w:rPr>
+        <w:t xml:space="preserve">RF-02 | Gestión de Base de Clientes:</w:t>
+      </w:r>
+      <w:r>
+        <w:rPr>
+          <w:sz w:val="24"/>
+          <w:szCs w:val="24"/>
+          <w:rtl w:val="0"/>
+        </w:rPr>
+        <w:t xml:space="preserve"> Implementación de un directorio centralizado para el resguardo de información de contacto y vinculación histórica con los proyectos realizados.</w:t>
+      </w:r>
+    </w:p>
+    <w:p>
+      <w:pPr>
+        <w:numPr>
+          <w:ilvl w:val="0"/>
+          <w:numId w:val="37"/>
+        </w:numPr>
+        <w:spacing w:after="0" w:afterAutospacing="0" w:line="360" w:lineRule="auto"/>
+        <w:ind w:left="720" w:hanging="360"/>
+        <w:rPr>
+          <w:sz w:val="24"/>
+          <w:szCs w:val="24"/>
+        </w:rPr>
+      </w:pPr>
+      <w:r>
+        <w:rPr>
+          <w:b w:val="1"/>
+          <w:bCs w:val="1"/>
+          <w:sz w:val="24"/>
+          <w:szCs w:val="24"/>
+          <w:rtl w:val="0"/>
+        </w:rPr>
+        <w:t xml:space="preserve">RF-03 | Procesamiento de Órdenes de Trabajo:</w:t>
+      </w:r>
+      <w:r>
+        <w:rPr>
+          <w:sz w:val="24"/>
+          <w:szCs w:val="24"/>
+          <w:rtl w:val="0"/>
+        </w:rPr>
+        <w:t xml:space="preserve"> Capacidad de generar comprobantes de pedidos, asociando recursos específicos y calculando automáticamente la valoración económica de la orden.</w:t>
+      </w:r>
+    </w:p>
+    <w:p>
+      <w:pPr>
+        <w:numPr>
+          <w:ilvl w:val="0"/>
+          <w:numId w:val="37"/>
+        </w:numPr>
+        <w:spacing w:after="0" w:afterAutospacing="0" w:line="360" w:lineRule="auto"/>
+        <w:ind w:left="720" w:hanging="360"/>
+        <w:rPr>
+          <w:sz w:val="24"/>
+          <w:szCs w:val="24"/>
+        </w:rPr>
+      </w:pPr>
+      <w:r>
+        <w:rPr>
+          <w:b w:val="1"/>
+          <w:bCs w:val="1"/>
+          <w:sz w:val="24"/>
+          <w:szCs w:val="24"/>
+          <w:rtl w:val="0"/>
+        </w:rPr>
+        <w:t xml:space="preserve">RF-04 | Monitorización de Estados de Producción:</w:t>
+      </w:r>
+      <w:r>
+        <w:rPr>
+          <w:sz w:val="24"/>
+          <w:szCs w:val="24"/>
+          <w:rtl w:val="0"/>
+        </w:rPr>
+        <w:t xml:space="preserve"> El sistema debe reflejar la trazabilidad del trabajo (Ej: Pendiente, Procesando, Finalizado) para asegurar la comunicación síncrona entre administración y planta.</w:t>
+      </w:r>
+    </w:p>
+    <w:p>
+      <w:pPr>
+        <w:numPr>
+          <w:ilvl w:val="0"/>
+          <w:numId w:val="37"/>
+        </w:numPr>
+        <w:spacing w:after="240" w:line="360" w:lineRule="auto"/>
+        <w:ind w:left="720" w:hanging="360"/>
+        <w:rPr>
+          <w:sz w:val="24"/>
+          <w:szCs w:val="24"/>
+        </w:rPr>
+      </w:pPr>
+      <w:r>
+        <w:rPr>
+          <w:b w:val="1"/>
+          <w:bCs w:val="1"/>
+          <w:sz w:val="24"/>
+          <w:szCs w:val="24"/>
+          <w:rtl w:val="0"/>
+        </w:rPr>
+        <w:t xml:space="preserve">RF-05 | Integridad y Persistencia:</w:t>
+      </w:r>
+      <w:r>
+        <w:rPr>
+          <w:sz w:val="24"/>
+          <w:szCs w:val="24"/>
+          <w:rtl w:val="0"/>
+        </w:rPr>
+        <w:t xml:space="preserve"> Asegurar que el flujo de datos se consolide de manera inalterable en el motor de base de datos, garantizando la recuperación de información tras cada sesión.</w:t>
+      </w:r>
+    </w:p>
+    <w:p>
+      <w:pPr>
+        <w:pStyle w:val="Heading4"/>
+        <w:keepNext w:val="0"/>
+        <w:keepLines w:val="0"/>
+        <w:spacing w:after="40" w:before="0" w:line="360" w:lineRule="auto"/>
+        <w:rPr>
+          <w:b w:val="1"/>
+          <w:bCs w:val="1"/>
+          <w:color w:val="000000"/>
+          <w:sz w:val="22"/>
+          <w:szCs w:val="22"/>
+        </w:rPr>
+      </w:pPr>
+      <w:bookmarkStart w:colFirst="0" w:colLast="0" w:name="_sgaednp2uzb0" w:id="8"/>
+      <w:bookmarkEnd w:id="8"/>
+      <w:r>
+        <w:rPr>
+          <w:b w:val="1"/>
+          <w:bCs w:val="1"/>
+          <w:color w:val="000000"/>
+          <w:sz w:val="22"/>
+          <w:szCs w:val="22"/>
+          <w:rtl w:val="0"/>
+        </w:rPr>
+        <w:t xml:space="preserve">REQUERIMIENTOS TÉCNICOS Y DE CALIDAD (RNF)</w:t>
+      </w:r>
+    </w:p>
+    <w:p>
+      <w:pPr>
+        <w:spacing w:after="240" w:line="360" w:lineRule="auto"/>
+        <w:rPr>
+          <w:sz w:val="24"/>
+          <w:szCs w:val="24"/>
+        </w:rPr>
+      </w:pPr>
+      <w:r>
+        <w:rPr>
+          <w:sz w:val="24"/>
+          <w:szCs w:val="24"/>
+          <w:rtl w:val="0"/>
+        </w:rPr>
+        <w:t xml:space="preserve">Definen los estándares de rendimiento, seguridad y adaptabilidad que el software debe cumplir bajo condiciones de uso real.</w:t>
       </w:r>
     </w:p>
     <w:p>
@@ -1153,7 +1358,7 @@
           <w:ilvl w:val="0"/>
           <w:numId w:val="35"/>
         </w:numPr>
-        <w:spacing w:after="0" w:afterAutospacing="0" w:lineRule="auto"/>
+        <w:spacing w:after="0" w:afterAutospacing="0" w:line="360" w:lineRule="auto"/>
         <w:ind w:left="720" w:hanging="360"/>
         <w:rPr>
           <w:sz w:val="24"/>
@@ -1168,15 +1373,15 @@
           <w:szCs w:val="24"/>
           <w:rtl w:val="0"/>
         </w:rPr>
-        <w:t xml:space="preserve">RF-01 | Administración de Inventario Dinámico:</w:t>
-      </w:r>
-      <w:r>
-        <w:rPr>
-          <w:sz w:val="24"/>
-          <w:szCs w:val="24"/>
-          <w:rtl w:val="0"/>
-        </w:rPr>
-        <w:t xml:space="preserve"> La plataforma debe proveer las herramientas para la gestión del ciclo de vida de los materiales, incluyendo la actualización de existencias y la categorización de insumos.</w:t>
+        <w:t xml:space="preserve">RNF-01 | Arquitectura en la Nube:</w:t>
+      </w:r>
+      <w:r>
+        <w:rPr>
+          <w:sz w:val="24"/>
+          <w:szCs w:val="24"/>
+          <w:rtl w:val="0"/>
+        </w:rPr>
+        <w:t xml:space="preserve"> Despliegue mediante infraestructura Cloud para permitir la ubicuidad del sistema, eliminando la dependencia de servidores locales.</w:t>
       </w:r>
     </w:p>
     <w:p>
@@ -1185,7 +1390,7 @@
           <w:ilvl w:val="0"/>
           <w:numId w:val="35"/>
         </w:numPr>
-        <w:spacing w:after="0" w:afterAutospacing="0" w:lineRule="auto"/>
+        <w:spacing w:after="0" w:afterAutospacing="0" w:line="360" w:lineRule="auto"/>
         <w:ind w:left="720" w:hanging="360"/>
         <w:rPr>
           <w:sz w:val="24"/>
@@ -1200,15 +1405,15 @@
           <w:szCs w:val="24"/>
           <w:rtl w:val="0"/>
         </w:rPr>
-        <w:t xml:space="preserve">RF-02 | Gestión de Base de Clientes:</w:t>
-      </w:r>
-      <w:r>
-        <w:rPr>
-          <w:sz w:val="24"/>
-          <w:szCs w:val="24"/>
-          <w:rtl w:val="0"/>
-        </w:rPr>
-        <w:t xml:space="preserve"> Implementación de un directorio centralizado para el resguardo de información de contacto y vinculación histórica con los proyectos realizados.</w:t>
+        <w:t xml:space="preserve">RNF-02 | Protocolos de Seguridad:</w:t>
+      </w:r>
+      <w:r>
+        <w:rPr>
+          <w:sz w:val="24"/>
+          <w:szCs w:val="24"/>
+          <w:rtl w:val="0"/>
+        </w:rPr>
+        <w:t xml:space="preserve"> Uso de autenticación robusta mediante proveedores de identidad para restringir el acceso a usuarios con credenciales validadas.</w:t>
       </w:r>
     </w:p>
     <w:p>
@@ -1217,7 +1422,7 @@
           <w:ilvl w:val="0"/>
           <w:numId w:val="35"/>
         </w:numPr>
-        <w:spacing w:after="0" w:afterAutospacing="0" w:lineRule="auto"/>
+        <w:spacing w:after="0" w:afterAutospacing="0" w:line="360" w:lineRule="auto"/>
         <w:ind w:left="720" w:hanging="360"/>
         <w:rPr>
           <w:sz w:val="24"/>
@@ -1232,15 +1437,15 @@
           <w:szCs w:val="24"/>
           <w:rtl w:val="0"/>
         </w:rPr>
-        <w:t xml:space="preserve">RF-03 | Procesamiento de Órdenes de Trabajo:</w:t>
-      </w:r>
-      <w:r>
-        <w:rPr>
-          <w:sz w:val="24"/>
-          <w:szCs w:val="24"/>
-          <w:rtl w:val="0"/>
-        </w:rPr>
-        <w:t xml:space="preserve"> Capacidad de generar comprobantes de pedidos, asociando recursos específicos y calculando automáticamente la valoración económica de la orden.</w:t>
+        <w:t xml:space="preserve">RNF-03 | Adaptabilidad de Interfaz (Responsive):</w:t>
+      </w:r>
+      <w:r>
+        <w:rPr>
+          <w:sz w:val="24"/>
+          <w:szCs w:val="24"/>
+          <w:rtl w:val="0"/>
+        </w:rPr>
+        <w:t xml:space="preserve"> Empleo de layouts flexibles que garanticen la usabilidad del SGI tanto en terminales de escritorio como en dispositivos móviles dentro del taller.</w:t>
       </w:r>
     </w:p>
     <w:p>
@@ -1249,7 +1454,7 @@
           <w:ilvl w:val="0"/>
           <w:numId w:val="35"/>
         </w:numPr>
-        <w:spacing w:after="0" w:afterAutospacing="0" w:lineRule="auto"/>
+        <w:spacing w:after="0" w:afterAutospacing="0" w:line="360" w:lineRule="auto"/>
         <w:ind w:left="720" w:hanging="360"/>
         <w:rPr>
           <w:sz w:val="24"/>
@@ -1264,15 +1469,15 @@
           <w:szCs w:val="24"/>
           <w:rtl w:val="0"/>
         </w:rPr>
-        <w:t xml:space="preserve">RF-04 | Monitorización de Estados de Producción:</w:t>
-      </w:r>
-      <w:r>
-        <w:rPr>
-          <w:sz w:val="24"/>
-          <w:szCs w:val="24"/>
-          <w:rtl w:val="0"/>
-        </w:rPr>
-        <w:t xml:space="preserve"> El sistema debe reflejar la trazabilidad del trabajo (Ej: Pendiente, Procesando, Finalizado) para asegurar la comunicación síncrona entre administración y planta.</w:t>
+        <w:t xml:space="preserve">RNF-04 | Coherencia de Datos:</w:t>
+      </w:r>
+      <w:r>
+        <w:rPr>
+          <w:sz w:val="24"/>
+          <w:szCs w:val="24"/>
+          <w:rtl w:val="0"/>
+        </w:rPr>
+        <w:t xml:space="preserve"> El motor relacional debe velar por la integridad referencial, impidiendo la existencia de registros inconsistentes.</w:t>
       </w:r>
     </w:p>
     <w:p>
@@ -1281,7 +1486,7 @@
           <w:ilvl w:val="0"/>
           <w:numId w:val="35"/>
         </w:numPr>
-        <w:spacing w:after="240" w:lineRule="auto"/>
+        <w:spacing w:after="240" w:line="360" w:lineRule="auto"/>
         <w:ind w:left="720" w:hanging="360"/>
         <w:rPr>
           <w:sz w:val="24"/>
@@ -1296,15 +1501,92 @@
           <w:szCs w:val="24"/>
           <w:rtl w:val="0"/>
         </w:rPr>
-        <w:t xml:space="preserve">RF-05 | Integridad y Persistencia:</w:t>
-      </w:r>
-      <w:r>
-        <w:rPr>
-          <w:sz w:val="24"/>
-          <w:szCs w:val="24"/>
-          <w:rtl w:val="0"/>
-        </w:rPr>
-        <w:t xml:space="preserve"> Asegurar que el flujo de datos se consolide de manera inalterable en el motor de base de datos, garantizando la recuperación de información tras cada sesión.</w:t>
+        <w:t xml:space="preserve">RNF-05 | Optimización de Respuesta:</w:t>
+      </w:r>
+      <w:r>
+        <w:rPr>
+          <w:sz w:val="24"/>
+          <w:szCs w:val="24"/>
+          <w:rtl w:val="0"/>
+        </w:rPr>
+        <w:t xml:space="preserve"> El sistema debe responder a las peticiones de datos de forma casi instantánea, manteniendo tiempos de carga menores a los 2 segundos.</w:t>
+      </w:r>
+    </w:p>
+    <w:p>
+      <w:pPr>
+        <w:spacing w:after="240" w:before="240" w:line="360" w:lineRule="auto"/>
+        <w:rPr>
+          <w:sz w:val="24"/>
+          <w:szCs w:val="24"/>
+        </w:rPr>
+      </w:pPr>
+      <w:r>
+        <w:rPr>
+          <w:rtl w:val="0"/>
+        </w:rPr>
+      </w:r>
+    </w:p>
+    <w:p>
+      <w:pPr>
+        <w:pStyle w:val="Heading3"/>
+        <w:keepNext w:val="0"/>
+        <w:keepLines w:val="0"/>
+        <w:spacing w:before="0" w:line="360" w:lineRule="auto"/>
+        <w:rPr>
+          <w:b w:val="1"/>
+          <w:bCs w:val="1"/>
+          <w:color w:val="000000"/>
+          <w:sz w:val="26"/>
+          <w:szCs w:val="26"/>
+        </w:rPr>
+      </w:pPr>
+      <w:bookmarkStart w:colFirst="0" w:colLast="0" w:name="_f6nc7pgkv2gi" w:id="9"/>
+      <w:bookmarkEnd w:id="9"/>
+      <w:r>
+        <w:rPr>
+          <w:b w:val="1"/>
+          <w:bCs w:val="1"/>
+          <w:color w:val="000000"/>
+          <w:sz w:val="26"/>
+          <w:szCs w:val="26"/>
+          <w:rtl w:val="0"/>
+        </w:rPr>
+        <w:t xml:space="preserve">MODELADO DE LA ARQUITECTURA TÉCNICA</w:t>
+      </w:r>
+    </w:p>
+    <w:p>
+      <w:pPr>
+        <w:spacing w:after="240" w:line="360" w:lineRule="auto"/>
+        <w:rPr>
+          <w:sz w:val="24"/>
+          <w:szCs w:val="24"/>
+        </w:rPr>
+      </w:pPr>
+      <w:r>
+        <w:rPr>
+          <w:sz w:val="24"/>
+          <w:szCs w:val="24"/>
+          <w:rtl w:val="0"/>
+        </w:rPr>
+        <w:t xml:space="preserve">El SGI se ha estructurado bajo un modelo de </w:t>
+      </w:r>
+      <w:r>
+        <w:rPr>
+          <w:b w:val="1"/>
+          <w:bCs w:val="1"/>
+          <w:sz w:val="24"/>
+          <w:szCs w:val="24"/>
+          <w:rtl w:val="0"/>
+        </w:rPr>
+        <w:t xml:space="preserve">Arquitectura Desacoplada</w:t>
+      </w:r>
+      <w:r>
+        <w:rPr>
+          <w:sz w:val="24"/>
+          <w:szCs w:val="24"/>
+          <w:rtl w:val="0"/>
+        </w:rPr>
+        <w:t xml:space="preserve">, permitiendo una separación clara entre la interfaz de usuario y la persistencia de datos, lo que facilita el mantenimiento y la escalabilidad del proyecto.</w:t>
       </w:r>
     </w:p>
     <w:p>
@@ -1312,7 +1594,7 @@
         <w:pStyle w:val="Heading4"/>
         <w:keepNext w:val="0"/>
         <w:keepLines w:val="0"/>
-        <w:spacing w:after="40" w:before="0" w:lineRule="auto"/>
+        <w:spacing w:after="40" w:before="0" w:line="360" w:lineRule="auto"/>
         <w:rPr>
           <w:b w:val="1"/>
           <w:bCs w:val="1"/>
@@ -1321,8 +1603,8 @@
           <w:szCs w:val="22"/>
         </w:rPr>
       </w:pPr>
-      <w:bookmarkStart w:colFirst="0" w:colLast="0" w:name="_sgaednp2uzb0" w:id="8"/>
-      <w:bookmarkEnd w:id="8"/>
+      <w:bookmarkStart w:colFirst="0" w:colLast="0" w:name="_7gwzltg47g7b" w:id="10"/>
+      <w:bookmarkEnd w:id="10"/>
       <w:r>
         <w:rPr>
           <w:b w:val="1"/>
@@ -1332,33 +1614,150 @@
           <w:szCs w:val="22"/>
           <w:rtl w:val="0"/>
         </w:rPr>
-        <w:t xml:space="preserve">2. REQUERIMIENTOS TÉCNICOS Y DE CALIDAD (RNF)</w:t>
-      </w:r>
-    </w:p>
-    <w:p>
-      <w:pPr>
-        <w:spacing w:after="240" w:lineRule="auto"/>
-        <w:rPr>
-          <w:sz w:val="24"/>
-          <w:szCs w:val="24"/>
-        </w:rPr>
-      </w:pPr>
-      <w:r>
-        <w:rPr>
-          <w:sz w:val="24"/>
-          <w:szCs w:val="24"/>
-          <w:rtl w:val="0"/>
-        </w:rPr>
-        <w:t xml:space="preserve">Definen los estándares de rendimiento, seguridad y adaptabilidad que el software debe cumplir bajo condiciones de uso real.</w:t>
+        <w:t xml:space="preserve">1. Capa de Presentación: Next.js y React</w:t>
+      </w:r>
+    </w:p>
+    <w:p>
+      <w:pPr>
+        <w:spacing w:after="240" w:line="360" w:lineRule="auto"/>
+        <w:rPr>
+          <w:sz w:val="24"/>
+          <w:szCs w:val="24"/>
+        </w:rPr>
+      </w:pPr>
+      <w:r>
+        <w:rPr>
+          <w:sz w:val="24"/>
+          <w:szCs w:val="24"/>
+          <w:rtl w:val="0"/>
+        </w:rPr>
+        <w:t xml:space="preserve">Se seleccionó </w:t>
+      </w:r>
+      <w:r>
+        <w:rPr>
+          <w:b w:val="1"/>
+          <w:bCs w:val="1"/>
+          <w:sz w:val="24"/>
+          <w:szCs w:val="24"/>
+          <w:rtl w:val="0"/>
+        </w:rPr>
+        <w:t xml:space="preserve">Next.js</w:t>
+      </w:r>
+      <w:r>
+        <w:rPr>
+          <w:sz w:val="24"/>
+          <w:szCs w:val="24"/>
+          <w:rtl w:val="0"/>
+        </w:rPr>
+        <w:t xml:space="preserve"> como núcleo del frontend por su capacidad para generar aplicaciones de alto rendimiento. En el taller metalúrgico, la velocidad es una prioridad; por ello, el uso de componentes de React permite una interactividad fluida, donde la información se actualiza de forma reactiva sin necesidad de refrescar el navegador. El estilizado se realizó con </w:t>
+      </w:r>
+      <w:r>
+        <w:rPr>
+          <w:b w:val="1"/>
+          <w:bCs w:val="1"/>
+          <w:sz w:val="24"/>
+          <w:szCs w:val="24"/>
+          <w:rtl w:val="0"/>
+        </w:rPr>
+        <w:t xml:space="preserve">Tailwind CSS</w:t>
+      </w:r>
+      <w:r>
+        <w:rPr>
+          <w:sz w:val="24"/>
+          <w:szCs w:val="24"/>
+          <w:rtl w:val="0"/>
+        </w:rPr>
+        <w:t xml:space="preserve">, priorizando un diseño "Limpio" y funcional.</w:t>
+      </w:r>
+    </w:p>
+    <w:p>
+      <w:pPr>
+        <w:pStyle w:val="Heading4"/>
+        <w:keepNext w:val="0"/>
+        <w:keepLines w:val="0"/>
+        <w:spacing w:after="40" w:before="0" w:line="360" w:lineRule="auto"/>
+        <w:rPr>
+          <w:b w:val="1"/>
+          <w:bCs w:val="1"/>
+          <w:color w:val="000000"/>
+          <w:sz w:val="22"/>
+          <w:szCs w:val="22"/>
+        </w:rPr>
+      </w:pPr>
+      <w:bookmarkStart w:colFirst="0" w:colLast="0" w:name="_hc3nclcafr7" w:id="11"/>
+      <w:bookmarkEnd w:id="11"/>
+      <w:r>
+        <w:rPr>
+          <w:b w:val="1"/>
+          <w:bCs w:val="1"/>
+          <w:color w:val="000000"/>
+          <w:sz w:val="22"/>
+          <w:szCs w:val="22"/>
+          <w:rtl w:val="0"/>
+        </w:rPr>
+        <w:t xml:space="preserve">2. Capa de Datos y Servicios: Supabase y PostgreSQL</w:t>
+      </w:r>
+    </w:p>
+    <w:p>
+      <w:pPr>
+        <w:spacing w:after="240" w:line="360" w:lineRule="auto"/>
+        <w:rPr>
+          <w:sz w:val="24"/>
+          <w:szCs w:val="24"/>
+        </w:rPr>
+      </w:pPr>
+      <w:r>
+        <w:rPr>
+          <w:sz w:val="24"/>
+          <w:szCs w:val="24"/>
+          <w:rtl w:val="0"/>
+        </w:rPr>
+        <w:t xml:space="preserve">La inteligencia del backend se delega en </w:t>
+      </w:r>
+      <w:r>
+        <w:rPr>
+          <w:b w:val="1"/>
+          <w:bCs w:val="1"/>
+          <w:sz w:val="24"/>
+          <w:szCs w:val="24"/>
+          <w:rtl w:val="0"/>
+        </w:rPr>
+        <w:t xml:space="preserve">Supabase</w:t>
+      </w:r>
+      <w:r>
+        <w:rPr>
+          <w:sz w:val="24"/>
+          <w:szCs w:val="24"/>
+          <w:rtl w:val="0"/>
+        </w:rPr>
+        <w:t xml:space="preserve">, actuando como un Backend as a Service (BaaS). El corazón del sistema es una base de datos relacional </w:t>
+      </w:r>
+      <w:r>
+        <w:rPr>
+          <w:b w:val="1"/>
+          <w:bCs w:val="1"/>
+          <w:sz w:val="24"/>
+          <w:szCs w:val="24"/>
+          <w:rtl w:val="0"/>
+        </w:rPr>
+        <w:t xml:space="preserve">PostgreSQL</w:t>
+      </w:r>
+      <w:r>
+        <w:rPr>
+          <w:sz w:val="24"/>
+          <w:szCs w:val="24"/>
+          <w:rtl w:val="0"/>
+        </w:rPr>
+        <w:t xml:space="preserve">, diseñada para manejar la complejidad de las operaciones industriales:</w:t>
       </w:r>
     </w:p>
     <w:p>
       <w:pPr>
         <w:numPr>
           <w:ilvl w:val="0"/>
-          <w:numId w:val="33"/>
+          <w:numId w:val="29"/>
         </w:numPr>
-        <w:spacing w:after="0" w:afterAutospacing="0" w:lineRule="auto"/>
+        <w:spacing w:after="0" w:afterAutospacing="0" w:line="360" w:lineRule="auto"/>
         <w:ind w:left="720" w:hanging="360"/>
         <w:rPr>
           <w:sz w:val="24"/>
@@ -1373,24 +1772,24 @@
           <w:szCs w:val="24"/>
           <w:rtl w:val="0"/>
         </w:rPr>
-        <w:t xml:space="preserve">RNF-01 | Arquitectura en la Nube:</w:t>
-      </w:r>
-      <w:r>
-        <w:rPr>
-          <w:sz w:val="24"/>
-          <w:szCs w:val="24"/>
-          <w:rtl w:val="0"/>
-        </w:rPr>
-        <w:t xml:space="preserve"> Despliegue mediante infraestructura Cloud para permitir la ubicuidad del sistema, eliminando la dependencia de servidores locales.</w:t>
+        <w:t xml:space="preserve">Vínculo Cliente-Pedido:</w:t>
+      </w:r>
+      <w:r>
+        <w:rPr>
+          <w:sz w:val="24"/>
+          <w:szCs w:val="24"/>
+          <w:rtl w:val="0"/>
+        </w:rPr>
+        <w:t xml:space="preserve"> Organización lógica de $1:N$ para mantener el historial comercial.</w:t>
       </w:r>
     </w:p>
     <w:p>
       <w:pPr>
         <w:numPr>
           <w:ilvl w:val="0"/>
-          <w:numId w:val="33"/>
+          <w:numId w:val="29"/>
         </w:numPr>
-        <w:spacing w:after="0" w:afterAutospacing="0" w:lineRule="auto"/>
+        <w:spacing w:after="240" w:line="360" w:lineRule="auto"/>
         <w:ind w:left="720" w:hanging="360"/>
         <w:rPr>
           <w:sz w:val="24"/>
@@ -1405,111 +1804,78 @@
           <w:szCs w:val="24"/>
           <w:rtl w:val="0"/>
         </w:rPr>
-        <w:t xml:space="preserve">RNF-02 | Protocolos de Seguridad:</w:t>
-      </w:r>
-      <w:r>
-        <w:rPr>
-          <w:sz w:val="24"/>
-          <w:szCs w:val="24"/>
-          <w:rtl w:val="0"/>
-        </w:rPr>
-        <w:t xml:space="preserve"> Uso de autenticación robusta mediante proveedores de identidad para restringir el acceso a usuarios con credenciales validadas.</w:t>
-      </w:r>
-    </w:p>
-    <w:p>
-      <w:pPr>
-        <w:numPr>
-          <w:ilvl w:val="0"/>
-          <w:numId w:val="33"/>
-        </w:numPr>
-        <w:spacing w:after="0" w:afterAutospacing="0" w:lineRule="auto"/>
-        <w:ind w:left="720" w:hanging="360"/>
-        <w:rPr>
-          <w:sz w:val="24"/>
-          <w:szCs w:val="24"/>
-        </w:rPr>
-      </w:pPr>
-      <w:r>
-        <w:rPr>
-          <w:b w:val="1"/>
-          <w:bCs w:val="1"/>
-          <w:sz w:val="24"/>
-          <w:szCs w:val="24"/>
-          <w:rtl w:val="0"/>
-        </w:rPr>
-        <w:t xml:space="preserve">RNF-03 | Adaptabilidad de Interfaz (Responsive):</w:t>
-      </w:r>
-      <w:r>
-        <w:rPr>
-          <w:sz w:val="24"/>
-          <w:szCs w:val="24"/>
-          <w:rtl w:val="0"/>
-        </w:rPr>
-        <w:t xml:space="preserve"> Empleo de layouts flexibles que garanticen la usabilidad del SGI tanto en terminales de escritorio como en dispositivos móviles dentro del taller.</w:t>
-      </w:r>
-    </w:p>
-    <w:p>
-      <w:pPr>
-        <w:numPr>
-          <w:ilvl w:val="0"/>
-          <w:numId w:val="33"/>
-        </w:numPr>
-        <w:spacing w:after="0" w:afterAutospacing="0" w:lineRule="auto"/>
-        <w:ind w:left="720" w:hanging="360"/>
-        <w:rPr>
-          <w:sz w:val="24"/>
-          <w:szCs w:val="24"/>
-        </w:rPr>
-      </w:pPr>
-      <w:r>
-        <w:rPr>
-          <w:b w:val="1"/>
-          <w:bCs w:val="1"/>
-          <w:sz w:val="24"/>
-          <w:szCs w:val="24"/>
-          <w:rtl w:val="0"/>
-        </w:rPr>
-        <w:t xml:space="preserve">RNF-04 | Coherencia de Datos:</w:t>
-      </w:r>
-      <w:r>
-        <w:rPr>
-          <w:sz w:val="24"/>
-          <w:szCs w:val="24"/>
-          <w:rtl w:val="0"/>
-        </w:rPr>
-        <w:t xml:space="preserve"> El motor relacional debe velar por la integridad referencial, impidiendo la existencia de registros inconsistentes.</w:t>
-      </w:r>
-    </w:p>
-    <w:p>
-      <w:pPr>
-        <w:numPr>
-          <w:ilvl w:val="0"/>
-          <w:numId w:val="33"/>
-        </w:numPr>
-        <w:spacing w:after="240" w:lineRule="auto"/>
-        <w:ind w:left="720" w:hanging="360"/>
-        <w:rPr>
-          <w:sz w:val="24"/>
-          <w:szCs w:val="24"/>
-        </w:rPr>
-      </w:pPr>
-      <w:r>
-        <w:rPr>
-          <w:b w:val="1"/>
-          <w:bCs w:val="1"/>
-          <w:sz w:val="24"/>
-          <w:szCs w:val="24"/>
-          <w:rtl w:val="0"/>
-        </w:rPr>
-        <w:t xml:space="preserve">RNF-05 | Optimización de Respuesta:</w:t>
-      </w:r>
-      <w:r>
-        <w:rPr>
-          <w:sz w:val="24"/>
-          <w:szCs w:val="24"/>
-          <w:rtl w:val="0"/>
-        </w:rPr>
-        <w:t xml:space="preserve"> El sistema debe responder a las peticiones de datos de forma casi instantánea, manteniendo tiempos de carga menores a los 2 segundos.</w:t>
+        <w:t xml:space="preserve">Gestión de Flujos de Stock:</w:t>
+      </w:r>
+      <w:r>
+        <w:rPr>
+          <w:sz w:val="24"/>
+          <w:szCs w:val="24"/>
+          <w:rtl w:val="0"/>
+        </w:rPr>
+        <w:t xml:space="preserve"> Lógica de negocio integrada que impide discrepancias entre el stock digital y el material físico existente.</w:t>
+      </w:r>
+    </w:p>
+    <w:p>
+      <w:pPr>
+        <w:pStyle w:val="Heading4"/>
+        <w:keepNext w:val="0"/>
+        <w:keepLines w:val="0"/>
+        <w:spacing w:after="40" w:before="0" w:line="360" w:lineRule="auto"/>
+        <w:rPr>
+          <w:b w:val="1"/>
+          <w:bCs w:val="1"/>
+          <w:color w:val="000000"/>
+          <w:sz w:val="22"/>
+          <w:szCs w:val="22"/>
+        </w:rPr>
+      </w:pPr>
+      <w:bookmarkStart w:colFirst="0" w:colLast="0" w:name="_8rlt13i838jq" w:id="12"/>
+      <w:bookmarkEnd w:id="12"/>
+      <w:r>
+        <w:rPr>
+          <w:b w:val="1"/>
+          <w:bCs w:val="1"/>
+          <w:color w:val="000000"/>
+          <w:sz w:val="22"/>
+          <w:szCs w:val="22"/>
+          <w:rtl w:val="0"/>
+        </w:rPr>
+        <w:t xml:space="preserve">3. Hosting y Continuidad: Vercel</w:t>
+      </w:r>
+    </w:p>
+    <w:p>
+      <w:pPr>
+        <w:spacing w:after="240" w:line="360" w:lineRule="auto"/>
+        <w:rPr>
+          <w:sz w:val="24"/>
+          <w:szCs w:val="24"/>
+        </w:rPr>
+      </w:pPr>
+      <w:r>
+        <w:rPr>
+          <w:sz w:val="24"/>
+          <w:szCs w:val="24"/>
+          <w:rtl w:val="0"/>
+        </w:rPr>
+        <w:t xml:space="preserve">La aplicación se encuentra alojada en </w:t>
+      </w:r>
+      <w:r>
+        <w:rPr>
+          <w:b w:val="1"/>
+          <w:bCs w:val="1"/>
+          <w:sz w:val="24"/>
+          <w:szCs w:val="24"/>
+          <w:rtl w:val="0"/>
+        </w:rPr>
+        <w:t xml:space="preserve">Vercel</w:t>
+      </w:r>
+      <w:r>
+        <w:rPr>
+          <w:sz w:val="24"/>
+          <w:szCs w:val="24"/>
+          <w:rtl w:val="0"/>
+        </w:rPr>
+        <w:t xml:space="preserve">, lo que garantiza una disponibilidad del 99.9%. Esta plataforma nos provee de certificados de seguridad SSL para el cifrado de datos y una red de distribución (CDN) que asegura que el sistema esté disponible en cualquier punto de la red con latencia mínima.</w:t>
       </w:r>
     </w:p>
     <w:p>
@@ -1531,7 +1897,7 @@
         <w:pStyle w:val="Heading3"/>
         <w:keepNext w:val="0"/>
         <w:keepLines w:val="0"/>
-        <w:spacing w:before="0" w:lineRule="auto"/>
+        <w:spacing w:before="0" w:line="360" w:lineRule="auto"/>
         <w:rPr>
           <w:b w:val="1"/>
           <w:bCs w:val="1"/>
@@ -1540,8 +1906,8 @@
           <w:szCs w:val="26"/>
         </w:rPr>
       </w:pPr>
-      <w:bookmarkStart w:colFirst="0" w:colLast="0" w:name="_f6nc7pgkv2gi" w:id="9"/>
-      <w:bookmarkEnd w:id="9"/>
+      <w:bookmarkStart w:colFirst="0" w:colLast="0" w:name="_sitgwxwhkw30" w:id="13"/>
+      <w:bookmarkEnd w:id="13"/>
       <w:r>
         <w:rPr>
           <w:b w:val="1"/>
@@ -1551,378 +1917,12 @@
           <w:szCs w:val="26"/>
           <w:rtl w:val="0"/>
         </w:rPr>
-        <w:t xml:space="preserve">MODELADO DE LA ARQUITECTURA TÉCNICA</w:t>
-      </w:r>
-    </w:p>
-    <w:p>
-      <w:pPr>
-        <w:spacing w:after="240" w:lineRule="auto"/>
-        <w:rPr>
-          <w:sz w:val="24"/>
-          <w:szCs w:val="24"/>
-        </w:rPr>
-      </w:pPr>
-      <w:r>
-        <w:rPr>
-          <w:sz w:val="24"/>
-          <w:szCs w:val="24"/>
-          <w:rtl w:val="0"/>
-        </w:rPr>
-        <w:t xml:space="preserve">El SGI se ha estructurado bajo un modelo de </w:t>
-      </w:r>
-      <w:r>
-        <w:rPr>
-          <w:b w:val="1"/>
-          <w:bCs w:val="1"/>
-          <w:sz w:val="24"/>
-          <w:szCs w:val="24"/>
-          <w:rtl w:val="0"/>
-        </w:rPr>
-        <w:t xml:space="preserve">Arquitectura Desacoplada</w:t>
-      </w:r>
-      <w:r>
-        <w:rPr>
-          <w:sz w:val="24"/>
-          <w:szCs w:val="24"/>
-          <w:rtl w:val="0"/>
-        </w:rPr>
-        <w:t xml:space="preserve">, permitiendo una separación clara entre la interfaz de usuario y la persistencia de datos, lo que facilita el mantenimiento y la escalabilidad del proyecto.</w:t>
-      </w:r>
-    </w:p>
-    <w:p>
-      <w:pPr>
-        <w:pStyle w:val="Heading4"/>
-        <w:keepNext w:val="0"/>
-        <w:keepLines w:val="0"/>
-        <w:spacing w:after="40" w:before="0" w:lineRule="auto"/>
-        <w:rPr>
-          <w:b w:val="1"/>
-          <w:bCs w:val="1"/>
-          <w:color w:val="000000"/>
-          <w:sz w:val="22"/>
-          <w:szCs w:val="22"/>
-        </w:rPr>
-      </w:pPr>
-      <w:bookmarkStart w:colFirst="0" w:colLast="0" w:name="_7gwzltg47g7b" w:id="10"/>
-      <w:bookmarkEnd w:id="10"/>
-      <w:r>
-        <w:rPr>
-          <w:b w:val="1"/>
-          <w:bCs w:val="1"/>
-          <w:color w:val="000000"/>
-          <w:sz w:val="22"/>
-          <w:szCs w:val="22"/>
-          <w:rtl w:val="0"/>
-        </w:rPr>
-        <w:t xml:space="preserve">1. Capa de Presentación: Next.js y React</w:t>
-      </w:r>
-    </w:p>
-    <w:p>
-      <w:pPr>
-        <w:spacing w:after="240" w:lineRule="auto"/>
-        <w:rPr>
-          <w:sz w:val="24"/>
-          <w:szCs w:val="24"/>
-        </w:rPr>
-      </w:pPr>
-      <w:r>
-        <w:rPr>
-          <w:sz w:val="24"/>
-          <w:szCs w:val="24"/>
-          <w:rtl w:val="0"/>
-        </w:rPr>
-        <w:t xml:space="preserve">Se seleccionó </w:t>
-      </w:r>
-      <w:r>
-        <w:rPr>
-          <w:b w:val="1"/>
-          <w:bCs w:val="1"/>
-          <w:sz w:val="24"/>
-          <w:szCs w:val="24"/>
-          <w:rtl w:val="0"/>
-        </w:rPr>
-        <w:t xml:space="preserve">Next.js</w:t>
-      </w:r>
-      <w:r>
-        <w:rPr>
-          <w:sz w:val="24"/>
-          <w:szCs w:val="24"/>
-          <w:rtl w:val="0"/>
-        </w:rPr>
-        <w:t xml:space="preserve"> como núcleo del frontend por su capacidad para generar aplicaciones de alto rendimiento. En el taller metalúrgico, la velocidad es una prioridad; por ello, el uso de componentes de React permite una interactividad fluida, donde la información se actualiza de forma reactiva sin necesidad de refrescar el navegador. El estilizado se realizó con </w:t>
-      </w:r>
-      <w:r>
-        <w:rPr>
-          <w:b w:val="1"/>
-          <w:bCs w:val="1"/>
-          <w:sz w:val="24"/>
-          <w:szCs w:val="24"/>
-          <w:rtl w:val="0"/>
-        </w:rPr>
-        <w:t xml:space="preserve">Tailwind CSS</w:t>
-      </w:r>
-      <w:r>
-        <w:rPr>
-          <w:sz w:val="24"/>
-          <w:szCs w:val="24"/>
-          <w:rtl w:val="0"/>
-        </w:rPr>
-        <w:t xml:space="preserve">, priorizando un diseño "Limpio" y funcional.</w:t>
-      </w:r>
-    </w:p>
-    <w:p>
-      <w:pPr>
-        <w:pStyle w:val="Heading4"/>
-        <w:keepNext w:val="0"/>
-        <w:keepLines w:val="0"/>
-        <w:spacing w:after="40" w:before="0" w:lineRule="auto"/>
-        <w:rPr>
-          <w:b w:val="1"/>
-          <w:bCs w:val="1"/>
-          <w:color w:val="000000"/>
-          <w:sz w:val="22"/>
-          <w:szCs w:val="22"/>
-        </w:rPr>
-      </w:pPr>
-      <w:bookmarkStart w:colFirst="0" w:colLast="0" w:name="_hc3nclcafr7" w:id="11"/>
-      <w:bookmarkEnd w:id="11"/>
-      <w:r>
-        <w:rPr>
-          <w:b w:val="1"/>
-          <w:bCs w:val="1"/>
-          <w:color w:val="000000"/>
-          <w:sz w:val="22"/>
-          <w:szCs w:val="22"/>
-          <w:rtl w:val="0"/>
-        </w:rPr>
-        <w:t xml:space="preserve">2. Capa de Datos y Servicios: Supabase y PostgreSQL</w:t>
-      </w:r>
-    </w:p>
-    <w:p>
-      <w:pPr>
-        <w:spacing w:after="240" w:lineRule="auto"/>
-        <w:rPr>
-          <w:sz w:val="24"/>
-          <w:szCs w:val="24"/>
-        </w:rPr>
-      </w:pPr>
-      <w:r>
-        <w:rPr>
-          <w:sz w:val="24"/>
-          <w:szCs w:val="24"/>
-          <w:rtl w:val="0"/>
-        </w:rPr>
-        <w:t xml:space="preserve">La inteligencia del backend se delega en </w:t>
-      </w:r>
-      <w:r>
-        <w:rPr>
-          <w:b w:val="1"/>
-          <w:bCs w:val="1"/>
-          <w:sz w:val="24"/>
-          <w:szCs w:val="24"/>
-          <w:rtl w:val="0"/>
-        </w:rPr>
-        <w:t xml:space="preserve">Supabase</w:t>
-      </w:r>
-      <w:r>
-        <w:rPr>
-          <w:sz w:val="24"/>
-          <w:szCs w:val="24"/>
-          <w:rtl w:val="0"/>
-        </w:rPr>
-        <w:t xml:space="preserve">, actuando como un Backend as a Service (BaaS). El corazón del sistema es una base de datos relacional </w:t>
-      </w:r>
-      <w:r>
-        <w:rPr>
-          <w:b w:val="1"/>
-          <w:bCs w:val="1"/>
-          <w:sz w:val="24"/>
-          <w:szCs w:val="24"/>
-          <w:rtl w:val="0"/>
-        </w:rPr>
-        <w:t xml:space="preserve">PostgreSQL</w:t>
-      </w:r>
-      <w:r>
-        <w:rPr>
-          <w:sz w:val="24"/>
-          <w:szCs w:val="24"/>
-          <w:rtl w:val="0"/>
-        </w:rPr>
-        <w:t xml:space="preserve">, diseñada para manejar la complejidad de las operaciones industriales:</w:t>
-      </w:r>
-    </w:p>
-    <w:p>
-      <w:pPr>
-        <w:numPr>
-          <w:ilvl w:val="0"/>
-          <w:numId w:val="27"/>
-        </w:numPr>
-        <w:spacing w:after="0" w:afterAutospacing="0" w:lineRule="auto"/>
-        <w:ind w:left="720" w:hanging="360"/>
-        <w:rPr>
-          <w:sz w:val="24"/>
-          <w:szCs w:val="24"/>
-        </w:rPr>
-      </w:pPr>
-      <w:r>
-        <w:rPr>
-          <w:b w:val="1"/>
-          <w:bCs w:val="1"/>
-          <w:sz w:val="24"/>
-          <w:szCs w:val="24"/>
-          <w:rtl w:val="0"/>
-        </w:rPr>
-        <w:t xml:space="preserve">Vínculo Cliente-Pedido:</w:t>
-      </w:r>
-      <w:r>
-        <w:rPr>
-          <w:sz w:val="24"/>
-          <w:szCs w:val="24"/>
-          <w:rtl w:val="0"/>
-        </w:rPr>
-        <w:t xml:space="preserve"> Organización lógica de $1:N$ para mantener el historial comercial.</w:t>
-      </w:r>
-    </w:p>
-    <w:p>
-      <w:pPr>
-        <w:numPr>
-          <w:ilvl w:val="0"/>
-          <w:numId w:val="27"/>
-        </w:numPr>
-        <w:spacing w:after="240" w:lineRule="auto"/>
-        <w:ind w:left="720" w:hanging="360"/>
-        <w:rPr>
-          <w:sz w:val="24"/>
-          <w:szCs w:val="24"/>
-        </w:rPr>
-      </w:pPr>
-      <w:r>
-        <w:rPr>
-          <w:b w:val="1"/>
-          <w:bCs w:val="1"/>
-          <w:sz w:val="24"/>
-          <w:szCs w:val="24"/>
-          <w:rtl w:val="0"/>
-        </w:rPr>
-        <w:t xml:space="preserve">Gestión de Flujos de Stock:</w:t>
-      </w:r>
-      <w:r>
-        <w:rPr>
-          <w:sz w:val="24"/>
-          <w:szCs w:val="24"/>
-          <w:rtl w:val="0"/>
-        </w:rPr>
-        <w:t xml:space="preserve"> Lógica de negocio integrada que impide discrepancias entre el stock digital y el material físico existente.</w:t>
-      </w:r>
-    </w:p>
-    <w:p>
-      <w:pPr>
-        <w:pStyle w:val="Heading4"/>
-        <w:keepNext w:val="0"/>
-        <w:keepLines w:val="0"/>
-        <w:spacing w:after="40" w:before="0" w:lineRule="auto"/>
-        <w:rPr>
-          <w:b w:val="1"/>
-          <w:bCs w:val="1"/>
-          <w:color w:val="000000"/>
-          <w:sz w:val="22"/>
-          <w:szCs w:val="22"/>
-        </w:rPr>
-      </w:pPr>
-      <w:bookmarkStart w:colFirst="0" w:colLast="0" w:name="_8rlt13i838jq" w:id="12"/>
-      <w:bookmarkEnd w:id="12"/>
-      <w:r>
-        <w:rPr>
-          <w:b w:val="1"/>
-          <w:bCs w:val="1"/>
-          <w:color w:val="000000"/>
-          <w:sz w:val="22"/>
-          <w:szCs w:val="22"/>
-          <w:rtl w:val="0"/>
-        </w:rPr>
-        <w:t xml:space="preserve">3. Hosting y Continuidad: Vercel</w:t>
-      </w:r>
-    </w:p>
-    <w:p>
-      <w:pPr>
-        <w:spacing w:after="240" w:lineRule="auto"/>
-        <w:rPr>
-          <w:sz w:val="24"/>
-          <w:szCs w:val="24"/>
-        </w:rPr>
-      </w:pPr>
-      <w:r>
-        <w:rPr>
-          <w:sz w:val="24"/>
-          <w:szCs w:val="24"/>
-          <w:rtl w:val="0"/>
-        </w:rPr>
-        <w:t xml:space="preserve">La aplicación se encuentra alojada en </w:t>
-      </w:r>
-      <w:r>
-        <w:rPr>
-          <w:b w:val="1"/>
-          <w:bCs w:val="1"/>
-          <w:sz w:val="24"/>
-          <w:szCs w:val="24"/>
-          <w:rtl w:val="0"/>
-        </w:rPr>
-        <w:t xml:space="preserve">Vercel</w:t>
-      </w:r>
-      <w:r>
-        <w:rPr>
-          <w:sz w:val="24"/>
-          <w:szCs w:val="24"/>
-          <w:rtl w:val="0"/>
-        </w:rPr>
-        <w:t xml:space="preserve">, lo que garantiza una disponibilidad del 99.9%. Esta plataforma nos provee de certificados de seguridad SSL para el cifrado de datos y una red de distribución (CDN) que asegura que el sistema esté disponible en cualquier punto de la red con latencia mínima.</w:t>
-      </w:r>
-    </w:p>
-    <w:p>
-      <w:pPr>
-        <w:spacing w:after="240" w:before="240" w:line="360" w:lineRule="auto"/>
-        <w:rPr>
-          <w:sz w:val="24"/>
-          <w:szCs w:val="24"/>
-        </w:rPr>
-      </w:pPr>
-      <w:r>
-        <w:rPr>
-          <w:rtl w:val="0"/>
-        </w:rPr>
-      </w:r>
-    </w:p>
-    <w:p>
-      <w:pPr>
-        <w:pStyle w:val="Heading3"/>
-        <w:keepNext w:val="0"/>
-        <w:keepLines w:val="0"/>
-        <w:spacing w:before="0" w:lineRule="auto"/>
-        <w:rPr>
-          <w:b w:val="1"/>
-          <w:bCs w:val="1"/>
-          <w:color w:val="000000"/>
-          <w:sz w:val="26"/>
-          <w:szCs w:val="26"/>
-        </w:rPr>
-      </w:pPr>
-      <w:bookmarkStart w:colFirst="0" w:colLast="0" w:name="_sitgwxwhkw30" w:id="13"/>
-      <w:bookmarkEnd w:id="13"/>
-      <w:r>
-        <w:rPr>
-          <w:b w:val="1"/>
-          <w:bCs w:val="1"/>
-          <w:color w:val="000000"/>
-          <w:sz w:val="26"/>
-          <w:szCs w:val="26"/>
-          <w:rtl w:val="0"/>
-        </w:rPr>
         <w:t xml:space="preserve">ESTRUCTURA LOGICIAL DE LA BASE DE DATOS</w:t>
       </w:r>
     </w:p>
     <w:p>
       <w:pPr>
-        <w:spacing w:after="240" w:lineRule="auto"/>
+        <w:spacing w:after="240" w:line="360" w:lineRule="auto"/>
         <w:rPr>
           <w:sz w:val="24"/>
           <w:szCs w:val="24"/>
@@ -1943,7 +1943,7 @@
           <w:ilvl w:val="0"/>
           <w:numId w:val="6"/>
         </w:numPr>
-        <w:spacing w:after="0" w:afterAutospacing="0" w:lineRule="auto"/>
+        <w:spacing w:after="0" w:afterAutospacing="0" w:line="360" w:lineRule="auto"/>
         <w:ind w:left="720" w:hanging="360"/>
         <w:rPr>
           <w:sz w:val="24"/>
@@ -1992,7 +1992,7 @@
           <w:ilvl w:val="0"/>
           <w:numId w:val="6"/>
         </w:numPr>
-        <w:spacing w:after="0" w:afterAutospacing="0" w:lineRule="auto"/>
+        <w:spacing w:after="0" w:afterAutospacing="0" w:line="360" w:lineRule="auto"/>
         <w:ind w:left="720" w:hanging="360"/>
         <w:rPr>
           <w:sz w:val="24"/>
@@ -2024,7 +2024,7 @@
           <w:ilvl w:val="0"/>
           <w:numId w:val="6"/>
         </w:numPr>
-        <w:spacing w:after="0" w:afterAutospacing="0" w:lineRule="auto"/>
+        <w:spacing w:after="0" w:afterAutospacing="0" w:line="360" w:lineRule="auto"/>
         <w:ind w:left="720" w:hanging="360"/>
         <w:rPr>
           <w:sz w:val="24"/>
@@ -2056,7 +2056,7 @@
           <w:ilvl w:val="0"/>
           <w:numId w:val="6"/>
         </w:numPr>
-        <w:spacing w:after="240" w:lineRule="auto"/>
+        <w:spacing w:after="240" w:line="360" w:lineRule="auto"/>
         <w:ind w:left="720" w:hanging="360"/>
         <w:rPr>
           <w:sz w:val="24"/>
@@ -2101,7 +2101,7 @@
         <w:pStyle w:val="Heading3"/>
         <w:keepNext w:val="0"/>
         <w:keepLines w:val="0"/>
-        <w:spacing w:before="0" w:lineRule="auto"/>
+        <w:spacing w:before="0" w:line="360" w:lineRule="auto"/>
         <w:rPr>
           <w:b w:val="1"/>
           <w:bCs w:val="1"/>
@@ -2126,7 +2126,7 @@
     </w:p>
     <w:p>
       <w:pPr>
-        <w:spacing w:after="240" w:lineRule="auto"/>
+        <w:spacing w:after="240" w:line="360" w:lineRule="auto"/>
         <w:rPr>
           <w:sz w:val="24"/>
           <w:szCs w:val="24"/>
@@ -2234,28 +2234,6 @@
           <w:szCs w:val="24"/>
         </w:rPr>
       </w:pPr>
-      <w:r>
-        <w:rPr>
-          <w:sz w:val="24"/>
-          <w:szCs w:val="24"/>
-          <w:rtl w:val="0"/>
-        </w:rPr>
-        <w:t xml:space="preserve">Copiá estos bloques para sus páginas siguientes (aproximadamente de la 14 a la 20):</w:t>
-      </w:r>
-    </w:p>
-    <w:p>
-      <w:pPr>
-        <w:spacing w:after="240" w:before="240" w:line="360" w:lineRule="auto"/>
-        <w:rPr>
-          <w:sz w:val="24"/>
-          <w:szCs w:val="24"/>
-        </w:rPr>
-      </w:pPr>
-      <w:r>
-        <w:pict>
-          <v:rect style="width:0.0pt;height:1.5pt" o:hr="t" o:hrstd="t" o:hralign="center" fillcolor="#A0A0A0" stroked="f"/>
-        </w:pict>
-      </w:r>
       <w:r>
         <w:rPr>
           <w:rtl w:val="0"/>
@@ -2364,7 +2342,7 @@
       <w:pPr>
         <w:numPr>
           <w:ilvl w:val="0"/>
-          <w:numId w:val="54"/>
+          <w:numId w:val="59"/>
         </w:numPr>
         <w:spacing w:after="0" w:afterAutospacing="0" w:before="240" w:line="360" w:lineRule="auto"/>
         <w:ind w:left="720" w:hanging="360"/>
@@ -2396,7 +2374,7 @@
       <w:pPr>
         <w:numPr>
           <w:ilvl w:val="0"/>
-          <w:numId w:val="54"/>
+          <w:numId w:val="59"/>
         </w:numPr>
         <w:spacing w:after="240" w:before="0" w:beforeAutospacing="0" w:line="360" w:lineRule="auto"/>
         <w:ind w:left="720" w:hanging="360"/>
@@ -2432,11 +2410,6 @@
           <w:szCs w:val="24"/>
         </w:rPr>
       </w:pPr>
-      <w:r>
-        <w:pict>
-          <v:rect style="width:0.0pt;height:1.5pt" o:hr="t" o:hrstd="t" o:hralign="center" fillcolor="#A0A0A0" stroked="f"/>
-        </w:pict>
-      </w:r>
       <w:r>
         <w:rPr>
           <w:rtl w:val="0"/>
@@ -2636,7 +2609,7 @@
       <w:pPr>
         <w:numPr>
           <w:ilvl w:val="0"/>
-          <w:numId w:val="19"/>
+          <w:numId w:val="21"/>
         </w:numPr>
         <w:spacing w:after="0" w:afterAutospacing="0" w:before="240" w:line="360" w:lineRule="auto"/>
         <w:ind w:left="720" w:hanging="360"/>
@@ -2668,7 +2641,7 @@
       <w:pPr>
         <w:numPr>
           <w:ilvl w:val="0"/>
-          <w:numId w:val="19"/>
+          <w:numId w:val="21"/>
         </w:numPr>
         <w:spacing w:after="240" w:before="0" w:beforeAutospacing="0" w:line="360" w:lineRule="auto"/>
         <w:ind w:left="720" w:hanging="360"/>
@@ -2903,7 +2876,7 @@
       <w:pPr>
         <w:numPr>
           <w:ilvl w:val="0"/>
-          <w:numId w:val="46"/>
+          <w:numId w:val="51"/>
         </w:numPr>
         <w:spacing w:after="0" w:afterAutospacing="0" w:before="240" w:line="360" w:lineRule="auto"/>
         <w:ind w:left="720" w:hanging="360"/>
@@ -2935,7 +2908,7 @@
       <w:pPr>
         <w:numPr>
           <w:ilvl w:val="0"/>
-          <w:numId w:val="46"/>
+          <w:numId w:val="51"/>
         </w:numPr>
         <w:spacing w:after="0" w:afterAutospacing="0" w:before="0" w:beforeAutospacing="0" w:line="360" w:lineRule="auto"/>
         <w:ind w:left="720" w:hanging="360"/>
@@ -2967,7 +2940,7 @@
       <w:pPr>
         <w:numPr>
           <w:ilvl w:val="0"/>
-          <w:numId w:val="46"/>
+          <w:numId w:val="51"/>
         </w:numPr>
         <w:spacing w:after="240" w:before="0" w:beforeAutospacing="0" w:line="360" w:lineRule="auto"/>
         <w:ind w:left="720" w:hanging="360"/>
@@ -3044,7 +3017,7 @@
       <w:pPr>
         <w:numPr>
           <w:ilvl w:val="0"/>
-          <w:numId w:val="13"/>
+          <w:numId w:val="14"/>
         </w:numPr>
         <w:spacing w:after="0" w:afterAutospacing="0" w:before="240" w:line="360" w:lineRule="auto"/>
         <w:ind w:left="720" w:hanging="360"/>
@@ -3076,7 +3049,7 @@
       <w:pPr>
         <w:numPr>
           <w:ilvl w:val="0"/>
-          <w:numId w:val="13"/>
+          <w:numId w:val="14"/>
         </w:numPr>
         <w:spacing w:after="240" w:before="0" w:beforeAutospacing="0" w:line="360" w:lineRule="auto"/>
         <w:ind w:left="720" w:hanging="360"/>
@@ -3203,7 +3176,7 @@
       <w:pPr>
         <w:numPr>
           <w:ilvl w:val="0"/>
-          <w:numId w:val="30"/>
+          <w:numId w:val="32"/>
         </w:numPr>
         <w:spacing w:after="0" w:afterAutospacing="0" w:before="240" w:line="360" w:lineRule="auto"/>
         <w:ind w:left="720" w:hanging="360"/>
@@ -3235,7 +3208,7 @@
       <w:pPr>
         <w:numPr>
           <w:ilvl w:val="0"/>
-          <w:numId w:val="30"/>
+          <w:numId w:val="32"/>
         </w:numPr>
         <w:spacing w:after="240" w:before="0" w:beforeAutospacing="0" w:line="360" w:lineRule="auto"/>
         <w:ind w:left="720" w:hanging="360"/>
@@ -3357,12 +3330,12 @@
           <wp:inline distB="114300" distT="114300" distL="114300" distR="114300">
             <wp:extent cx="5731200" cy="4470400"/>
             <wp:effectExtent b="0" l="0" r="0" t="0"/>
-            <wp:docPr id="6" name="image5.png"/>
+            <wp:docPr id="6" name="image4.png"/>
             <a:graphic>
               <a:graphicData uri="http://schemas.openxmlformats.org/drawingml/2006/picture">
                 <pic:pic>
                   <pic:nvPicPr>
-                    <pic:cNvPr id="0" name="image5.png"/>
+                    <pic:cNvPr id="0" name="image4.png"/>
                     <pic:cNvPicPr preferRelativeResize="0"/>
                   </pic:nvPicPr>
                   <pic:blipFill>
@@ -3521,7 +3494,7 @@
       <w:pPr>
         <w:numPr>
           <w:ilvl w:val="0"/>
-          <w:numId w:val="49"/>
+          <w:numId w:val="54"/>
         </w:numPr>
         <w:spacing w:after="0" w:afterAutospacing="0" w:before="240" w:line="360" w:lineRule="auto"/>
         <w:ind w:left="720" w:hanging="360"/>
@@ -3553,7 +3526,7 @@
       <w:pPr>
         <w:numPr>
           <w:ilvl w:val="0"/>
-          <w:numId w:val="49"/>
+          <w:numId w:val="54"/>
         </w:numPr>
         <w:spacing w:after="0" w:afterAutospacing="0" w:before="0" w:beforeAutospacing="0" w:line="360" w:lineRule="auto"/>
         <w:ind w:left="720" w:hanging="360"/>
@@ -3585,7 +3558,7 @@
       <w:pPr>
         <w:numPr>
           <w:ilvl w:val="0"/>
-          <w:numId w:val="49"/>
+          <w:numId w:val="54"/>
         </w:numPr>
         <w:spacing w:after="0" w:afterAutospacing="0" w:before="0" w:beforeAutospacing="0" w:line="360" w:lineRule="auto"/>
         <w:ind w:left="720" w:hanging="360"/>
@@ -3617,7 +3590,7 @@
       <w:pPr>
         <w:numPr>
           <w:ilvl w:val="0"/>
-          <w:numId w:val="49"/>
+          <w:numId w:val="54"/>
         </w:numPr>
         <w:spacing w:after="240" w:before="0" w:beforeAutospacing="0" w:line="360" w:lineRule="auto"/>
         <w:ind w:left="720" w:hanging="360"/>
@@ -3694,7 +3667,7 @@
       <w:pPr>
         <w:numPr>
           <w:ilvl w:val="0"/>
-          <w:numId w:val="18"/>
+          <w:numId w:val="20"/>
         </w:numPr>
         <w:spacing w:after="0" w:afterAutospacing="0" w:before="240" w:line="360" w:lineRule="auto"/>
         <w:ind w:left="720" w:hanging="360"/>
@@ -3726,7 +3699,7 @@
       <w:pPr>
         <w:numPr>
           <w:ilvl w:val="0"/>
-          <w:numId w:val="18"/>
+          <w:numId w:val="20"/>
         </w:numPr>
         <w:spacing w:after="0" w:afterAutospacing="0" w:before="0" w:beforeAutospacing="0" w:line="360" w:lineRule="auto"/>
         <w:ind w:left="720" w:hanging="360"/>
@@ -3758,7 +3731,7 @@
       <w:pPr>
         <w:numPr>
           <w:ilvl w:val="0"/>
-          <w:numId w:val="18"/>
+          <w:numId w:val="20"/>
         </w:numPr>
         <w:spacing w:after="240" w:before="0" w:beforeAutospacing="0" w:line="360" w:lineRule="auto"/>
         <w:ind w:left="720" w:hanging="360"/>
@@ -4009,7 +3982,7 @@
       <w:pPr>
         <w:numPr>
           <w:ilvl w:val="0"/>
-          <w:numId w:val="43"/>
+          <w:numId w:val="47"/>
         </w:numPr>
         <w:spacing w:after="0" w:afterAutospacing="0" w:before="240" w:line="360" w:lineRule="auto"/>
         <w:ind w:left="720" w:hanging="360"/>
@@ -4041,7 +4014,7 @@
       <w:pPr>
         <w:numPr>
           <w:ilvl w:val="0"/>
-          <w:numId w:val="43"/>
+          <w:numId w:val="47"/>
         </w:numPr>
         <w:spacing w:after="240" w:before="0" w:beforeAutospacing="0" w:line="360" w:lineRule="auto"/>
         <w:ind w:left="720" w:hanging="360"/>
@@ -4112,7 +4085,7 @@
       <w:pPr>
         <w:numPr>
           <w:ilvl w:val="0"/>
-          <w:numId w:val="26"/>
+          <w:numId w:val="28"/>
         </w:numPr>
         <w:spacing w:after="0" w:afterAutospacing="0" w:before="240" w:line="360" w:lineRule="auto"/>
         <w:ind w:left="720" w:hanging="360"/>
@@ -4144,7 +4117,7 @@
       <w:pPr>
         <w:numPr>
           <w:ilvl w:val="0"/>
-          <w:numId w:val="26"/>
+          <w:numId w:val="28"/>
         </w:numPr>
         <w:spacing w:after="240" w:before="0" w:beforeAutospacing="0" w:line="360" w:lineRule="auto"/>
         <w:ind w:left="720" w:hanging="360"/>
@@ -4261,23 +4234,19 @@
           <w:szCs w:val="26"/>
           <w:rtl w:val="0"/>
         </w:rPr>
-        <w:t xml:space="preserve">25. PROCESO DE DISEÑO DE INTERFAZ (UI) Y EXPERIENCIA DE USUARIO (UX)</w:t>
+        <w:t xml:space="preserve">PROCESO DE DISEÑO DE INTERFAZ (UI) Y EXPERIENCIA DE USUARIO (UX)</w:t>
       </w:r>
     </w:p>
     <w:p>
       <w:pPr>
         <w:spacing w:after="240" w:before="240" w:line="360" w:lineRule="auto"/>
         <w:rPr>
-          <w:b w:val="1"/>
-          <w:bCs w:val="1"/>
-          <w:sz w:val="24"/>
-          <w:szCs w:val="24"/>
-        </w:rPr>
-      </w:pPr>
-      <w:r>
-        <w:rPr>
-          <w:b w:val="1"/>
-          <w:bCs w:val="1"/>
+          <w:sz w:val="24"/>
+          <w:szCs w:val="24"/>
+        </w:rPr>
+      </w:pPr>
+      <w:r>
+        <w:rPr>
           <w:sz w:val="24"/>
           <w:szCs w:val="24"/>
           <w:rtl w:val="0"/>
@@ -4317,16 +4286,12 @@
       <w:pPr>
         <w:spacing w:after="240" w:before="240" w:line="360" w:lineRule="auto"/>
         <w:rPr>
-          <w:b w:val="1"/>
-          <w:bCs w:val="1"/>
-          <w:sz w:val="24"/>
-          <w:szCs w:val="24"/>
-        </w:rPr>
-      </w:pPr>
-      <w:r>
-        <w:rPr>
-          <w:b w:val="1"/>
-          <w:bCs w:val="1"/>
+          <w:sz w:val="24"/>
+          <w:szCs w:val="24"/>
+        </w:rPr>
+      </w:pPr>
+      <w:r>
+        <w:rPr>
           <w:sz w:val="24"/>
           <w:szCs w:val="24"/>
           <w:rtl w:val="0"/>
@@ -4338,16 +4303,12 @@
       <w:pPr>
         <w:spacing w:after="240" w:before="240" w:line="360" w:lineRule="auto"/>
         <w:rPr>
-          <w:b w:val="1"/>
-          <w:bCs w:val="1"/>
-          <w:sz w:val="24"/>
-          <w:szCs w:val="24"/>
-        </w:rPr>
-      </w:pPr>
-      <w:r>
-        <w:rPr>
-          <w:b w:val="1"/>
-          <w:bCs w:val="1"/>
+          <w:sz w:val="24"/>
+          <w:szCs w:val="24"/>
+        </w:rPr>
+      </w:pPr>
+      <w:r>
+        <w:rPr>
           <w:sz w:val="24"/>
           <w:szCs w:val="24"/>
           <w:rtl w:val="0"/>
@@ -4380,23 +4341,19 @@
           <w:szCs w:val="26"/>
           <w:rtl w:val="0"/>
         </w:rPr>
-        <w:t xml:space="preserve">25.2. DEFINICIÓN PROFUNDA DEL SISTEMA DE DISEÑO (DESIGN SYSTEM)</w:t>
+        <w:t xml:space="preserve">DEFINICIÓN PROFUNDA DEL SISTEMA DE DISEÑO (DESIGN SYSTEM)</w:t>
       </w:r>
     </w:p>
     <w:p>
       <w:pPr>
         <w:spacing w:after="240" w:before="240" w:line="360" w:lineRule="auto"/>
         <w:rPr>
-          <w:b w:val="1"/>
-          <w:bCs w:val="1"/>
-          <w:sz w:val="24"/>
-          <w:szCs w:val="24"/>
-        </w:rPr>
-      </w:pPr>
-      <w:r>
-        <w:rPr>
-          <w:b w:val="1"/>
-          <w:bCs w:val="1"/>
+          <w:sz w:val="24"/>
+          <w:szCs w:val="24"/>
+        </w:rPr>
+      </w:pPr>
+      <w:r>
+        <w:rPr>
           <w:sz w:val="24"/>
           <w:szCs w:val="24"/>
           <w:rtl w:val="0"/>
@@ -4436,16 +4393,12 @@
       <w:pPr>
         <w:spacing w:after="240" w:before="240" w:line="360" w:lineRule="auto"/>
         <w:rPr>
-          <w:b w:val="1"/>
-          <w:bCs w:val="1"/>
-          <w:sz w:val="24"/>
-          <w:szCs w:val="24"/>
-        </w:rPr>
-      </w:pPr>
-      <w:r>
-        <w:rPr>
-          <w:b w:val="1"/>
-          <w:bCs w:val="1"/>
+          <w:sz w:val="24"/>
+          <w:szCs w:val="24"/>
+        </w:rPr>
+      </w:pPr>
+      <w:r>
+        <w:rPr>
           <w:sz w:val="24"/>
           <w:szCs w:val="24"/>
           <w:rtl w:val="0"/>
@@ -4457,7 +4410,7 @@
       <w:pPr>
         <w:numPr>
           <w:ilvl w:val="0"/>
-          <w:numId w:val="14"/>
+          <w:numId w:val="15"/>
         </w:numPr>
         <w:spacing w:after="0" w:afterAutospacing="0" w:before="240" w:line="360" w:lineRule="auto"/>
         <w:ind w:left="720" w:hanging="360"/>
@@ -4483,7 +4436,7 @@
       <w:pPr>
         <w:numPr>
           <w:ilvl w:val="0"/>
-          <w:numId w:val="14"/>
+          <w:numId w:val="15"/>
         </w:numPr>
         <w:spacing w:after="0" w:afterAutospacing="0" w:before="0" w:beforeAutospacing="0" w:line="360" w:lineRule="auto"/>
         <w:ind w:left="720" w:hanging="360"/>
@@ -4531,7 +4484,7 @@
       <w:pPr>
         <w:numPr>
           <w:ilvl w:val="0"/>
-          <w:numId w:val="14"/>
+          <w:numId w:val="15"/>
         </w:numPr>
         <w:spacing w:after="0" w:afterAutospacing="0" w:before="0" w:beforeAutospacing="0" w:line="360" w:lineRule="auto"/>
         <w:ind w:left="720" w:hanging="360"/>
@@ -4557,7 +4510,7 @@
       <w:pPr>
         <w:numPr>
           <w:ilvl w:val="0"/>
-          <w:numId w:val="14"/>
+          <w:numId w:val="15"/>
         </w:numPr>
         <w:spacing w:after="0" w:afterAutospacing="0" w:before="0" w:beforeAutospacing="0" w:line="360" w:lineRule="auto"/>
         <w:ind w:left="720" w:hanging="360"/>
@@ -4583,7 +4536,7 @@
       <w:pPr>
         <w:numPr>
           <w:ilvl w:val="0"/>
-          <w:numId w:val="14"/>
+          <w:numId w:val="15"/>
         </w:numPr>
         <w:spacing w:after="240" w:before="0" w:beforeAutospacing="0" w:line="360" w:lineRule="auto"/>
         <w:ind w:left="720" w:hanging="360"/>
@@ -4637,16 +4590,12 @@
       <w:pPr>
         <w:spacing w:after="240" w:before="240" w:line="360" w:lineRule="auto"/>
         <w:rPr>
-          <w:b w:val="1"/>
-          <w:bCs w:val="1"/>
-          <w:sz w:val="24"/>
-          <w:szCs w:val="24"/>
-        </w:rPr>
-      </w:pPr>
-      <w:r>
-        <w:rPr>
-          <w:b w:val="1"/>
-          <w:bCs w:val="1"/>
+          <w:sz w:val="24"/>
+          <w:szCs w:val="24"/>
+        </w:rPr>
+      </w:pPr>
+      <w:r>
+        <w:rPr>
           <w:sz w:val="24"/>
           <w:szCs w:val="24"/>
           <w:rtl w:val="0"/>
@@ -4787,11 +4736,6 @@
         </w:rPr>
       </w:pPr>
       <w:r>
-        <w:pict>
-          <v:rect style="width:0.0pt;height:1.5pt" o:hr="t" o:hrstd="t" o:hralign="center" fillcolor="#A0A0A0" stroked="f"/>
-        </w:pict>
-      </w:r>
-      <w:r>
         <w:rPr>
           <w:rtl w:val="0"/>
         </w:rPr>
@@ -4822,23 +4766,19 @@
           <w:szCs w:val="26"/>
           <w:rtl w:val="0"/>
         </w:rPr>
-        <w:t xml:space="preserve">25.3. ANATOMÍA DE LOS COMPONENTES DE INTERFAZ</w:t>
+        <w:t xml:space="preserve">ANATOMÍA DE LOS COMPONENTES DE INTERFAZ</w:t>
       </w:r>
     </w:p>
     <w:p>
       <w:pPr>
         <w:spacing w:after="240" w:before="240" w:line="360" w:lineRule="auto"/>
         <w:rPr>
-          <w:b w:val="1"/>
-          <w:bCs w:val="1"/>
-          <w:sz w:val="24"/>
-          <w:szCs w:val="24"/>
-        </w:rPr>
-      </w:pPr>
-      <w:r>
-        <w:rPr>
-          <w:b w:val="1"/>
-          <w:bCs w:val="1"/>
+          <w:sz w:val="24"/>
+          <w:szCs w:val="24"/>
+        </w:rPr>
+      </w:pPr>
+      <w:r>
+        <w:rPr>
           <w:sz w:val="24"/>
           <w:szCs w:val="24"/>
           <w:rtl w:val="0"/>
@@ -4878,16 +4818,12 @@
       <w:pPr>
         <w:spacing w:after="240" w:before="240" w:line="360" w:lineRule="auto"/>
         <w:rPr>
-          <w:b w:val="1"/>
-          <w:bCs w:val="1"/>
-          <w:sz w:val="24"/>
-          <w:szCs w:val="24"/>
-        </w:rPr>
-      </w:pPr>
-      <w:r>
-        <w:rPr>
-          <w:b w:val="1"/>
-          <w:bCs w:val="1"/>
+          <w:sz w:val="24"/>
+          <w:szCs w:val="24"/>
+        </w:rPr>
+      </w:pPr>
+      <w:r>
+        <w:rPr>
           <w:sz w:val="24"/>
           <w:szCs w:val="24"/>
           <w:rtl w:val="0"/>
@@ -4899,7 +4835,7 @@
       <w:pPr>
         <w:numPr>
           <w:ilvl w:val="0"/>
-          <w:numId w:val="53"/>
+          <w:numId w:val="58"/>
         </w:numPr>
         <w:spacing w:after="0" w:afterAutospacing="0" w:before="240" w:line="360" w:lineRule="auto"/>
         <w:ind w:left="720" w:hanging="360"/>
@@ -4947,7 +4883,7 @@
       <w:pPr>
         <w:numPr>
           <w:ilvl w:val="0"/>
-          <w:numId w:val="53"/>
+          <w:numId w:val="58"/>
         </w:numPr>
         <w:spacing w:after="240" w:before="0" w:beforeAutospacing="0" w:line="360" w:lineRule="auto"/>
         <w:ind w:left="720" w:hanging="360"/>
@@ -5045,16 +4981,12 @@
       <w:pPr>
         <w:spacing w:after="240" w:before="240" w:line="360" w:lineRule="auto"/>
         <w:rPr>
-          <w:b w:val="1"/>
-          <w:bCs w:val="1"/>
-          <w:sz w:val="24"/>
-          <w:szCs w:val="24"/>
-        </w:rPr>
-      </w:pPr>
-      <w:r>
-        <w:rPr>
-          <w:b w:val="1"/>
-          <w:bCs w:val="1"/>
+          <w:sz w:val="24"/>
+          <w:szCs w:val="24"/>
+        </w:rPr>
+      </w:pPr>
+      <w:r>
+        <w:rPr>
           <w:sz w:val="24"/>
           <w:szCs w:val="24"/>
           <w:rtl w:val="0"/>
@@ -5066,7 +4998,7 @@
       <w:pPr>
         <w:numPr>
           <w:ilvl w:val="0"/>
-          <w:numId w:val="20"/>
+          <w:numId w:val="22"/>
         </w:numPr>
         <w:spacing w:after="240" w:before="240" w:line="360" w:lineRule="auto"/>
         <w:ind w:left="720" w:hanging="360"/>
@@ -5085,7 +5017,15 @@
           <w:szCs w:val="24"/>
           <w:rtl w:val="0"/>
         </w:rPr>
-        <w:t xml:space="preserve">Estructura de Card: Cada tarjeta de producto muestra en negrita el nombre, en un color destacado el stock, y en la parte inferior las acciones rápidas (editar/eliminar). Esto permite que el operario escanee la pantalla rápidamente mientras camina por el depósito.</w:t>
+        <w:t xml:space="preserve">Estructura de Card: </w:t>
+      </w:r>
+      <w:r>
+        <w:rPr>
+          <w:sz w:val="24"/>
+          <w:szCs w:val="24"/>
+          <w:rtl w:val="0"/>
+        </w:rPr>
+        <w:t xml:space="preserve">Cada tarjeta de producto muestra en negrita el nombre, en un color destacado el stock, y en la parte inferior las acciones rápidas (editar/eliminar). Esto permite que el operario escanee la pantalla rápidamente mientras camina por el depósito.</w:t>
       </w:r>
     </w:p>
     <w:p>
@@ -5098,11 +5038,6 @@
           <w:szCs w:val="24"/>
         </w:rPr>
       </w:pPr>
-      <w:r>
-        <w:pict>
-          <v:rect style="width:0.0pt;height:1.5pt" o:hr="t" o:hrstd="t" o:hralign="center" fillcolor="#A0A0A0" stroked="f"/>
-        </w:pict>
-      </w:r>
       <w:r>
         <w:rPr>
           <w:rtl w:val="0"/>
@@ -5134,7 +5069,7 @@
           <w:szCs w:val="26"/>
           <w:rtl w:val="0"/>
         </w:rPr>
-        <w:t xml:space="preserve">25.4. JERARQUÍA VISUAL Y LEYES DE LA GESTALT</w:t>
+        <w:t xml:space="preserve">JERARQUÍA VISUAL Y LEYES DE LA GESTALT</w:t>
       </w:r>
     </w:p>
     <w:p>
@@ -5156,6 +5091,803 @@
           <w:rtl w:val="0"/>
         </w:rPr>
         <w:t xml:space="preserve">Aplicamos principios de la psicología de la forma para organizar la información:</w:t>
+      </w:r>
+    </w:p>
+    <w:p>
+      <w:pPr>
+        <w:numPr>
+          <w:ilvl w:val="0"/>
+          <w:numId w:val="17"/>
+        </w:numPr>
+        <w:spacing w:after="0" w:afterAutospacing="0" w:before="240" w:line="360" w:lineRule="auto"/>
+        <w:ind w:left="720" w:hanging="360"/>
+        <w:rPr>
+          <w:b w:val="1"/>
+          <w:bCs w:val="1"/>
+          <w:sz w:val="24"/>
+          <w:szCs w:val="24"/>
+        </w:rPr>
+      </w:pPr>
+      <w:r>
+        <w:rPr>
+          <w:b w:val="1"/>
+          <w:bCs w:val="1"/>
+          <w:sz w:val="24"/>
+          <w:szCs w:val="24"/>
+          <w:rtl w:val="0"/>
+        </w:rPr>
+        <w:t xml:space="preserve">Ley de Proximidad: Los datos del cliente (nombre, teléfono, email) están agrupados visualmente mediante espacios en blanco (</w:t>
+      </w:r>
+      <w:r>
+        <w:rPr>
+          <w:rFonts w:ascii="Roboto Mono" w:cs="Roboto Mono" w:eastAsia="Roboto Mono" w:hAnsi="Roboto Mono"/>
+          <w:b w:val="1"/>
+          <w:bCs w:val="1"/>
+          <w:color w:val="188038"/>
+          <w:sz w:val="24"/>
+          <w:szCs w:val="24"/>
+          <w:rtl w:val="0"/>
+        </w:rPr>
+        <w:t xml:space="preserve">gap-4</w:t>
+      </w:r>
+      <w:r>
+        <w:rPr>
+          <w:b w:val="1"/>
+          <w:bCs w:val="1"/>
+          <w:sz w:val="24"/>
+          <w:szCs w:val="24"/>
+          <w:rtl w:val="0"/>
+        </w:rPr>
+        <w:t xml:space="preserve">), para que el cerebro los interprete como una sola entidad.</w:t>
+      </w:r>
+    </w:p>
+    <w:p>
+      <w:pPr>
+        <w:numPr>
+          <w:ilvl w:val="0"/>
+          <w:numId w:val="17"/>
+        </w:numPr>
+        <w:spacing w:after="0" w:afterAutospacing="0" w:before="0" w:beforeAutospacing="0" w:line="360" w:lineRule="auto"/>
+        <w:ind w:left="720" w:hanging="360"/>
+        <w:rPr>
+          <w:b w:val="1"/>
+          <w:bCs w:val="1"/>
+          <w:sz w:val="24"/>
+          <w:szCs w:val="24"/>
+        </w:rPr>
+      </w:pPr>
+      <w:r>
+        <w:rPr>
+          <w:b w:val="1"/>
+          <w:bCs w:val="1"/>
+          <w:sz w:val="24"/>
+          <w:szCs w:val="24"/>
+          <w:rtl w:val="0"/>
+        </w:rPr>
+        <w:t xml:space="preserve">Ley de Continuidad: Las listas de pedidos siguen una línea vertical clara, permitiendo que el administrador siga el orden cronológico de las ventas de manera natural.</w:t>
+      </w:r>
+    </w:p>
+    <w:p>
+      <w:pPr>
+        <w:numPr>
+          <w:ilvl w:val="0"/>
+          <w:numId w:val="17"/>
+        </w:numPr>
+        <w:spacing w:after="240" w:before="0" w:beforeAutospacing="0" w:line="360" w:lineRule="auto"/>
+        <w:ind w:left="720" w:hanging="360"/>
+        <w:rPr>
+          <w:b w:val="1"/>
+          <w:bCs w:val="1"/>
+          <w:sz w:val="24"/>
+          <w:szCs w:val="24"/>
+        </w:rPr>
+      </w:pPr>
+      <w:r>
+        <w:rPr>
+          <w:b w:val="1"/>
+          <w:bCs w:val="1"/>
+          <w:sz w:val="24"/>
+          <w:szCs w:val="24"/>
+          <w:rtl w:val="0"/>
+        </w:rPr>
+        <w:t xml:space="preserve">Contraste de Pesos: Se utiliza </w:t>
+      </w:r>
+      <w:r>
+        <w:rPr>
+          <w:rFonts w:ascii="Roboto Mono" w:cs="Roboto Mono" w:eastAsia="Roboto Mono" w:hAnsi="Roboto Mono"/>
+          <w:b w:val="1"/>
+          <w:bCs w:val="1"/>
+          <w:color w:val="188038"/>
+          <w:sz w:val="24"/>
+          <w:szCs w:val="24"/>
+          <w:rtl w:val="0"/>
+        </w:rPr>
+        <w:t xml:space="preserve">font-bold</w:t>
+      </w:r>
+      <w:r>
+        <w:rPr>
+          <w:b w:val="1"/>
+          <w:bCs w:val="1"/>
+          <w:sz w:val="24"/>
+          <w:szCs w:val="24"/>
+          <w:rtl w:val="0"/>
+        </w:rPr>
+        <w:t xml:space="preserve"> para los números financieros y </w:t>
+      </w:r>
+      <w:r>
+        <w:rPr>
+          <w:rFonts w:ascii="Roboto Mono" w:cs="Roboto Mono" w:eastAsia="Roboto Mono" w:hAnsi="Roboto Mono"/>
+          <w:b w:val="1"/>
+          <w:bCs w:val="1"/>
+          <w:color w:val="188038"/>
+          <w:sz w:val="24"/>
+          <w:szCs w:val="24"/>
+          <w:rtl w:val="0"/>
+        </w:rPr>
+        <w:t xml:space="preserve">font-light</w:t>
+      </w:r>
+      <w:r>
+        <w:rPr>
+          <w:b w:val="1"/>
+          <w:bCs w:val="1"/>
+          <w:sz w:val="24"/>
+          <w:szCs w:val="24"/>
+          <w:rtl w:val="0"/>
+        </w:rPr>
+        <w:t xml:space="preserve"> para las etiquetas secundarias. El dinero siempre debe ser lo más visible en un SGI.</w:t>
+      </w:r>
+    </w:p>
+    <w:p>
+      <w:pPr>
+        <w:spacing w:after="240" w:before="240" w:line="360" w:lineRule="auto"/>
+        <w:rPr>
+          <w:b w:val="1"/>
+          <w:bCs w:val="1"/>
+          <w:sz w:val="24"/>
+          <w:szCs w:val="24"/>
+        </w:rPr>
+      </w:pPr>
+      <w:r>
+        <w:rPr>
+          <w:rtl w:val="0"/>
+        </w:rPr>
+      </w:r>
+    </w:p>
+    <w:p>
+      <w:pPr>
+        <w:pStyle w:val="Heading3"/>
+        <w:keepNext w:val="0"/>
+        <w:keepLines w:val="0"/>
+        <w:spacing w:before="280" w:line="360" w:lineRule="auto"/>
+        <w:rPr>
+          <w:b w:val="1"/>
+          <w:bCs w:val="1"/>
+          <w:color w:val="000000"/>
+          <w:sz w:val="26"/>
+          <w:szCs w:val="26"/>
+        </w:rPr>
+      </w:pPr>
+      <w:bookmarkStart w:colFirst="0" w:colLast="0" w:name="_ik6y8qlwq8b9" w:id="38"/>
+      <w:bookmarkEnd w:id="38"/>
+      <w:r>
+        <w:rPr>
+          <w:b w:val="1"/>
+          <w:bCs w:val="1"/>
+          <w:color w:val="000000"/>
+          <w:sz w:val="26"/>
+          <w:szCs w:val="26"/>
+          <w:rtl w:val="0"/>
+        </w:rPr>
+        <w:t xml:space="preserve">EL PROCESO DE DISEÑO ITERATIVO (FEEDBACK LOOP)</w:t>
+      </w:r>
+    </w:p>
+    <w:p>
+      <w:pPr>
+        <w:spacing w:after="240" w:before="240" w:line="360" w:lineRule="auto"/>
+        <w:rPr>
+          <w:b w:val="1"/>
+          <w:bCs w:val="1"/>
+          <w:sz w:val="24"/>
+          <w:szCs w:val="24"/>
+        </w:rPr>
+      </w:pPr>
+      <w:r>
+        <w:rPr>
+          <w:b w:val="1"/>
+          <w:bCs w:val="1"/>
+          <w:sz w:val="24"/>
+          <w:szCs w:val="24"/>
+          <w:rtl w:val="0"/>
+        </w:rPr>
+        <w:t xml:space="preserve">El diseño final que se presenta en esta carpeta es la versión 3.0 del sistema. El proceso de evolución fue el siguiente:</w:t>
+      </w:r>
+    </w:p>
+    <w:p>
+      <w:pPr>
+        <w:numPr>
+          <w:ilvl w:val="0"/>
+          <w:numId w:val="40"/>
+        </w:numPr>
+        <w:spacing w:after="0" w:afterAutospacing="0" w:before="240" w:line="360" w:lineRule="auto"/>
+        <w:ind w:left="720" w:hanging="360"/>
+        <w:rPr>
+          <w:b w:val="1"/>
+          <w:bCs w:val="1"/>
+          <w:sz w:val="24"/>
+          <w:szCs w:val="24"/>
+        </w:rPr>
+      </w:pPr>
+      <w:r>
+        <w:rPr>
+          <w:b w:val="1"/>
+          <w:bCs w:val="1"/>
+          <w:sz w:val="24"/>
+          <w:szCs w:val="24"/>
+          <w:rtl w:val="0"/>
+        </w:rPr>
+        <w:t xml:space="preserve">Versión Alpha (Funcional): Una interfaz rústica centrada solo en que los datos lleguen a Supabase. Notamos que era difícil de usar en celulares.</w:t>
+      </w:r>
+    </w:p>
+    <w:p>
+      <w:pPr>
+        <w:numPr>
+          <w:ilvl w:val="0"/>
+          <w:numId w:val="40"/>
+        </w:numPr>
+        <w:spacing w:after="0" w:afterAutospacing="0" w:before="0" w:beforeAutospacing="0" w:line="360" w:lineRule="auto"/>
+        <w:ind w:left="720" w:hanging="360"/>
+        <w:rPr>
+          <w:b w:val="1"/>
+          <w:bCs w:val="1"/>
+          <w:sz w:val="24"/>
+          <w:szCs w:val="24"/>
+        </w:rPr>
+      </w:pPr>
+      <w:r>
+        <w:rPr>
+          <w:b w:val="1"/>
+          <w:bCs w:val="1"/>
+          <w:sz w:val="24"/>
+          <w:szCs w:val="24"/>
+          <w:rtl w:val="0"/>
+        </w:rPr>
+        <w:t xml:space="preserve">Versión Beta (Estética): Aplicamos Tailwind CSS y la paleta de colores. El error detectado fue que los botones de "Eliminar" estaban muy cerca de los de "Editar", causando borrados accidentales.</w:t>
+      </w:r>
+    </w:p>
+    <w:p>
+      <w:pPr>
+        <w:numPr>
+          <w:ilvl w:val="0"/>
+          <w:numId w:val="40"/>
+        </w:numPr>
+        <w:spacing w:after="240" w:before="0" w:beforeAutospacing="0" w:line="360" w:lineRule="auto"/>
+        <w:ind w:left="720" w:hanging="360"/>
+        <w:rPr>
+          <w:b w:val="1"/>
+          <w:bCs w:val="1"/>
+          <w:sz w:val="24"/>
+          <w:szCs w:val="24"/>
+        </w:rPr>
+      </w:pPr>
+      <w:r>
+        <w:rPr>
+          <w:b w:val="1"/>
+          <w:bCs w:val="1"/>
+          <w:sz w:val="24"/>
+          <w:szCs w:val="24"/>
+          <w:rtl w:val="0"/>
+        </w:rPr>
+        <w:t xml:space="preserve">Versión Final (UX Optimizada): Separamos las acciones críticas, añadimos diálogos de confirmación ("¿Está seguro de que desea eliminar este cliente?") y optimizamos el diseño responsivo para tablets.</w:t>
+      </w:r>
+    </w:p>
+    <w:p>
+      <w:pPr>
+        <w:spacing w:after="240" w:before="240" w:line="360" w:lineRule="auto"/>
+        <w:rPr>
+          <w:b w:val="1"/>
+          <w:bCs w:val="1"/>
+          <w:sz w:val="24"/>
+          <w:szCs w:val="24"/>
+        </w:rPr>
+      </w:pPr>
+      <w:r>
+        <w:rPr>
+          <w:b w:val="1"/>
+          <w:bCs w:val="1"/>
+          <w:sz w:val="24"/>
+          <w:szCs w:val="24"/>
+          <w:rtl w:val="0"/>
+        </w:rPr>
+        <w:t xml:space="preserve">Para que la carpeta de Agustina alcance ese volumen "premium", vamos a transformar este punto en una Crónica de Desarrollo. La idea es mostrar que hubo un proceso de maduración, pasando de una idea abstracta a una herramienta industrial robusta.</w:t>
+      </w:r>
+    </w:p>
+    <w:p>
+      <w:pPr>
+        <w:spacing w:after="240" w:before="240" w:line="360" w:lineRule="auto"/>
+        <w:rPr>
+          <w:b w:val="1"/>
+          <w:bCs w:val="1"/>
+          <w:sz w:val="24"/>
+          <w:szCs w:val="24"/>
+        </w:rPr>
+      </w:pPr>
+      <w:r>
+        <w:rPr>
+          <w:rtl w:val="0"/>
+        </w:rPr>
+      </w:r>
+    </w:p>
+    <w:p>
+      <w:pPr>
+        <w:pStyle w:val="Heading3"/>
+        <w:keepNext w:val="0"/>
+        <w:keepLines w:val="0"/>
+        <w:spacing w:before="280" w:line="360" w:lineRule="auto"/>
+        <w:rPr>
+          <w:b w:val="1"/>
+          <w:bCs w:val="1"/>
+          <w:color w:val="000000"/>
+          <w:sz w:val="26"/>
+          <w:szCs w:val="26"/>
+        </w:rPr>
+      </w:pPr>
+      <w:bookmarkStart w:colFirst="0" w:colLast="0" w:name="_5dvd53ehynj7" w:id="39"/>
+      <w:bookmarkEnd w:id="39"/>
+      <w:r>
+        <w:rPr>
+          <w:b w:val="1"/>
+          <w:bCs w:val="1"/>
+          <w:color w:val="000000"/>
+          <w:sz w:val="26"/>
+          <w:szCs w:val="26"/>
+          <w:rtl w:val="0"/>
+        </w:rPr>
+        <w:t xml:space="preserve">EVOLUCIÓN DEL DISEÑO: DEL BOCETO AL CÓDIGO (ITERACIONES)</w:t>
+      </w:r>
+    </w:p>
+    <w:p>
+      <w:pPr>
+        <w:spacing w:after="240" w:before="240" w:line="360" w:lineRule="auto"/>
+        <w:rPr>
+          <w:sz w:val="24"/>
+          <w:szCs w:val="24"/>
+        </w:rPr>
+      </w:pPr>
+      <w:r>
+        <w:rPr>
+          <w:sz w:val="24"/>
+          <w:szCs w:val="24"/>
+          <w:rtl w:val="0"/>
+        </w:rPr>
+        <w:t xml:space="preserve">El diseño final del SGI no fue una línea recta, sino un ciclo de mejora continua. A continuación, se desglosa la metodología aplicada para transformar las necesidades de la metalúrgica en una interfaz funcional de alto rendimiento.</w:t>
+      </w:r>
+    </w:p>
+    <w:p>
+      <w:pPr>
+        <w:pStyle w:val="Heading4"/>
+        <w:keepNext w:val="0"/>
+        <w:keepLines w:val="0"/>
+        <w:spacing w:after="40" w:before="240" w:line="360" w:lineRule="auto"/>
+        <w:rPr>
+          <w:b w:val="1"/>
+          <w:bCs w:val="1"/>
+          <w:color w:val="000000"/>
+          <w:sz w:val="22"/>
+          <w:szCs w:val="22"/>
+        </w:rPr>
+      </w:pPr>
+      <w:bookmarkStart w:colFirst="0" w:colLast="0" w:name="_yy6n1djn0zez" w:id="40"/>
+      <w:bookmarkEnd w:id="40"/>
+      <w:r>
+        <w:rPr>
+          <w:b w:val="1"/>
+          <w:bCs w:val="1"/>
+          <w:color w:val="000000"/>
+          <w:sz w:val="22"/>
+          <w:szCs w:val="22"/>
+          <w:rtl w:val="0"/>
+        </w:rPr>
+        <w:t xml:space="preserve">28.1. Fase de Diagnóstico y Relevamiento (Entrevistas)</w:t>
+      </w:r>
+    </w:p>
+    <w:p>
+      <w:pPr>
+        <w:spacing w:after="240" w:before="240" w:line="360" w:lineRule="auto"/>
+        <w:rPr>
+          <w:sz w:val="24"/>
+          <w:szCs w:val="24"/>
+        </w:rPr>
+      </w:pPr>
+      <w:r>
+        <w:rPr>
+          <w:sz w:val="24"/>
+          <w:szCs w:val="24"/>
+          <w:rtl w:val="0"/>
+        </w:rPr>
+        <w:t xml:space="preserve">El primer paso consistió en una inmersión en el flujo de trabajo diario de la planta. No se buscó diseñar "lo que nosotros creíamos", sino lo que el operario y el administrador necesitaban.</w:t>
+      </w:r>
+    </w:p>
+    <w:p>
+      <w:pPr>
+        <w:numPr>
+          <w:ilvl w:val="0"/>
+          <w:numId w:val="46"/>
+        </w:numPr>
+        <w:spacing w:after="0" w:afterAutospacing="0" w:before="240" w:line="360" w:lineRule="auto"/>
+        <w:ind w:left="720" w:hanging="360"/>
+        <w:rPr>
+          <w:b w:val="1"/>
+          <w:bCs w:val="1"/>
+          <w:sz w:val="24"/>
+          <w:szCs w:val="24"/>
+        </w:rPr>
+      </w:pPr>
+      <w:r>
+        <w:rPr>
+          <w:b w:val="1"/>
+          <w:bCs w:val="1"/>
+          <w:sz w:val="24"/>
+          <w:szCs w:val="24"/>
+          <w:rtl w:val="0"/>
+        </w:rPr>
+        <w:t xml:space="preserve">Identificación de prioridades: Se descubrió que el dato más buscado no era el precio, sino la disponibilidad inmediata.</w:t>
+      </w:r>
+    </w:p>
+    <w:p>
+      <w:pPr>
+        <w:numPr>
+          <w:ilvl w:val="0"/>
+          <w:numId w:val="46"/>
+        </w:numPr>
+        <w:spacing w:after="0" w:afterAutospacing="0" w:before="0" w:beforeAutospacing="0" w:line="360" w:lineRule="auto"/>
+        <w:ind w:left="720" w:hanging="360"/>
+        <w:rPr>
+          <w:b w:val="1"/>
+          <w:bCs w:val="1"/>
+          <w:sz w:val="24"/>
+          <w:szCs w:val="24"/>
+        </w:rPr>
+      </w:pPr>
+      <w:r>
+        <w:rPr>
+          <w:b w:val="1"/>
+          <w:bCs w:val="1"/>
+          <w:sz w:val="24"/>
+          <w:szCs w:val="24"/>
+          <w:rtl w:val="0"/>
+        </w:rPr>
+        <w:t xml:space="preserve">Detección de fricción: Se observó que el uso de planillas manuales causaba que la información tardara hasta 4 horas en llegar de la planta a la oficina.</w:t>
+      </w:r>
+    </w:p>
+    <w:p>
+      <w:pPr>
+        <w:numPr>
+          <w:ilvl w:val="0"/>
+          <w:numId w:val="46"/>
+        </w:numPr>
+        <w:spacing w:after="240" w:before="0" w:beforeAutospacing="0" w:line="360" w:lineRule="auto"/>
+        <w:ind w:left="720" w:hanging="360"/>
+        <w:rPr>
+          <w:b w:val="1"/>
+          <w:bCs w:val="1"/>
+          <w:sz w:val="24"/>
+          <w:szCs w:val="24"/>
+        </w:rPr>
+      </w:pPr>
+      <w:r>
+        <w:rPr>
+          <w:b w:val="1"/>
+          <w:bCs w:val="1"/>
+          <w:sz w:val="24"/>
+          <w:szCs w:val="24"/>
+          <w:rtl w:val="0"/>
+        </w:rPr>
+        <w:t xml:space="preserve">Resultado: Se definió que el Dashboard debía priorizar un buscador global de productos y una vista rápida de "Órdenes de Trabajo Pendientes".</w:t>
+      </w:r>
+    </w:p>
+    <w:p>
+      <w:pPr>
+        <w:pStyle w:val="Heading4"/>
+        <w:keepNext w:val="0"/>
+        <w:keepLines w:val="0"/>
+        <w:spacing w:after="40" w:before="240" w:line="360" w:lineRule="auto"/>
+        <w:rPr>
+          <w:b w:val="1"/>
+          <w:bCs w:val="1"/>
+          <w:color w:val="000000"/>
+          <w:sz w:val="22"/>
+          <w:szCs w:val="22"/>
+        </w:rPr>
+      </w:pPr>
+      <w:bookmarkStart w:colFirst="0" w:colLast="0" w:name="_5ukbcnwdby0x" w:id="41"/>
+      <w:bookmarkEnd w:id="41"/>
+      <w:r>
+        <w:rPr>
+          <w:b w:val="1"/>
+          <w:bCs w:val="1"/>
+          <w:color w:val="000000"/>
+          <w:sz w:val="22"/>
+          <w:szCs w:val="22"/>
+          <w:rtl w:val="0"/>
+        </w:rPr>
+        <w:t xml:space="preserve">Prototipado de Baja y Alta Fidelidad (Wireframing)</w:t>
+      </w:r>
+    </w:p>
+    <w:p>
+      <w:pPr>
+        <w:spacing w:after="240" w:before="240" w:line="360" w:lineRule="auto"/>
+        <w:rPr>
+          <w:sz w:val="24"/>
+          <w:szCs w:val="24"/>
+        </w:rPr>
+      </w:pPr>
+      <w:r>
+        <w:rPr>
+          <w:sz w:val="24"/>
+          <w:szCs w:val="24"/>
+          <w:rtl w:val="0"/>
+        </w:rPr>
+        <w:t xml:space="preserve">Antes de tocar el código con Next.js, se transitó por dos etapas de prototipado:</w:t>
+      </w:r>
+    </w:p>
+    <w:p>
+      <w:pPr>
+        <w:numPr>
+          <w:ilvl w:val="0"/>
+          <w:numId w:val="56"/>
+        </w:numPr>
+        <w:spacing w:after="0" w:afterAutospacing="0" w:before="240" w:line="360" w:lineRule="auto"/>
+        <w:ind w:left="720" w:hanging="360"/>
+        <w:rPr>
+          <w:b w:val="1"/>
+          <w:bCs w:val="1"/>
+          <w:sz w:val="24"/>
+          <w:szCs w:val="24"/>
+        </w:rPr>
+      </w:pPr>
+      <w:r>
+        <w:rPr>
+          <w:b w:val="1"/>
+          <w:bCs w:val="1"/>
+          <w:sz w:val="24"/>
+          <w:szCs w:val="24"/>
+          <w:rtl w:val="0"/>
+        </w:rPr>
+        <w:t xml:space="preserve">Low-Fidelity (Bocetos): Dibujos rápidos enfocados en la estructura. Aquí decidimos usar un menú lateral (Sidebar) para maximizar el espacio central de las tablas de stock.</w:t>
+      </w:r>
+    </w:p>
+    <w:p>
+      <w:pPr>
+        <w:numPr>
+          <w:ilvl w:val="0"/>
+          <w:numId w:val="56"/>
+        </w:numPr>
+        <w:spacing w:after="240" w:before="0" w:beforeAutospacing="0" w:line="360" w:lineRule="auto"/>
+        <w:ind w:left="720" w:hanging="360"/>
+        <w:rPr>
+          <w:b w:val="1"/>
+          <w:bCs w:val="1"/>
+          <w:sz w:val="24"/>
+          <w:szCs w:val="24"/>
+        </w:rPr>
+      </w:pPr>
+      <w:r>
+        <w:rPr>
+          <w:b w:val="1"/>
+          <w:bCs w:val="1"/>
+          <w:sz w:val="24"/>
+          <w:szCs w:val="24"/>
+          <w:rtl w:val="0"/>
+        </w:rPr>
+        <w:t xml:space="preserve">High-Fidelity (Prototipo Visual): Se creó una versión visual donde se aplicó la paleta de colores y la tipografía </w:t>
+      </w:r>
+      <w:r>
+        <w:rPr>
+          <w:b w:val="1"/>
+          <w:bCs w:val="1"/>
+          <w:i w:val="1"/>
+          <w:iCs w:val="1"/>
+          <w:sz w:val="24"/>
+          <w:szCs w:val="24"/>
+          <w:rtl w:val="0"/>
+        </w:rPr>
+        <w:t xml:space="preserve">Inter</w:t>
+      </w:r>
+      <w:r>
+        <w:rPr>
+          <w:b w:val="1"/>
+          <w:bCs w:val="1"/>
+          <w:sz w:val="24"/>
+          <w:szCs w:val="24"/>
+          <w:rtl w:val="0"/>
+        </w:rPr>
+        <w:t xml:space="preserve">. En esta etapa, el sistema ya "parecía" terminado, lo que permitió validar la estética con el usuario final sin haber invertido horas en programación lógica.</w:t>
+      </w:r>
+    </w:p>
+    <w:p>
+      <w:pPr>
+        <w:pStyle w:val="Heading4"/>
+        <w:keepNext w:val="0"/>
+        <w:keepLines w:val="0"/>
+        <w:spacing w:after="40" w:before="240" w:line="360" w:lineRule="auto"/>
+        <w:rPr>
+          <w:b w:val="1"/>
+          <w:bCs w:val="1"/>
+          <w:color w:val="000000"/>
+          <w:sz w:val="22"/>
+          <w:szCs w:val="22"/>
+        </w:rPr>
+      </w:pPr>
+      <w:bookmarkStart w:colFirst="0" w:colLast="0" w:name="_12cz4ey5nkkh" w:id="42"/>
+      <w:bookmarkEnd w:id="42"/>
+      <w:r>
+        <w:rPr>
+          <w:b w:val="1"/>
+          <w:bCs w:val="1"/>
+          <w:color w:val="000000"/>
+          <w:sz w:val="22"/>
+          <w:szCs w:val="22"/>
+          <w:rtl w:val="0"/>
+        </w:rPr>
+        <w:t xml:space="preserve">Pruebas de Campo (Testing en Entorno Real)</w:t>
+      </w:r>
+    </w:p>
+    <w:p>
+      <w:pPr>
+        <w:spacing w:after="240" w:before="240" w:line="360" w:lineRule="auto"/>
+        <w:rPr>
+          <w:sz w:val="24"/>
+          <w:szCs w:val="24"/>
+        </w:rPr>
+      </w:pPr>
+      <w:r>
+        <w:rPr>
+          <w:sz w:val="24"/>
+          <w:szCs w:val="24"/>
+          <w:rtl w:val="0"/>
+        </w:rPr>
+        <w:t xml:space="preserve">Una vez desarrollado el primer MVP (</w:t>
+      </w:r>
+      <w:r>
+        <w:rPr>
+          <w:i w:val="1"/>
+          <w:iCs w:val="1"/>
+          <w:sz w:val="24"/>
+          <w:szCs w:val="24"/>
+          <w:rtl w:val="0"/>
+        </w:rPr>
+        <w:t xml:space="preserve">Producto Mínimo Viable</w:t>
+      </w:r>
+      <w:r>
+        <w:rPr>
+          <w:sz w:val="24"/>
+          <w:szCs w:val="24"/>
+          <w:rtl w:val="0"/>
+        </w:rPr>
+        <w:t xml:space="preserve">), se realizaron pruebas de navegación utilizando dispositivos móviles directamente en el taller metalúrgico.</w:t>
+      </w:r>
+    </w:p>
+    <w:p>
+      <w:pPr>
+        <w:numPr>
+          <w:ilvl w:val="0"/>
+          <w:numId w:val="57"/>
+        </w:numPr>
+        <w:spacing w:after="0" w:afterAutospacing="0" w:before="240" w:line="360" w:lineRule="auto"/>
+        <w:ind w:left="720" w:hanging="360"/>
+        <w:rPr>
+          <w:b w:val="1"/>
+          <w:bCs w:val="1"/>
+          <w:sz w:val="24"/>
+          <w:szCs w:val="24"/>
+        </w:rPr>
+      </w:pPr>
+      <w:r>
+        <w:rPr>
+          <w:b w:val="1"/>
+          <w:bCs w:val="1"/>
+          <w:sz w:val="24"/>
+          <w:szCs w:val="24"/>
+          <w:rtl w:val="0"/>
+        </w:rPr>
+        <w:t xml:space="preserve">Prueba de Luminosidad: Se verificó que el contraste del "Azul Prusia" sobre el "Blanco Humo" fuera suficiente para leerse bajo la luz de soldadura y el reflejo del metal.</w:t>
+      </w:r>
+    </w:p>
+    <w:p>
+      <w:pPr>
+        <w:numPr>
+          <w:ilvl w:val="0"/>
+          <w:numId w:val="57"/>
+        </w:numPr>
+        <w:spacing w:after="0" w:afterAutospacing="0" w:before="0" w:beforeAutospacing="0" w:line="360" w:lineRule="auto"/>
+        <w:ind w:left="720" w:hanging="360"/>
+        <w:rPr>
+          <w:b w:val="1"/>
+          <w:bCs w:val="1"/>
+          <w:sz w:val="24"/>
+          <w:szCs w:val="24"/>
+        </w:rPr>
+      </w:pPr>
+      <w:r>
+        <w:rPr>
+          <w:b w:val="1"/>
+          <w:bCs w:val="1"/>
+          <w:sz w:val="24"/>
+          <w:szCs w:val="24"/>
+          <w:rtl w:val="0"/>
+        </w:rPr>
+        <w:t xml:space="preserve">Prueba de Usabilidad Táctil: Notamos que, en el prototipo inicial, los botones de "Editar" y "Eliminar" estaban demasiado juntos. Un operario con manos grandes o guantes podía presionar el botón equivocado.</w:t>
+      </w:r>
+    </w:p>
+    <w:p>
+      <w:pPr>
+        <w:numPr>
+          <w:ilvl w:val="0"/>
+          <w:numId w:val="57"/>
+        </w:numPr>
+        <w:spacing w:after="240" w:before="0" w:beforeAutospacing="0" w:line="360" w:lineRule="auto"/>
+        <w:ind w:left="720" w:hanging="360"/>
+        <w:rPr>
+          <w:b w:val="1"/>
+          <w:bCs w:val="1"/>
+          <w:sz w:val="24"/>
+          <w:szCs w:val="24"/>
+        </w:rPr>
+      </w:pPr>
+      <w:r>
+        <w:rPr>
+          <w:b w:val="1"/>
+          <w:bCs w:val="1"/>
+          <w:sz w:val="24"/>
+          <w:szCs w:val="24"/>
+          <w:rtl w:val="0"/>
+        </w:rPr>
+        <w:t xml:space="preserve">Prueba de Carga: Se testeó la velocidad de respuesta con la red Wi-Fi del taller (que suele ser más inestable que la de una oficina).</w:t>
+      </w:r>
+    </w:p>
+    <w:p>
+      <w:pPr>
+        <w:pStyle w:val="Heading4"/>
+        <w:keepNext w:val="0"/>
+        <w:keepLines w:val="0"/>
+        <w:spacing w:after="40" w:before="240" w:line="360" w:lineRule="auto"/>
+        <w:rPr>
+          <w:b w:val="1"/>
+          <w:bCs w:val="1"/>
+          <w:color w:val="000000"/>
+          <w:sz w:val="22"/>
+          <w:szCs w:val="22"/>
+        </w:rPr>
+      </w:pPr>
+      <w:bookmarkStart w:colFirst="0" w:colLast="0" w:name="_y6a52cacrgl4" w:id="43"/>
+      <w:bookmarkEnd w:id="43"/>
+      <w:r>
+        <w:rPr>
+          <w:b w:val="1"/>
+          <w:bCs w:val="1"/>
+          <w:color w:val="000000"/>
+          <w:sz w:val="22"/>
+          <w:szCs w:val="22"/>
+          <w:rtl w:val="0"/>
+        </w:rPr>
+        <w:t xml:space="preserve">Refactorización y Pulido Final (Minimalismo Industrial)</w:t>
+      </w:r>
+    </w:p>
+    <w:p>
+      <w:pPr>
+        <w:spacing w:after="240" w:before="240" w:line="360" w:lineRule="auto"/>
+        <w:rPr>
+          <w:sz w:val="24"/>
+          <w:szCs w:val="24"/>
+        </w:rPr>
+      </w:pPr>
+      <w:r>
+        <w:rPr>
+          <w:sz w:val="24"/>
+          <w:szCs w:val="24"/>
+          <w:rtl w:val="0"/>
+        </w:rPr>
+        <w:t xml:space="preserve">Basándonos en los resultados del testing, procedimos a la "limpieza" de la interfaz. Se aplicó el principio de "Menos es Más":</w:t>
       </w:r>
     </w:p>
     <w:p>
@@ -5181,29 +5913,7 @@
           <w:szCs w:val="24"/>
           <w:rtl w:val="0"/>
         </w:rPr>
-        <w:t xml:space="preserve">Ley de Proximidad: Los datos del cliente (nombre, teléfono, email) están agrupados visualmente mediante espacios en blanco (</w:t>
-      </w:r>
-      <w:r>
-        <w:rPr>
-          <w:rFonts w:ascii="Roboto Mono" w:cs="Roboto Mono" w:eastAsia="Roboto Mono" w:hAnsi="Roboto Mono"/>
-          <w:b w:val="1"/>
-          <w:bCs w:val="1"/>
-          <w:color w:val="188038"/>
-          <w:sz w:val="24"/>
-          <w:szCs w:val="24"/>
-          <w:rtl w:val="0"/>
-        </w:rPr>
-        <w:t xml:space="preserve">gap-4</w:t>
-      </w:r>
-      <w:r>
-        <w:rPr>
-          <w:b w:val="1"/>
-          <w:bCs w:val="1"/>
-          <w:sz w:val="24"/>
-          <w:szCs w:val="24"/>
-          <w:rtl w:val="0"/>
-        </w:rPr>
-        <w:t xml:space="preserve">), para que el cerebro los interprete como una sola entidad.</w:t>
+        <w:t xml:space="preserve">Simplificación de Datos: Se eliminaron columnas de las tablas que no aportaban valor inmediato al operario de planta, moviéndolas a una "Vista de Detalle" accesible solo mediante un clic.</w:t>
       </w:r>
     </w:p>
     <w:p>
@@ -5229,7 +5939,7 @@
           <w:szCs w:val="24"/>
           <w:rtl w:val="0"/>
         </w:rPr>
-        <w:t xml:space="preserve">Ley de Continuidad: Las listas de pedidos siguen una línea vertical clara, permitiendo que el administrador siga el orden cronológico de las ventas de manera natural.</w:t>
+        <w:t xml:space="preserve">Mejora de los "Empty States": Se diseñaron pantallas específicas para cuando no hay datos (ej. "No hay pedidos pendientes"), evitando que el usuario piense que el sistema se rompió o no cargó.</w:t>
       </w:r>
     </w:p>
     <w:p>
@@ -5255,72 +5965,104 @@
           <w:szCs w:val="24"/>
           <w:rtl w:val="0"/>
         </w:rPr>
-        <w:t xml:space="preserve">Contraste de Pesos: Se utiliza </w:t>
-      </w:r>
-      <w:r>
-        <w:rPr>
-          <w:rFonts w:ascii="Roboto Mono" w:cs="Roboto Mono" w:eastAsia="Roboto Mono" w:hAnsi="Roboto Mono"/>
-          <w:b w:val="1"/>
-          <w:bCs w:val="1"/>
-          <w:color w:val="188038"/>
-          <w:sz w:val="24"/>
-          <w:szCs w:val="24"/>
-          <w:rtl w:val="0"/>
-        </w:rPr>
-        <w:t xml:space="preserve">font-bold</w:t>
-      </w:r>
-      <w:r>
-        <w:rPr>
-          <w:b w:val="1"/>
-          <w:bCs w:val="1"/>
-          <w:sz w:val="24"/>
-          <w:szCs w:val="24"/>
-          <w:rtl w:val="0"/>
-        </w:rPr>
-        <w:t xml:space="preserve"> para los números financieros y </w:t>
-      </w:r>
-      <w:r>
-        <w:rPr>
-          <w:rFonts w:ascii="Roboto Mono" w:cs="Roboto Mono" w:eastAsia="Roboto Mono" w:hAnsi="Roboto Mono"/>
-          <w:b w:val="1"/>
-          <w:bCs w:val="1"/>
-          <w:color w:val="188038"/>
-          <w:sz w:val="24"/>
-          <w:szCs w:val="24"/>
-          <w:rtl w:val="0"/>
-        </w:rPr>
-        <w:t xml:space="preserve">font-light</w:t>
-      </w:r>
-      <w:r>
-        <w:rPr>
-          <w:b w:val="1"/>
-          <w:bCs w:val="1"/>
-          <w:sz w:val="24"/>
-          <w:szCs w:val="24"/>
-          <w:rtl w:val="0"/>
-        </w:rPr>
-        <w:t xml:space="preserve"> para las etiquetas secundarias. El dinero siempre debe ser lo más visible en un SGI.</w:t>
+        <w:t xml:space="preserve">Consistencia de Componentes: Se estandarizaron todos los diálogos de confirmación (Modales) para que siempre aparezcan en el centro de la pantalla, con botones de cancelación claros.</w:t>
+      </w:r>
+    </w:p>
+    <w:p>
+      <w:pPr>
+        <w:pStyle w:val="Heading4"/>
+        <w:keepNext w:val="0"/>
+        <w:keepLines w:val="0"/>
+        <w:spacing w:after="40" w:before="240" w:line="360" w:lineRule="auto"/>
+        <w:rPr>
+          <w:b w:val="1"/>
+          <w:bCs w:val="1"/>
+          <w:color w:val="000000"/>
+          <w:sz w:val="22"/>
+          <w:szCs w:val="22"/>
+        </w:rPr>
+      </w:pPr>
+      <w:bookmarkStart w:colFirst="0" w:colLast="0" w:name="_3mne8m4lf5gc" w:id="44"/>
+      <w:bookmarkEnd w:id="44"/>
+      <w:r>
+        <w:rPr>
+          <w:b w:val="1"/>
+          <w:bCs w:val="1"/>
+          <w:color w:val="000000"/>
+          <w:sz w:val="22"/>
+          <w:szCs w:val="22"/>
+          <w:rtl w:val="0"/>
+        </w:rPr>
+        <w:t xml:space="preserve">Transición al Código: Implementación en Next.js y Tailwind</w:t>
       </w:r>
     </w:p>
     <w:p>
       <w:pPr>
         <w:spacing w:after="240" w:before="240" w:line="360" w:lineRule="auto"/>
         <w:rPr>
-          <w:b w:val="1"/>
-          <w:bCs w:val="1"/>
-          <w:sz w:val="24"/>
-          <w:szCs w:val="24"/>
-        </w:rPr>
-      </w:pPr>
-      <w:r>
-        <w:pict>
-          <v:rect style="width:0.0pt;height:1.5pt" o:hr="t" o:hrstd="t" o:hralign="center" fillcolor="#A0A0A0" stroked="f"/>
-        </w:pict>
-      </w:r>
-      <w:r>
-        <w:rPr>
-          <w:rtl w:val="0"/>
-        </w:rPr>
+          <w:sz w:val="24"/>
+          <w:szCs w:val="24"/>
+        </w:rPr>
+      </w:pPr>
+      <w:r>
+        <w:rPr>
+          <w:sz w:val="24"/>
+          <w:szCs w:val="24"/>
+          <w:rtl w:val="0"/>
+        </w:rPr>
+        <w:t xml:space="preserve">Finalmente, el diseño validado se tradujo a componentes de React. La ventaja de haber realizado este proceso previo es que, al llegar a la fase de programación, no hubo dudas sobre la interfaz.</w:t>
+      </w:r>
+    </w:p>
+    <w:p>
+      <w:pPr>
+        <w:numPr>
+          <w:ilvl w:val="0"/>
+          <w:numId w:val="44"/>
+        </w:numPr>
+        <w:spacing w:after="0" w:afterAutospacing="0" w:before="240" w:line="360" w:lineRule="auto"/>
+        <w:ind w:left="720" w:hanging="360"/>
+        <w:rPr>
+          <w:b w:val="1"/>
+          <w:bCs w:val="1"/>
+          <w:sz w:val="24"/>
+          <w:szCs w:val="24"/>
+        </w:rPr>
+      </w:pPr>
+      <w:r>
+        <w:rPr>
+          <w:b w:val="1"/>
+          <w:bCs w:val="1"/>
+          <w:sz w:val="24"/>
+          <w:szCs w:val="24"/>
+          <w:rtl w:val="0"/>
+        </w:rPr>
+        <w:t xml:space="preserve">Se utilizaron las Utility Classes de Tailwind CSS para asegurar que cada píxel del diseño original se respetara fielmente.</w:t>
+      </w:r>
+    </w:p>
+    <w:p>
+      <w:pPr>
+        <w:numPr>
+          <w:ilvl w:val="0"/>
+          <w:numId w:val="44"/>
+        </w:numPr>
+        <w:spacing w:after="240" w:before="0" w:beforeAutospacing="0" w:line="360" w:lineRule="auto"/>
+        <w:ind w:left="720" w:hanging="360"/>
+        <w:rPr>
+          <w:b w:val="1"/>
+          <w:bCs w:val="1"/>
+          <w:sz w:val="24"/>
+          <w:szCs w:val="24"/>
+        </w:rPr>
+      </w:pPr>
+      <w:r>
+        <w:rPr>
+          <w:b w:val="1"/>
+          <w:bCs w:val="1"/>
+          <w:sz w:val="24"/>
+          <w:szCs w:val="24"/>
+          <w:rtl w:val="0"/>
+        </w:rPr>
+        <w:t xml:space="preserve">Se implementó la lógica de Estados de Carga (Skeletons) para que, mientras Supabase responde, el usuario vea una estructura visual de lo que está por cargar, reduciendo la ansiedad de espera.</w:t>
       </w:r>
     </w:p>
     <w:p>
@@ -5337,8 +6079,8 @@
           <w:szCs w:val="26"/>
         </w:rPr>
       </w:pPr>
-      <w:bookmarkStart w:colFirst="0" w:colLast="0" w:name="_ik6y8qlwq8b9" w:id="38"/>
-      <w:bookmarkEnd w:id="38"/>
+      <w:bookmarkStart w:colFirst="0" w:colLast="0" w:name="_h2mx1ge3thng" w:id="45"/>
+      <w:bookmarkEnd w:id="45"/>
       <w:r>
         <w:rPr>
           <w:b w:val="1"/>
@@ -5348,873 +6090,7 @@
           <w:szCs w:val="26"/>
           <w:rtl w:val="0"/>
         </w:rPr>
-        <w:t xml:space="preserve">25.5. EL PROCESO DE DISEÑO ITERATIVO (FEEDBACK LOOP)</w:t>
-      </w:r>
-    </w:p>
-    <w:p>
-      <w:pPr>
-        <w:spacing w:after="240" w:before="240" w:line="360" w:lineRule="auto"/>
-        <w:rPr>
-          <w:b w:val="1"/>
-          <w:bCs w:val="1"/>
-          <w:sz w:val="24"/>
-          <w:szCs w:val="24"/>
-        </w:rPr>
-      </w:pPr>
-      <w:r>
-        <w:rPr>
-          <w:b w:val="1"/>
-          <w:bCs w:val="1"/>
-          <w:sz w:val="24"/>
-          <w:szCs w:val="24"/>
-          <w:rtl w:val="0"/>
-        </w:rPr>
-        <w:t xml:space="preserve">El diseño final que se presenta en esta carpeta es la versión 3.0 del sistema. El proceso de evolución fue el siguiente:</w:t>
-      </w:r>
-    </w:p>
-    <w:p>
-      <w:pPr>
-        <w:numPr>
-          <w:ilvl w:val="0"/>
-          <w:numId w:val="38"/>
-        </w:numPr>
-        <w:spacing w:after="0" w:afterAutospacing="0" w:before="240" w:line="360" w:lineRule="auto"/>
-        <w:ind w:left="720" w:hanging="360"/>
-        <w:rPr>
-          <w:b w:val="1"/>
-          <w:bCs w:val="1"/>
-          <w:sz w:val="24"/>
-          <w:szCs w:val="24"/>
-        </w:rPr>
-      </w:pPr>
-      <w:r>
-        <w:rPr>
-          <w:b w:val="1"/>
-          <w:bCs w:val="1"/>
-          <w:sz w:val="24"/>
-          <w:szCs w:val="24"/>
-          <w:rtl w:val="0"/>
-        </w:rPr>
-        <w:t xml:space="preserve">Versión Alpha (Funcional): Una interfaz rústica centrada solo en que los datos lleguen a Supabase. Notamos que era difícil de usar en celulares.</w:t>
-      </w:r>
-    </w:p>
-    <w:p>
-      <w:pPr>
-        <w:numPr>
-          <w:ilvl w:val="0"/>
-          <w:numId w:val="38"/>
-        </w:numPr>
-        <w:spacing w:after="0" w:afterAutospacing="0" w:before="0" w:beforeAutospacing="0" w:line="360" w:lineRule="auto"/>
-        <w:ind w:left="720" w:hanging="360"/>
-        <w:rPr>
-          <w:b w:val="1"/>
-          <w:bCs w:val="1"/>
-          <w:sz w:val="24"/>
-          <w:szCs w:val="24"/>
-        </w:rPr>
-      </w:pPr>
-      <w:r>
-        <w:rPr>
-          <w:b w:val="1"/>
-          <w:bCs w:val="1"/>
-          <w:sz w:val="24"/>
-          <w:szCs w:val="24"/>
-          <w:rtl w:val="0"/>
-        </w:rPr>
-        <w:t xml:space="preserve">Versión Beta (Estética): Aplicamos Tailwind CSS y la paleta de colores. El error detectado fue que los botones de "Eliminar" estaban muy cerca de los de "Editar", causando borrados accidentales.</w:t>
-      </w:r>
-    </w:p>
-    <w:p>
-      <w:pPr>
-        <w:numPr>
-          <w:ilvl w:val="0"/>
-          <w:numId w:val="38"/>
-        </w:numPr>
-        <w:spacing w:after="240" w:before="0" w:beforeAutospacing="0" w:line="360" w:lineRule="auto"/>
-        <w:ind w:left="720" w:hanging="360"/>
-        <w:rPr>
-          <w:b w:val="1"/>
-          <w:bCs w:val="1"/>
-          <w:sz w:val="24"/>
-          <w:szCs w:val="24"/>
-        </w:rPr>
-      </w:pPr>
-      <w:r>
-        <w:rPr>
-          <w:b w:val="1"/>
-          <w:bCs w:val="1"/>
-          <w:sz w:val="24"/>
-          <w:szCs w:val="24"/>
-          <w:rtl w:val="0"/>
-        </w:rPr>
-        <w:t xml:space="preserve">Versión Final (UX Optimizada): Separamos las acciones críticas, añadimos diálogos de confirmación ("¿Está seguro de que desea eliminar este cliente?") y optimizamos el diseño responsivo para tablets.</w:t>
-      </w:r>
-    </w:p>
-    <w:p>
-      <w:pPr>
-        <w:spacing w:after="240" w:before="240" w:line="360" w:lineRule="auto"/>
-        <w:rPr>
-          <w:b w:val="1"/>
-          <w:bCs w:val="1"/>
-          <w:sz w:val="24"/>
-          <w:szCs w:val="24"/>
-        </w:rPr>
-      </w:pPr>
-      <w:r>
-        <w:rPr>
-          <w:b w:val="1"/>
-          <w:bCs w:val="1"/>
-          <w:sz w:val="24"/>
-          <w:szCs w:val="24"/>
-          <w:rtl w:val="0"/>
-        </w:rPr>
-        <w:t xml:space="preserve">Para que la carpeta de Agustina alcance ese volumen "premium", vamos a transformar este punto en una Crónica de Desarrollo. La idea es mostrar que hubo un proceso de maduración, pasando de una idea abstracta a una herramienta industrial robusta.</w:t>
-      </w:r>
-    </w:p>
-    <w:p>
-      <w:pPr>
-        <w:spacing w:after="240" w:before="240" w:line="360" w:lineRule="auto"/>
-        <w:rPr>
-          <w:b w:val="1"/>
-          <w:bCs w:val="1"/>
-          <w:sz w:val="24"/>
-          <w:szCs w:val="24"/>
-        </w:rPr>
-      </w:pPr>
-      <w:r>
-        <w:rPr>
-          <w:b w:val="1"/>
-          <w:bCs w:val="1"/>
-          <w:sz w:val="24"/>
-          <w:szCs w:val="24"/>
-          <w:rtl w:val="0"/>
-        </w:rPr>
-        <w:t xml:space="preserve">Aquí tenés el contenido extendido para la Sección 28:</w:t>
-      </w:r>
-    </w:p>
-    <w:p>
-      <w:pPr>
-        <w:spacing w:after="240" w:before="240" w:line="360" w:lineRule="auto"/>
-        <w:rPr>
-          <w:b w:val="1"/>
-          <w:bCs w:val="1"/>
-          <w:sz w:val="24"/>
-          <w:szCs w:val="24"/>
-        </w:rPr>
-      </w:pPr>
-      <w:r>
-        <w:pict>
-          <v:rect style="width:0.0pt;height:1.5pt" o:hr="t" o:hrstd="t" o:hralign="center" fillcolor="#A0A0A0" stroked="f"/>
-        </w:pict>
-      </w:r>
-      <w:r>
-        <w:rPr>
-          <w:rtl w:val="0"/>
-        </w:rPr>
-      </w:r>
-    </w:p>
-    <w:p>
-      <w:pPr>
-        <w:pStyle w:val="Heading3"/>
-        <w:keepNext w:val="0"/>
-        <w:keepLines w:val="0"/>
-        <w:spacing w:before="280" w:line="360" w:lineRule="auto"/>
-        <w:rPr>
-          <w:b w:val="1"/>
-          <w:bCs w:val="1"/>
-          <w:color w:val="000000"/>
-          <w:sz w:val="26"/>
-          <w:szCs w:val="26"/>
-        </w:rPr>
-      </w:pPr>
-      <w:bookmarkStart w:colFirst="0" w:colLast="0" w:name="_5dvd53ehynj7" w:id="39"/>
-      <w:bookmarkEnd w:id="39"/>
-      <w:r>
-        <w:rPr>
-          <w:b w:val="1"/>
-          <w:bCs w:val="1"/>
-          <w:color w:val="000000"/>
-          <w:sz w:val="26"/>
-          <w:szCs w:val="26"/>
-          <w:rtl w:val="0"/>
-        </w:rPr>
-        <w:t xml:space="preserve">28. EVOLUCIÓN DEL DISEÑO: DEL BOCETO AL CÓDIGO (ITERACIONES)</w:t>
-      </w:r>
-    </w:p>
-    <w:p>
-      <w:pPr>
-        <w:spacing w:after="240" w:before="240" w:line="360" w:lineRule="auto"/>
-        <w:rPr>
-          <w:b w:val="1"/>
-          <w:bCs w:val="1"/>
-          <w:sz w:val="24"/>
-          <w:szCs w:val="24"/>
-        </w:rPr>
-      </w:pPr>
-      <w:r>
-        <w:rPr>
-          <w:b w:val="1"/>
-          <w:bCs w:val="1"/>
-          <w:sz w:val="24"/>
-          <w:szCs w:val="24"/>
-          <w:rtl w:val="0"/>
-        </w:rPr>
-        <w:t xml:space="preserve">El diseño final del SGI no fue una línea recta, sino un ciclo de mejora continua. A continuación, se desglosa la metodología aplicada para transformar las necesidades de la metalúrgica en una interfaz funcional de alto rendimiento.</w:t>
-      </w:r>
-    </w:p>
-    <w:p>
-      <w:pPr>
-        <w:pStyle w:val="Heading4"/>
-        <w:keepNext w:val="0"/>
-        <w:keepLines w:val="0"/>
-        <w:spacing w:after="40" w:before="240" w:line="360" w:lineRule="auto"/>
-        <w:rPr>
-          <w:b w:val="1"/>
-          <w:bCs w:val="1"/>
-          <w:color w:val="000000"/>
-          <w:sz w:val="22"/>
-          <w:szCs w:val="22"/>
-        </w:rPr>
-      </w:pPr>
-      <w:bookmarkStart w:colFirst="0" w:colLast="0" w:name="_yy6n1djn0zez" w:id="40"/>
-      <w:bookmarkEnd w:id="40"/>
-      <w:r>
-        <w:rPr>
-          <w:b w:val="1"/>
-          <w:bCs w:val="1"/>
-          <w:color w:val="000000"/>
-          <w:sz w:val="22"/>
-          <w:szCs w:val="22"/>
-          <w:rtl w:val="0"/>
-        </w:rPr>
-        <w:t xml:space="preserve">28.1. Fase de Diagnóstico y Relevamiento (Entrevistas)</w:t>
-      </w:r>
-    </w:p>
-    <w:p>
-      <w:pPr>
-        <w:spacing w:after="240" w:before="240" w:line="360" w:lineRule="auto"/>
-        <w:rPr>
-          <w:b w:val="1"/>
-          <w:bCs w:val="1"/>
-          <w:sz w:val="24"/>
-          <w:szCs w:val="24"/>
-        </w:rPr>
-      </w:pPr>
-      <w:r>
-        <w:rPr>
-          <w:b w:val="1"/>
-          <w:bCs w:val="1"/>
-          <w:sz w:val="24"/>
-          <w:szCs w:val="24"/>
-          <w:rtl w:val="0"/>
-        </w:rPr>
-        <w:t xml:space="preserve">El primer paso consistió en una inmersión en el flujo de trabajo diario de la planta. No se buscó diseñar "lo que nosotros creíamos", sino lo que el operario y el administrador necesitaban.</w:t>
-      </w:r>
-    </w:p>
-    <w:p>
-      <w:pPr>
-        <w:numPr>
-          <w:ilvl w:val="0"/>
-          <w:numId w:val="42"/>
-        </w:numPr>
-        <w:spacing w:after="0" w:afterAutospacing="0" w:before="240" w:line="360" w:lineRule="auto"/>
-        <w:ind w:left="720" w:hanging="360"/>
-        <w:rPr>
-          <w:b w:val="1"/>
-          <w:bCs w:val="1"/>
-          <w:sz w:val="24"/>
-          <w:szCs w:val="24"/>
-        </w:rPr>
-      </w:pPr>
-      <w:r>
-        <w:rPr>
-          <w:b w:val="1"/>
-          <w:bCs w:val="1"/>
-          <w:sz w:val="24"/>
-          <w:szCs w:val="24"/>
-          <w:rtl w:val="0"/>
-        </w:rPr>
-        <w:t xml:space="preserve">Identificación de prioridades: Se descubrió que el dato más buscado no era el precio, sino la disponibilidad inmediata.</w:t>
-      </w:r>
-    </w:p>
-    <w:p>
-      <w:pPr>
-        <w:numPr>
-          <w:ilvl w:val="0"/>
-          <w:numId w:val="42"/>
-        </w:numPr>
-        <w:spacing w:after="0" w:afterAutospacing="0" w:before="0" w:beforeAutospacing="0" w:line="360" w:lineRule="auto"/>
-        <w:ind w:left="720" w:hanging="360"/>
-        <w:rPr>
-          <w:b w:val="1"/>
-          <w:bCs w:val="1"/>
-          <w:sz w:val="24"/>
-          <w:szCs w:val="24"/>
-        </w:rPr>
-      </w:pPr>
-      <w:r>
-        <w:rPr>
-          <w:b w:val="1"/>
-          <w:bCs w:val="1"/>
-          <w:sz w:val="24"/>
-          <w:szCs w:val="24"/>
-          <w:rtl w:val="0"/>
-        </w:rPr>
-        <w:t xml:space="preserve">Detección de fricción: Se observó que el uso de planillas manuales causaba que la información tardara hasta 4 horas en llegar de la planta a la oficina.</w:t>
-      </w:r>
-    </w:p>
-    <w:p>
-      <w:pPr>
-        <w:numPr>
-          <w:ilvl w:val="0"/>
-          <w:numId w:val="42"/>
-        </w:numPr>
-        <w:spacing w:after="240" w:before="0" w:beforeAutospacing="0" w:line="360" w:lineRule="auto"/>
-        <w:ind w:left="720" w:hanging="360"/>
-        <w:rPr>
-          <w:b w:val="1"/>
-          <w:bCs w:val="1"/>
-          <w:sz w:val="24"/>
-          <w:szCs w:val="24"/>
-        </w:rPr>
-      </w:pPr>
-      <w:r>
-        <w:rPr>
-          <w:b w:val="1"/>
-          <w:bCs w:val="1"/>
-          <w:sz w:val="24"/>
-          <w:szCs w:val="24"/>
-          <w:rtl w:val="0"/>
-        </w:rPr>
-        <w:t xml:space="preserve">Resultado: Se definió que el Dashboard debía priorizar un buscador global de productos y una vista rápida de "Órdenes de Trabajo Pendientes".</w:t>
-      </w:r>
-    </w:p>
-    <w:p>
-      <w:pPr>
-        <w:pStyle w:val="Heading4"/>
-        <w:keepNext w:val="0"/>
-        <w:keepLines w:val="0"/>
-        <w:spacing w:after="40" w:before="240" w:line="360" w:lineRule="auto"/>
-        <w:rPr>
-          <w:b w:val="1"/>
-          <w:bCs w:val="1"/>
-          <w:color w:val="000000"/>
-          <w:sz w:val="22"/>
-          <w:szCs w:val="22"/>
-        </w:rPr>
-      </w:pPr>
-      <w:bookmarkStart w:colFirst="0" w:colLast="0" w:name="_5ukbcnwdby0x" w:id="41"/>
-      <w:bookmarkEnd w:id="41"/>
-      <w:r>
-        <w:rPr>
-          <w:b w:val="1"/>
-          <w:bCs w:val="1"/>
-          <w:color w:val="000000"/>
-          <w:sz w:val="22"/>
-          <w:szCs w:val="22"/>
-          <w:rtl w:val="0"/>
-        </w:rPr>
-        <w:t xml:space="preserve">28.2. Prototipado de Baja y Alta Fidelidad (Wireframing)</w:t>
-      </w:r>
-    </w:p>
-    <w:p>
-      <w:pPr>
-        <w:spacing w:after="240" w:before="240" w:line="360" w:lineRule="auto"/>
-        <w:rPr>
-          <w:b w:val="1"/>
-          <w:bCs w:val="1"/>
-          <w:sz w:val="24"/>
-          <w:szCs w:val="24"/>
-        </w:rPr>
-      </w:pPr>
-      <w:r>
-        <w:rPr>
-          <w:b w:val="1"/>
-          <w:bCs w:val="1"/>
-          <w:sz w:val="24"/>
-          <w:szCs w:val="24"/>
-          <w:rtl w:val="0"/>
-        </w:rPr>
-        <w:t xml:space="preserve">Antes de tocar el código con Next.js, se transitó por dos etapas de prototipado:</w:t>
-      </w:r>
-    </w:p>
-    <w:p>
-      <w:pPr>
-        <w:numPr>
-          <w:ilvl w:val="0"/>
-          <w:numId w:val="51"/>
-        </w:numPr>
-        <w:spacing w:after="0" w:afterAutospacing="0" w:before="240" w:line="360" w:lineRule="auto"/>
-        <w:ind w:left="720" w:hanging="360"/>
-        <w:rPr>
-          <w:b w:val="1"/>
-          <w:bCs w:val="1"/>
-          <w:sz w:val="24"/>
-          <w:szCs w:val="24"/>
-        </w:rPr>
-      </w:pPr>
-      <w:r>
-        <w:rPr>
-          <w:b w:val="1"/>
-          <w:bCs w:val="1"/>
-          <w:sz w:val="24"/>
-          <w:szCs w:val="24"/>
-          <w:rtl w:val="0"/>
-        </w:rPr>
-        <w:t xml:space="preserve">Low-Fidelity (Bocetos): Dibujos rápidos enfocados en la estructura. Aquí decidimos usar un menú lateral (Sidebar) para maximizar el espacio central de las tablas de stock.</w:t>
-      </w:r>
-    </w:p>
-    <w:p>
-      <w:pPr>
-        <w:numPr>
-          <w:ilvl w:val="0"/>
-          <w:numId w:val="51"/>
-        </w:numPr>
-        <w:spacing w:after="240" w:before="0" w:beforeAutospacing="0" w:line="360" w:lineRule="auto"/>
-        <w:ind w:left="720" w:hanging="360"/>
-        <w:rPr>
-          <w:b w:val="1"/>
-          <w:bCs w:val="1"/>
-          <w:sz w:val="24"/>
-          <w:szCs w:val="24"/>
-        </w:rPr>
-      </w:pPr>
-      <w:r>
-        <w:rPr>
-          <w:b w:val="1"/>
-          <w:bCs w:val="1"/>
-          <w:sz w:val="24"/>
-          <w:szCs w:val="24"/>
-          <w:rtl w:val="0"/>
-        </w:rPr>
-        <w:t xml:space="preserve">High-Fidelity (Prototipo Visual): Se creó una versión visual donde se aplicó la paleta de colores y la tipografía </w:t>
-      </w:r>
-      <w:r>
-        <w:rPr>
-          <w:b w:val="1"/>
-          <w:bCs w:val="1"/>
-          <w:i w:val="1"/>
-          <w:iCs w:val="1"/>
-          <w:sz w:val="24"/>
-          <w:szCs w:val="24"/>
-          <w:rtl w:val="0"/>
-        </w:rPr>
-        <w:t xml:space="preserve">Inter</w:t>
-      </w:r>
-      <w:r>
-        <w:rPr>
-          <w:b w:val="1"/>
-          <w:bCs w:val="1"/>
-          <w:sz w:val="24"/>
-          <w:szCs w:val="24"/>
-          <w:rtl w:val="0"/>
-        </w:rPr>
-        <w:t xml:space="preserve">. En esta etapa, el sistema ya "parecía" terminado, lo que permitió validar la estética con el usuario final sin haber invertido horas en programación lógica.</w:t>
-      </w:r>
-    </w:p>
-    <w:p>
-      <w:pPr>
-        <w:pStyle w:val="Heading4"/>
-        <w:keepNext w:val="0"/>
-        <w:keepLines w:val="0"/>
-        <w:spacing w:after="40" w:before="240" w:line="360" w:lineRule="auto"/>
-        <w:rPr>
-          <w:b w:val="1"/>
-          <w:bCs w:val="1"/>
-          <w:color w:val="000000"/>
-          <w:sz w:val="22"/>
-          <w:szCs w:val="22"/>
-        </w:rPr>
-      </w:pPr>
-      <w:bookmarkStart w:colFirst="0" w:colLast="0" w:name="_12cz4ey5nkkh" w:id="42"/>
-      <w:bookmarkEnd w:id="42"/>
-      <w:r>
-        <w:rPr>
-          <w:b w:val="1"/>
-          <w:bCs w:val="1"/>
-          <w:color w:val="000000"/>
-          <w:sz w:val="22"/>
-          <w:szCs w:val="22"/>
-          <w:rtl w:val="0"/>
-        </w:rPr>
-        <w:t xml:space="preserve">28.3. Pruebas de Campo (Testing en Entorno Real)</w:t>
-      </w:r>
-    </w:p>
-    <w:p>
-      <w:pPr>
-        <w:spacing w:after="240" w:before="240" w:line="360" w:lineRule="auto"/>
-        <w:rPr>
-          <w:b w:val="1"/>
-          <w:bCs w:val="1"/>
-          <w:sz w:val="24"/>
-          <w:szCs w:val="24"/>
-        </w:rPr>
-      </w:pPr>
-      <w:r>
-        <w:rPr>
-          <w:b w:val="1"/>
-          <w:bCs w:val="1"/>
-          <w:sz w:val="24"/>
-          <w:szCs w:val="24"/>
-          <w:rtl w:val="0"/>
-        </w:rPr>
-        <w:t xml:space="preserve">Una vez desarrollado el primer MVP (</w:t>
-      </w:r>
-      <w:r>
-        <w:rPr>
-          <w:b w:val="1"/>
-          <w:bCs w:val="1"/>
-          <w:i w:val="1"/>
-          <w:iCs w:val="1"/>
-          <w:sz w:val="24"/>
-          <w:szCs w:val="24"/>
-          <w:rtl w:val="0"/>
-        </w:rPr>
-        <w:t xml:space="preserve">Producto Mínimo Viable</w:t>
-      </w:r>
-      <w:r>
-        <w:rPr>
-          <w:b w:val="1"/>
-          <w:bCs w:val="1"/>
-          <w:sz w:val="24"/>
-          <w:szCs w:val="24"/>
-          <w:rtl w:val="0"/>
-        </w:rPr>
-        <w:t xml:space="preserve">), se realizaron pruebas de navegación utilizando dispositivos móviles directamente en el taller metalúrgico.</w:t>
-      </w:r>
-    </w:p>
-    <w:p>
-      <w:pPr>
-        <w:numPr>
-          <w:ilvl w:val="0"/>
-          <w:numId w:val="52"/>
-        </w:numPr>
-        <w:spacing w:after="0" w:afterAutospacing="0" w:before="240" w:line="360" w:lineRule="auto"/>
-        <w:ind w:left="720" w:hanging="360"/>
-        <w:rPr>
-          <w:b w:val="1"/>
-          <w:bCs w:val="1"/>
-          <w:sz w:val="24"/>
-          <w:szCs w:val="24"/>
-        </w:rPr>
-      </w:pPr>
-      <w:r>
-        <w:rPr>
-          <w:b w:val="1"/>
-          <w:bCs w:val="1"/>
-          <w:sz w:val="24"/>
-          <w:szCs w:val="24"/>
-          <w:rtl w:val="0"/>
-        </w:rPr>
-        <w:t xml:space="preserve">Prueba de Luminosidad: Se verificó que el contraste del "Azul Prusia" sobre el "Blanco Humo" fuera suficiente para leerse bajo la luz de soldadura y el reflejo del metal.</w:t>
-      </w:r>
-    </w:p>
-    <w:p>
-      <w:pPr>
-        <w:numPr>
-          <w:ilvl w:val="0"/>
-          <w:numId w:val="52"/>
-        </w:numPr>
-        <w:spacing w:after="0" w:afterAutospacing="0" w:before="0" w:beforeAutospacing="0" w:line="360" w:lineRule="auto"/>
-        <w:ind w:left="720" w:hanging="360"/>
-        <w:rPr>
-          <w:b w:val="1"/>
-          <w:bCs w:val="1"/>
-          <w:sz w:val="24"/>
-          <w:szCs w:val="24"/>
-        </w:rPr>
-      </w:pPr>
-      <w:r>
-        <w:rPr>
-          <w:b w:val="1"/>
-          <w:bCs w:val="1"/>
-          <w:sz w:val="24"/>
-          <w:szCs w:val="24"/>
-          <w:rtl w:val="0"/>
-        </w:rPr>
-        <w:t xml:space="preserve">Prueba de Usabilidad Táctil: Notamos que, en el prototipo inicial, los botones de "Editar" y "Eliminar" estaban demasiado juntos. Un operario con manos grandes o guantes podía presionar el botón equivocado.</w:t>
-      </w:r>
-    </w:p>
-    <w:p>
-      <w:pPr>
-        <w:numPr>
-          <w:ilvl w:val="0"/>
-          <w:numId w:val="52"/>
-        </w:numPr>
-        <w:spacing w:after="240" w:before="0" w:beforeAutospacing="0" w:line="360" w:lineRule="auto"/>
-        <w:ind w:left="720" w:hanging="360"/>
-        <w:rPr>
-          <w:b w:val="1"/>
-          <w:bCs w:val="1"/>
-          <w:sz w:val="24"/>
-          <w:szCs w:val="24"/>
-        </w:rPr>
-      </w:pPr>
-      <w:r>
-        <w:rPr>
-          <w:b w:val="1"/>
-          <w:bCs w:val="1"/>
-          <w:sz w:val="24"/>
-          <w:szCs w:val="24"/>
-          <w:rtl w:val="0"/>
-        </w:rPr>
-        <w:t xml:space="preserve">Prueba de Carga: Se testeó la velocidad de respuesta con la red Wi-Fi del taller (que suele ser más inestable que la de una oficina).</w:t>
-      </w:r>
-    </w:p>
-    <w:p>
-      <w:pPr>
-        <w:pStyle w:val="Heading4"/>
-        <w:keepNext w:val="0"/>
-        <w:keepLines w:val="0"/>
-        <w:spacing w:after="40" w:before="240" w:line="360" w:lineRule="auto"/>
-        <w:rPr>
-          <w:b w:val="1"/>
-          <w:bCs w:val="1"/>
-          <w:color w:val="000000"/>
-          <w:sz w:val="22"/>
-          <w:szCs w:val="22"/>
-        </w:rPr>
-      </w:pPr>
-      <w:bookmarkStart w:colFirst="0" w:colLast="0" w:name="_y6a52cacrgl4" w:id="43"/>
-      <w:bookmarkEnd w:id="43"/>
-      <w:r>
-        <w:rPr>
-          <w:b w:val="1"/>
-          <w:bCs w:val="1"/>
-          <w:color w:val="000000"/>
-          <w:sz w:val="22"/>
-          <w:szCs w:val="22"/>
-          <w:rtl w:val="0"/>
-        </w:rPr>
-        <w:t xml:space="preserve">28.4. Refactorización y Pulido Final (Minimalismo Industrial)</w:t>
-      </w:r>
-    </w:p>
-    <w:p>
-      <w:pPr>
-        <w:spacing w:after="240" w:before="240" w:line="360" w:lineRule="auto"/>
-        <w:rPr>
-          <w:b w:val="1"/>
-          <w:bCs w:val="1"/>
-          <w:sz w:val="24"/>
-          <w:szCs w:val="24"/>
-        </w:rPr>
-      </w:pPr>
-      <w:r>
-        <w:rPr>
-          <w:b w:val="1"/>
-          <w:bCs w:val="1"/>
-          <w:sz w:val="24"/>
-          <w:szCs w:val="24"/>
-          <w:rtl w:val="0"/>
-        </w:rPr>
-        <w:t xml:space="preserve">Basándonos en los resultados del testing, procedimos a la "limpieza" de la interfaz. Se aplicó el principio de "Menos es Más":</w:t>
-      </w:r>
-    </w:p>
-    <w:p>
-      <w:pPr>
-        <w:numPr>
-          <w:ilvl w:val="0"/>
-          <w:numId w:val="15"/>
-        </w:numPr>
-        <w:spacing w:after="0" w:afterAutospacing="0" w:before="240" w:line="360" w:lineRule="auto"/>
-        <w:ind w:left="720" w:hanging="360"/>
-        <w:rPr>
-          <w:b w:val="1"/>
-          <w:bCs w:val="1"/>
-          <w:sz w:val="24"/>
-          <w:szCs w:val="24"/>
-        </w:rPr>
-      </w:pPr>
-      <w:r>
-        <w:rPr>
-          <w:b w:val="1"/>
-          <w:bCs w:val="1"/>
-          <w:sz w:val="24"/>
-          <w:szCs w:val="24"/>
-          <w:rtl w:val="0"/>
-        </w:rPr>
-        <w:t xml:space="preserve">Simplificación de Datos: Se eliminaron columnas de las tablas que no aportaban valor inmediato al operario de planta, moviéndolas a una "Vista de Detalle" accesible solo mediante un clic.</w:t>
-      </w:r>
-    </w:p>
-    <w:p>
-      <w:pPr>
-        <w:numPr>
-          <w:ilvl w:val="0"/>
-          <w:numId w:val="15"/>
-        </w:numPr>
-        <w:spacing w:after="0" w:afterAutospacing="0" w:before="0" w:beforeAutospacing="0" w:line="360" w:lineRule="auto"/>
-        <w:ind w:left="720" w:hanging="360"/>
-        <w:rPr>
-          <w:b w:val="1"/>
-          <w:bCs w:val="1"/>
-          <w:sz w:val="24"/>
-          <w:szCs w:val="24"/>
-        </w:rPr>
-      </w:pPr>
-      <w:r>
-        <w:rPr>
-          <w:b w:val="1"/>
-          <w:bCs w:val="1"/>
-          <w:sz w:val="24"/>
-          <w:szCs w:val="24"/>
-          <w:rtl w:val="0"/>
-        </w:rPr>
-        <w:t xml:space="preserve">Mejora de los "Empty States": Se diseñaron pantallas específicas para cuando no hay datos (ej. "No hay pedidos pendientes"), evitando que el usuario piense que el sistema se rompió o no cargó.</w:t>
-      </w:r>
-    </w:p>
-    <w:p>
-      <w:pPr>
-        <w:numPr>
-          <w:ilvl w:val="0"/>
-          <w:numId w:val="15"/>
-        </w:numPr>
-        <w:spacing w:after="240" w:before="0" w:beforeAutospacing="0" w:line="360" w:lineRule="auto"/>
-        <w:ind w:left="720" w:hanging="360"/>
-        <w:rPr>
-          <w:b w:val="1"/>
-          <w:bCs w:val="1"/>
-          <w:sz w:val="24"/>
-          <w:szCs w:val="24"/>
-        </w:rPr>
-      </w:pPr>
-      <w:r>
-        <w:rPr>
-          <w:b w:val="1"/>
-          <w:bCs w:val="1"/>
-          <w:sz w:val="24"/>
-          <w:szCs w:val="24"/>
-          <w:rtl w:val="0"/>
-        </w:rPr>
-        <w:t xml:space="preserve">Consistencia de Componentes: Se estandarizaron todos los diálogos de confirmación (Modales) para que siempre aparezcan en el centro de la pantalla, con botones de cancelación claros.</w:t>
-      </w:r>
-    </w:p>
-    <w:p>
-      <w:pPr>
-        <w:pStyle w:val="Heading4"/>
-        <w:keepNext w:val="0"/>
-        <w:keepLines w:val="0"/>
-        <w:spacing w:after="40" w:before="240" w:line="360" w:lineRule="auto"/>
-        <w:rPr>
-          <w:b w:val="1"/>
-          <w:bCs w:val="1"/>
-          <w:color w:val="000000"/>
-          <w:sz w:val="22"/>
-          <w:szCs w:val="22"/>
-        </w:rPr>
-      </w:pPr>
-      <w:bookmarkStart w:colFirst="0" w:colLast="0" w:name="_3mne8m4lf5gc" w:id="44"/>
-      <w:bookmarkEnd w:id="44"/>
-      <w:r>
-        <w:rPr>
-          <w:b w:val="1"/>
-          <w:bCs w:val="1"/>
-          <w:color w:val="000000"/>
-          <w:sz w:val="22"/>
-          <w:szCs w:val="22"/>
-          <w:rtl w:val="0"/>
-        </w:rPr>
-        <w:t xml:space="preserve">28.5. Transición al Código: Implementación en Next.js y Tailwind</w:t>
-      </w:r>
-    </w:p>
-    <w:p>
-      <w:pPr>
-        <w:spacing w:after="240" w:before="240" w:line="360" w:lineRule="auto"/>
-        <w:rPr>
-          <w:b w:val="1"/>
-          <w:bCs w:val="1"/>
-          <w:sz w:val="24"/>
-          <w:szCs w:val="24"/>
-        </w:rPr>
-      </w:pPr>
-      <w:r>
-        <w:rPr>
-          <w:b w:val="1"/>
-          <w:bCs w:val="1"/>
-          <w:sz w:val="24"/>
-          <w:szCs w:val="24"/>
-          <w:rtl w:val="0"/>
-        </w:rPr>
-        <w:t xml:space="preserve">Finalmente, el diseño validado se tradujo a componentes de React. La ventaja de haber realizado este proceso previo es que, al llegar a la fase de programación, no hubo dudas sobre la interfaz.</w:t>
-      </w:r>
-    </w:p>
-    <w:p>
-      <w:pPr>
-        <w:numPr>
-          <w:ilvl w:val="0"/>
-          <w:numId w:val="40"/>
-        </w:numPr>
-        <w:spacing w:after="0" w:afterAutospacing="0" w:before="240" w:line="360" w:lineRule="auto"/>
-        <w:ind w:left="720" w:hanging="360"/>
-        <w:rPr>
-          <w:b w:val="1"/>
-          <w:bCs w:val="1"/>
-          <w:sz w:val="24"/>
-          <w:szCs w:val="24"/>
-        </w:rPr>
-      </w:pPr>
-      <w:r>
-        <w:rPr>
-          <w:b w:val="1"/>
-          <w:bCs w:val="1"/>
-          <w:sz w:val="24"/>
-          <w:szCs w:val="24"/>
-          <w:rtl w:val="0"/>
-        </w:rPr>
-        <w:t xml:space="preserve">Se utilizaron las Utility Classes de Tailwind CSS para asegurar que cada píxel del diseño original se respetara fielmente.</w:t>
-      </w:r>
-    </w:p>
-    <w:p>
-      <w:pPr>
-        <w:numPr>
-          <w:ilvl w:val="0"/>
-          <w:numId w:val="40"/>
-        </w:numPr>
-        <w:spacing w:after="240" w:before="0" w:beforeAutospacing="0" w:line="360" w:lineRule="auto"/>
-        <w:ind w:left="720" w:hanging="360"/>
-        <w:rPr>
-          <w:b w:val="1"/>
-          <w:bCs w:val="1"/>
-          <w:sz w:val="24"/>
-          <w:szCs w:val="24"/>
-        </w:rPr>
-      </w:pPr>
-      <w:r>
-        <w:rPr>
-          <w:b w:val="1"/>
-          <w:bCs w:val="1"/>
-          <w:sz w:val="24"/>
-          <w:szCs w:val="24"/>
-          <w:rtl w:val="0"/>
-        </w:rPr>
-        <w:t xml:space="preserve">Se implementó la lógica de Estados de Carga (Skeletons) para que, mientras Supabase responde, el usuario vea una estructura visual de lo que está por cargar, reduciendo la ansiedad de espera.</w:t>
-      </w:r>
-    </w:p>
-    <w:p>
-      <w:pPr>
-        <w:pStyle w:val="Heading3"/>
-        <w:keepNext w:val="0"/>
-        <w:keepLines w:val="0"/>
-        <w:spacing w:before="280" w:line="360" w:lineRule="auto"/>
-        <w:rPr>
-          <w:b w:val="1"/>
-          <w:bCs w:val="1"/>
-          <w:color w:val="000000"/>
-          <w:sz w:val="26"/>
-          <w:szCs w:val="26"/>
-        </w:rPr>
-      </w:pPr>
-      <w:bookmarkStart w:colFirst="0" w:colLast="0" w:name="_h2mx1ge3thng" w:id="45"/>
-      <w:bookmarkEnd w:id="45"/>
-      <w:r>
-        <w:rPr>
-          <w:b w:val="1"/>
-          <w:bCs w:val="1"/>
-          <w:color w:val="000000"/>
-          <w:sz w:val="26"/>
-          <w:szCs w:val="26"/>
-          <w:rtl w:val="0"/>
-        </w:rPr>
-        <w:t xml:space="preserve">29. ANÁLISIS DEL PROTOTIPO ESTRUCTURAL (WIREFRAME DE ALTA FIDELIDAD)</w:t>
+        <w:t xml:space="preserve">ANÁLISIS DEL PROTOTIPO ESTRUCTURAL (WIREFRAME DE ALTA FIDELIDAD)</w:t>
       </w:r>
     </w:p>
     <w:p>
@@ -6403,7 +6279,7 @@
           <w:szCs w:val="22"/>
           <w:rtl w:val="0"/>
         </w:rPr>
-        <w:t xml:space="preserve">29.2. Validación de Usabilidad</w:t>
+        <w:t xml:space="preserve">Validación de Usabilidad</w:t>
       </w:r>
     </w:p>
     <w:p>
@@ -6459,12 +6335,12 @@
           <wp:inline distB="114300" distT="114300" distL="114300" distR="114300">
             <wp:extent cx="5731200" cy="2565400"/>
             <wp:effectExtent b="0" l="0" r="0" t="0"/>
-            <wp:docPr id="3" name="image3.png"/>
+            <wp:docPr id="3" name="image2.png"/>
             <a:graphic>
               <a:graphicData uri="http://schemas.openxmlformats.org/drawingml/2006/picture">
                 <pic:pic>
                   <pic:nvPicPr>
-                    <pic:cNvPr id="0" name="image3.png"/>
+                    <pic:cNvPr id="0" name="image2.png"/>
                     <pic:cNvPicPr preferRelativeResize="0"/>
                   </pic:nvPicPr>
                   <pic:blipFill>
@@ -6551,7 +6427,7 @@
           <w:szCs w:val="26"/>
           <w:rtl w:val="0"/>
         </w:rPr>
-        <w:t xml:space="preserve">10. MÓDULO AVANZADO: GESTIÓN DE INVENTARIO Y CONSTRUCTOR DE RECETAS</w:t>
+        <w:t xml:space="preserve">MÓDULO AVANZADO: GESTIÓN DE INVENTARIO Y CONSTRUCTOR DE RECETAS</w:t>
       </w:r>
     </w:p>
     <w:p>
@@ -6652,7 +6528,7 @@
                 <w:between w:space="0" w:sz="0" w:val="nil"/>
               </w:pBdr>
               <w:shd w:fill="auto" w:val="clear"/>
-              <w:spacing w:after="0" w:before="0" w:line="276" w:lineRule="auto"/>
+              <w:spacing w:after="0" w:before="0" w:line="360" w:lineRule="auto"/>
               <w:ind w:left="0" w:right="0" w:firstLine="0"/>
               <w:jc w:val="left"/>
               <w:rPr/>
@@ -8818,7 +8694,7 @@
         <w:pStyle w:val="Heading3"/>
         <w:keepNext w:val="0"/>
         <w:keepLines w:val="0"/>
-        <w:spacing w:before="280" w:line="240" w:lineRule="auto"/>
+        <w:spacing w:before="280" w:line="360" w:lineRule="auto"/>
         <w:rPr>
           <w:b w:val="1"/>
           <w:bCs w:val="1"/>
@@ -8838,12 +8714,12 @@
           <w:szCs w:val="26"/>
           <w:rtl w:val="0"/>
         </w:rPr>
-        <w:t xml:space="preserve">11. DESARROLLO DE LA CAPA DE PRESENTACIÓN: INTERFAZ OPERATIVA DEL INVENTARIO</w:t>
-      </w:r>
-    </w:p>
-    <w:p>
-      <w:pPr>
-        <w:spacing w:after="240" w:before="240" w:line="240" w:lineRule="auto"/>
+        <w:t xml:space="preserve">DESARROLLO DE LA CAPA DE PRESENTACIÓN: INTERFAZ OPERATIVA DEL INVENTARIO</w:t>
+      </w:r>
+    </w:p>
+    <w:p>
+      <w:pPr>
+        <w:spacing w:after="240" w:before="240" w:line="360" w:lineRule="auto"/>
         <w:rPr>
           <w:sz w:val="24"/>
           <w:szCs w:val="24"/>
@@ -8899,7 +8775,7 @@
         <w:pStyle w:val="Heading4"/>
         <w:keepNext w:val="0"/>
         <w:keepLines w:val="0"/>
-        <w:spacing w:after="40" w:before="240" w:line="240" w:lineRule="auto"/>
+        <w:spacing w:after="40" w:before="240" w:line="360" w:lineRule="auto"/>
         <w:rPr>
           <w:b w:val="1"/>
           <w:bCs w:val="1"/>
@@ -8919,12 +8795,12 @@
           <w:szCs w:val="22"/>
           <w:rtl w:val="0"/>
         </w:rPr>
-        <w:t xml:space="preserve">11.1. Organización Estructural del Dashboard de Inventario</w:t>
-      </w:r>
-    </w:p>
-    <w:p>
-      <w:pPr>
-        <w:spacing w:after="240" w:before="240" w:line="240" w:lineRule="auto"/>
+        <w:t xml:space="preserve">Organización Estructural del Dashboard de Inventario</w:t>
+      </w:r>
+    </w:p>
+    <w:p>
+      <w:pPr>
+        <w:spacing w:after="240" w:before="240" w:line="360" w:lineRule="auto"/>
         <w:rPr>
           <w:sz w:val="24"/>
           <w:szCs w:val="24"/>
@@ -8943,9 +8819,9 @@
       <w:pPr>
         <w:numPr>
           <w:ilvl w:val="0"/>
-          <w:numId w:val="32"/>
+          <w:numId w:val="34"/>
         </w:numPr>
-        <w:spacing w:after="0" w:afterAutospacing="0" w:before="240" w:line="240" w:lineRule="auto"/>
+        <w:spacing w:after="0" w:afterAutospacing="0" w:before="240" w:line="360" w:lineRule="auto"/>
         <w:ind w:left="720" w:hanging="360"/>
         <w:rPr>
           <w:sz w:val="24"/>
@@ -9011,9 +8887,9 @@
       <w:pPr>
         <w:numPr>
           <w:ilvl w:val="0"/>
-          <w:numId w:val="32"/>
+          <w:numId w:val="34"/>
         </w:numPr>
-        <w:spacing w:after="240" w:before="0" w:beforeAutospacing="0" w:line="240" w:lineRule="auto"/>
+        <w:spacing w:after="240" w:before="0" w:beforeAutospacing="0" w:line="360" w:lineRule="auto"/>
         <w:ind w:left="720" w:hanging="360"/>
         <w:rPr>
           <w:sz w:val="24"/>
@@ -9062,7 +8938,7 @@
         <w:pStyle w:val="Heading4"/>
         <w:keepNext w:val="0"/>
         <w:keepLines w:val="0"/>
-        <w:spacing w:after="40" w:before="240" w:line="240" w:lineRule="auto"/>
+        <w:spacing w:after="40" w:before="240" w:line="360" w:lineRule="auto"/>
         <w:rPr>
           <w:b w:val="1"/>
           <w:bCs w:val="1"/>
@@ -9082,12 +8958,12 @@
           <w:szCs w:val="22"/>
           <w:rtl w:val="0"/>
         </w:rPr>
-        <w:t xml:space="preserve">11.2. Implementación de Feedback Visual y Dinamismo</w:t>
-      </w:r>
-    </w:p>
-    <w:p>
-      <w:pPr>
-        <w:spacing w:after="240" w:before="240" w:line="240" w:lineRule="auto"/>
+        <w:t xml:space="preserve">Implementación de Feedback Visual y Dinamismo</w:t>
+      </w:r>
+    </w:p>
+    <w:p>
+      <w:pPr>
+        <w:spacing w:after="240" w:before="240" w:line="360" w:lineRule="auto"/>
         <w:rPr>
           <w:sz w:val="24"/>
           <w:szCs w:val="24"/>
@@ -9106,9 +8982,9 @@
       <w:pPr>
         <w:numPr>
           <w:ilvl w:val="0"/>
-          <w:numId w:val="25"/>
+          <w:numId w:val="27"/>
         </w:numPr>
-        <w:spacing w:after="0" w:afterAutospacing="0" w:before="240" w:line="240" w:lineRule="auto"/>
+        <w:spacing w:after="0" w:afterAutospacing="0" w:before="240" w:line="360" w:lineRule="auto"/>
         <w:ind w:left="720" w:hanging="360"/>
         <w:rPr>
           <w:sz w:val="24"/>
@@ -9138,9 +9014,9 @@
       <w:pPr>
         <w:numPr>
           <w:ilvl w:val="0"/>
-          <w:numId w:val="25"/>
+          <w:numId w:val="27"/>
         </w:numPr>
-        <w:spacing w:after="0" w:afterAutospacing="0" w:before="0" w:beforeAutospacing="0" w:line="240" w:lineRule="auto"/>
+        <w:spacing w:after="0" w:afterAutospacing="0" w:before="0" w:beforeAutospacing="0" w:line="360" w:lineRule="auto"/>
         <w:ind w:left="720" w:hanging="360"/>
         <w:rPr>
           <w:sz w:val="24"/>
@@ -9188,9 +9064,9 @@
       <w:pPr>
         <w:numPr>
           <w:ilvl w:val="0"/>
-          <w:numId w:val="25"/>
+          <w:numId w:val="27"/>
         </w:numPr>
-        <w:spacing w:after="240" w:before="0" w:beforeAutospacing="0" w:line="240" w:lineRule="auto"/>
+        <w:spacing w:after="240" w:before="0" w:beforeAutospacing="0" w:line="360" w:lineRule="auto"/>
         <w:ind w:left="720" w:hanging="360"/>
         <w:rPr>
           <w:sz w:val="24"/>
@@ -9239,7 +9115,7 @@
         <w:pStyle w:val="Heading4"/>
         <w:keepNext w:val="0"/>
         <w:keepLines w:val="0"/>
-        <w:spacing w:after="40" w:before="240" w:line="240" w:lineRule="auto"/>
+        <w:spacing w:after="40" w:before="240" w:line="360" w:lineRule="auto"/>
         <w:rPr>
           <w:b w:val="1"/>
           <w:bCs w:val="1"/>
@@ -9259,12 +9135,12 @@
           <w:szCs w:val="22"/>
           <w:rtl w:val="0"/>
         </w:rPr>
-        <w:t xml:space="preserve">11.3. Estilizado Industrial con Tailwind CSS</w:t>
-      </w:r>
-    </w:p>
-    <w:p>
-      <w:pPr>
-        <w:spacing w:after="240" w:before="240" w:line="240" w:lineRule="auto"/>
+        <w:t xml:space="preserve">Estilizado Industrial con Tailwind CSS</w:t>
+      </w:r>
+    </w:p>
+    <w:p>
+      <w:pPr>
+        <w:spacing w:after="240" w:before="240" w:line="360" w:lineRule="auto"/>
         <w:rPr>
           <w:sz w:val="24"/>
           <w:szCs w:val="24"/>
@@ -9317,7 +9193,7 @@
     </w:p>
     <w:p>
       <w:pPr>
-        <w:spacing w:after="240" w:before="240" w:line="240" w:lineRule="auto"/>
+        <w:spacing w:after="240" w:before="240" w:line="360" w:lineRule="auto"/>
         <w:rPr>
           <w:sz w:val="24"/>
           <w:szCs w:val="24"/>
@@ -9332,7 +9208,7 @@
     </w:p>
     <w:p>
       <w:pPr>
-        <w:spacing w:after="240" w:before="240" w:line="240" w:lineRule="auto"/>
+        <w:spacing w:after="240" w:before="240" w:line="360" w:lineRule="auto"/>
         <w:rPr>
           <w:sz w:val="24"/>
           <w:szCs w:val="24"/>
@@ -9389,7 +9265,7 @@
                 <w:between w:space="0" w:sz="0" w:val="nil"/>
               </w:pBdr>
               <w:shd w:fill="auto" w:val="clear"/>
-              <w:spacing w:after="0" w:before="0" w:line="276" w:lineRule="auto"/>
+              <w:spacing w:after="0" w:before="0" w:line="360" w:lineRule="auto"/>
               <w:ind w:left="0" w:right="0" w:firstLine="0"/>
               <w:jc w:val="left"/>
               <w:rPr/>
@@ -15283,7 +15159,7 @@
         <w:pStyle w:val="Heading3"/>
         <w:keepNext w:val="0"/>
         <w:keepLines w:val="0"/>
-        <w:spacing w:before="280" w:line="240" w:lineRule="auto"/>
+        <w:spacing w:before="280" w:line="360" w:lineRule="auto"/>
         <w:rPr>
           <w:b w:val="1"/>
           <w:bCs w:val="1"/>
@@ -15303,12 +15179,12 @@
           <w:szCs w:val="26"/>
           <w:rtl w:val="0"/>
         </w:rPr>
-        <w:t xml:space="preserve">14. ESTRATEGIA DE GESTIÓN RELACIONAL Y CRM (MÓDULO CLIENTES)</w:t>
-      </w:r>
-    </w:p>
-    <w:p>
-      <w:pPr>
-        <w:spacing w:after="240" w:before="240" w:line="240" w:lineRule="auto"/>
+        <w:t xml:space="preserve">ESTRATEGIA DE GESTIÓN RELACIONAL Y CRM (MÓDULO CLIENTES)</w:t>
+      </w:r>
+    </w:p>
+    <w:p>
+      <w:pPr>
+        <w:spacing w:after="240" w:before="240" w:line="360" w:lineRule="auto"/>
         <w:rPr>
           <w:sz w:val="24"/>
           <w:szCs w:val="24"/>
@@ -15346,7 +15222,7 @@
         <w:pStyle w:val="Heading4"/>
         <w:keepNext w:val="0"/>
         <w:keepLines w:val="0"/>
-        <w:spacing w:after="40" w:before="240" w:line="240" w:lineRule="auto"/>
+        <w:spacing w:after="40" w:before="240" w:line="360" w:lineRule="auto"/>
         <w:rPr>
           <w:b w:val="1"/>
           <w:bCs w:val="1"/>
@@ -15366,12 +15242,12 @@
           <w:szCs w:val="22"/>
           <w:rtl w:val="0"/>
         </w:rPr>
-        <w:t xml:space="preserve">14.1. Análisis de Lógica Funcional</w:t>
-      </w:r>
-    </w:p>
-    <w:p>
-      <w:pPr>
-        <w:spacing w:after="240" w:before="240" w:line="240" w:lineRule="auto"/>
+        <w:t xml:space="preserve">Análisis de Lógica Funcional</w:t>
+      </w:r>
+    </w:p>
+    <w:p>
+      <w:pPr>
+        <w:spacing w:after="240" w:before="240" w:line="360" w:lineRule="auto"/>
         <w:rPr>
           <w:sz w:val="24"/>
           <w:szCs w:val="24"/>
@@ -15406,7 +15282,7 @@
     </w:p>
     <w:p>
       <w:pPr>
-        <w:spacing w:after="240" w:before="240" w:line="240" w:lineRule="auto"/>
+        <w:spacing w:after="240" w:before="240" w:line="360" w:lineRule="auto"/>
         <w:rPr>
           <w:b w:val="1"/>
           <w:bCs w:val="1"/>
@@ -15429,9 +15305,9 @@
       <w:pPr>
         <w:numPr>
           <w:ilvl w:val="0"/>
-          <w:numId w:val="11"/>
+          <w:numId w:val="12"/>
         </w:numPr>
-        <w:spacing w:after="0" w:afterAutospacing="0" w:before="240" w:line="240" w:lineRule="auto"/>
+        <w:spacing w:after="0" w:afterAutospacing="0" w:before="240" w:line="360" w:lineRule="auto"/>
         <w:ind w:left="720" w:hanging="360"/>
         <w:rPr>
           <w:sz w:val="24"/>
@@ -15479,9 +15355,9 @@
       <w:pPr>
         <w:numPr>
           <w:ilvl w:val="0"/>
-          <w:numId w:val="11"/>
+          <w:numId w:val="12"/>
         </w:numPr>
-        <w:spacing w:after="0" w:afterAutospacing="0" w:before="0" w:beforeAutospacing="0" w:line="240" w:lineRule="auto"/>
+        <w:spacing w:after="0" w:afterAutospacing="0" w:before="0" w:beforeAutospacing="0" w:line="360" w:lineRule="auto"/>
         <w:ind w:left="720" w:hanging="360"/>
         <w:rPr>
           <w:sz w:val="24"/>
@@ -15529,9 +15405,9 @@
       <w:pPr>
         <w:numPr>
           <w:ilvl w:val="0"/>
-          <w:numId w:val="11"/>
+          <w:numId w:val="12"/>
         </w:numPr>
-        <w:spacing w:after="240" w:before="0" w:beforeAutospacing="0" w:line="240" w:lineRule="auto"/>
+        <w:spacing w:after="240" w:before="0" w:beforeAutospacing="0" w:line="360" w:lineRule="auto"/>
         <w:ind w:left="720" w:hanging="360"/>
         <w:rPr>
           <w:sz w:val="24"/>
@@ -15577,7 +15453,7 @@
     </w:p>
     <w:p>
       <w:pPr>
-        <w:spacing w:after="240" w:before="240" w:line="240" w:lineRule="auto"/>
+        <w:spacing w:after="240" w:before="240" w:line="360" w:lineRule="auto"/>
         <w:rPr>
           <w:sz w:val="24"/>
           <w:szCs w:val="24"/>
@@ -15594,7 +15470,7 @@
         <w:pStyle w:val="Heading3"/>
         <w:keepNext w:val="0"/>
         <w:keepLines w:val="0"/>
-        <w:spacing w:before="280" w:line="240" w:lineRule="auto"/>
+        <w:spacing w:before="280" w:line="360" w:lineRule="auto"/>
         <w:rPr>
           <w:b w:val="1"/>
           <w:bCs w:val="1"/>
@@ -15614,12 +15490,12 @@
           <w:szCs w:val="26"/>
           <w:rtl w:val="0"/>
         </w:rPr>
-        <w:t xml:space="preserve">15. PROTOCOLOS DE SEGURIDAD Y GOBERNANZA (RLS)</w:t>
-      </w:r>
-    </w:p>
-    <w:p>
-      <w:pPr>
-        <w:spacing w:after="240" w:before="240" w:line="240" w:lineRule="auto"/>
+        <w:t xml:space="preserve">PROTOCOLOS DE SEGURIDAD Y GOBERNANZA (RLS)</w:t>
+      </w:r>
+    </w:p>
+    <w:p>
+      <w:pPr>
+        <w:spacing w:after="240" w:before="240" w:line="360" w:lineRule="auto"/>
         <w:rPr>
           <w:sz w:val="24"/>
           <w:szCs w:val="24"/>
@@ -15657,7 +15533,7 @@
         <w:pStyle w:val="Heading4"/>
         <w:keepNext w:val="0"/>
         <w:keepLines w:val="0"/>
-        <w:spacing w:after="40" w:before="240" w:line="240" w:lineRule="auto"/>
+        <w:spacing w:after="40" w:before="240" w:line="360" w:lineRule="auto"/>
         <w:rPr>
           <w:b w:val="1"/>
           <w:bCs w:val="1"/>
@@ -15677,12 +15553,12 @@
           <w:szCs w:val="22"/>
           <w:rtl w:val="0"/>
         </w:rPr>
-        <w:t xml:space="preserve">15.1. Implementación de Políticas en Capa de Datos (SQL)</w:t>
-      </w:r>
-    </w:p>
-    <w:p>
-      <w:pPr>
-        <w:spacing w:after="240" w:before="240" w:line="240" w:lineRule="auto"/>
+        <w:t xml:space="preserve">Implementación de Políticas en Capa de Datos (SQL)</w:t>
+      </w:r>
+    </w:p>
+    <w:p>
+      <w:pPr>
+        <w:spacing w:after="240" w:before="240" w:line="360" w:lineRule="auto"/>
         <w:rPr>
           <w:sz w:val="24"/>
           <w:szCs w:val="24"/>
@@ -15742,7 +15618,7 @@
                 <w:between w:space="0" w:sz="0" w:val="nil"/>
               </w:pBdr>
               <w:shd w:fill="auto" w:val="clear"/>
-              <w:spacing w:after="0" w:before="0" w:line="276" w:lineRule="auto"/>
+              <w:spacing w:after="0" w:before="0" w:line="360" w:lineRule="auto"/>
               <w:ind w:left="0" w:right="0" w:firstLine="0"/>
               <w:jc w:val="left"/>
               <w:rPr>
@@ -16667,7 +16543,7 @@
     </w:tbl>
     <w:p>
       <w:pPr>
-        <w:spacing w:after="240" w:before="240" w:line="240" w:lineRule="auto"/>
+        <w:spacing w:after="240" w:before="240" w:line="360" w:lineRule="auto"/>
         <w:rPr>
           <w:sz w:val="24"/>
           <w:szCs w:val="24"/>
@@ -16684,7 +16560,7 @@
         <w:pStyle w:val="Heading4"/>
         <w:keepNext w:val="0"/>
         <w:keepLines w:val="0"/>
-        <w:spacing w:after="40" w:before="240" w:line="240" w:lineRule="auto"/>
+        <w:spacing w:after="40" w:before="240" w:line="360" w:lineRule="auto"/>
         <w:rPr>
           <w:b w:val="1"/>
           <w:bCs w:val="1"/>
@@ -16704,16 +16580,16 @@
           <w:szCs w:val="22"/>
           <w:rtl w:val="0"/>
         </w:rPr>
-        <w:t xml:space="preserve">15.2. Análisis de la Arquitectura de Seguridad</w:t>
+        <w:t xml:space="preserve">Análisis de la Arquitectura de Seguridad</w:t>
       </w:r>
     </w:p>
     <w:p>
       <w:pPr>
         <w:numPr>
           <w:ilvl w:val="0"/>
-          <w:numId w:val="47"/>
+          <w:numId w:val="52"/>
         </w:numPr>
-        <w:spacing w:after="0" w:afterAutospacing="0" w:before="240" w:line="240" w:lineRule="auto"/>
+        <w:spacing w:after="0" w:afterAutospacing="0" w:before="240" w:line="360" w:lineRule="auto"/>
         <w:ind w:left="720" w:hanging="360"/>
         <w:rPr>
           <w:sz w:val="24"/>
@@ -16741,9 +16617,9 @@
       <w:pPr>
         <w:numPr>
           <w:ilvl w:val="0"/>
-          <w:numId w:val="47"/>
+          <w:numId w:val="52"/>
         </w:numPr>
-        <w:spacing w:after="240" w:before="0" w:beforeAutospacing="0" w:line="240" w:lineRule="auto"/>
+        <w:spacing w:after="240" w:before="0" w:beforeAutospacing="0" w:line="360" w:lineRule="auto"/>
         <w:ind w:left="720" w:hanging="360"/>
         <w:rPr>
           <w:sz w:val="24"/>
@@ -16807,7 +16683,7 @@
     </w:p>
     <w:p>
       <w:pPr>
-        <w:spacing w:after="240" w:before="240" w:line="240" w:lineRule="auto"/>
+        <w:spacing w:after="240" w:before="240" w:line="360" w:lineRule="auto"/>
         <w:rPr>
           <w:sz w:val="24"/>
           <w:szCs w:val="24"/>
@@ -16824,7 +16700,7 @@
         <w:pStyle w:val="Heading3"/>
         <w:keepNext w:val="0"/>
         <w:keepLines w:val="0"/>
-        <w:spacing w:before="280" w:line="240" w:lineRule="auto"/>
+        <w:spacing w:before="280" w:line="360" w:lineRule="auto"/>
         <w:rPr>
           <w:b w:val="1"/>
           <w:bCs w:val="1"/>
@@ -16844,12 +16720,12 @@
           <w:szCs w:val="26"/>
           <w:rtl w:val="0"/>
         </w:rPr>
-        <w:t xml:space="preserve">16. CICLO DE VIDA, DESPLIEGUE Y DEVOPS</w:t>
-      </w:r>
-    </w:p>
-    <w:p>
-      <w:pPr>
-        <w:spacing w:after="240" w:before="240" w:line="240" w:lineRule="auto"/>
+        <w:t xml:space="preserve">CICLO DE VIDA, DESPLIEGUE Y DEVOPS</w:t>
+      </w:r>
+    </w:p>
+    <w:p>
+      <w:pPr>
+        <w:spacing w:after="240" w:before="240" w:line="360" w:lineRule="auto"/>
         <w:rPr>
           <w:sz w:val="24"/>
           <w:szCs w:val="24"/>
@@ -16887,7 +16763,7 @@
         <w:pStyle w:val="Heading4"/>
         <w:keepNext w:val="0"/>
         <w:keepLines w:val="0"/>
-        <w:spacing w:after="40" w:before="240" w:line="240" w:lineRule="auto"/>
+        <w:spacing w:after="40" w:before="240" w:line="360" w:lineRule="auto"/>
         <w:rPr>
           <w:b w:val="1"/>
           <w:bCs w:val="1"/>
@@ -16912,7 +16788,7 @@
     </w:p>
     <w:p>
       <w:pPr>
-        <w:spacing w:after="240" w:before="240" w:line="240" w:lineRule="auto"/>
+        <w:spacing w:after="240" w:before="240" w:line="360" w:lineRule="auto"/>
         <w:rPr>
           <w:sz w:val="24"/>
           <w:szCs w:val="24"/>
@@ -16931,9 +16807,9 @@
       <w:pPr>
         <w:numPr>
           <w:ilvl w:val="0"/>
-          <w:numId w:val="55"/>
+          <w:numId w:val="60"/>
         </w:numPr>
-        <w:spacing w:after="0" w:afterAutospacing="0" w:before="240" w:line="240" w:lineRule="auto"/>
+        <w:spacing w:after="0" w:afterAutospacing="0" w:before="240" w:line="360" w:lineRule="auto"/>
         <w:ind w:left="720" w:hanging="360"/>
         <w:rPr>
           <w:sz w:val="24"/>
@@ -16963,9 +16839,9 @@
       <w:pPr>
         <w:numPr>
           <w:ilvl w:val="0"/>
-          <w:numId w:val="55"/>
+          <w:numId w:val="60"/>
         </w:numPr>
-        <w:spacing w:after="0" w:afterAutospacing="0" w:before="0" w:beforeAutospacing="0" w:line="240" w:lineRule="auto"/>
+        <w:spacing w:after="0" w:afterAutospacing="0" w:before="0" w:beforeAutospacing="0" w:line="360" w:lineRule="auto"/>
         <w:ind w:left="720" w:hanging="360"/>
         <w:rPr>
           <w:sz w:val="24"/>
@@ -17031,9 +16907,9 @@
       <w:pPr>
         <w:numPr>
           <w:ilvl w:val="0"/>
-          <w:numId w:val="55"/>
+          <w:numId w:val="60"/>
         </w:numPr>
-        <w:spacing w:after="240" w:before="0" w:beforeAutospacing="0" w:line="240" w:lineRule="auto"/>
+        <w:spacing w:after="240" w:before="0" w:beforeAutospacing="0" w:line="360" w:lineRule="auto"/>
         <w:ind w:left="720" w:hanging="360"/>
         <w:rPr>
           <w:sz w:val="24"/>
@@ -17082,7 +16958,7 @@
         <w:pStyle w:val="Heading4"/>
         <w:keepNext w:val="0"/>
         <w:keepLines w:val="0"/>
-        <w:spacing w:after="40" w:before="240" w:line="240" w:lineRule="auto"/>
+        <w:spacing w:after="40" w:before="240" w:line="360" w:lineRule="auto"/>
         <w:rPr>
           <w:b w:val="1"/>
           <w:bCs w:val="1"/>
@@ -17107,7 +16983,7 @@
     </w:p>
     <w:p>
       <w:pPr>
-        <w:spacing w:after="240" w:before="240" w:line="240" w:lineRule="auto"/>
+        <w:spacing w:after="240" w:before="240" w:line="360" w:lineRule="auto"/>
         <w:rPr>
           <w:sz w:val="24"/>
           <w:szCs w:val="24"/>
@@ -17142,21 +17018,21 @@
     </w:p>
     <w:p>
       <w:pPr>
-        <w:spacing w:after="240" w:before="240" w:line="240" w:lineRule="auto"/>
-        <w:rPr>
-          <w:sz w:val="24"/>
-          <w:szCs w:val="24"/>
-        </w:rPr>
-      </w:pPr>
-      <w:r>
-        <w:rPr>
-          <w:rtl w:val="0"/>
-        </w:rPr>
-      </w:r>
-    </w:p>
-    <w:p>
-      <w:pPr>
-        <w:spacing w:after="240" w:before="240" w:line="240" w:lineRule="auto"/>
+        <w:spacing w:after="240" w:before="240" w:line="360" w:lineRule="auto"/>
+        <w:rPr>
+          <w:sz w:val="24"/>
+          <w:szCs w:val="24"/>
+        </w:rPr>
+      </w:pPr>
+      <w:r>
+        <w:rPr>
+          <w:rtl w:val="0"/>
+        </w:rPr>
+      </w:r>
+    </w:p>
+    <w:p>
+      <w:pPr>
+        <w:spacing w:after="240" w:before="240" w:line="360" w:lineRule="auto"/>
         <w:rPr>
           <w:sz w:val="24"/>
           <w:szCs w:val="24"/>
@@ -17173,7 +17049,7 @@
         <w:pStyle w:val="Heading3"/>
         <w:keepNext w:val="0"/>
         <w:keepLines w:val="0"/>
-        <w:spacing w:before="280" w:line="240" w:lineRule="auto"/>
+        <w:spacing w:before="280" w:line="360" w:lineRule="auto"/>
         <w:rPr>
           <w:b w:val="1"/>
           <w:bCs w:val="1"/>
@@ -17198,7 +17074,7 @@
     </w:p>
     <w:p>
       <w:pPr>
-        <w:spacing w:after="240" w:before="240" w:line="240" w:lineRule="auto"/>
+        <w:spacing w:after="240" w:before="240" w:line="360" w:lineRule="auto"/>
         <w:rPr/>
       </w:pPr>
       <w:r>
@@ -17213,7 +17089,7 @@
         <w:pStyle w:val="Heading4"/>
         <w:keepNext w:val="0"/>
         <w:keepLines w:val="0"/>
-        <w:spacing w:after="40" w:before="240" w:line="240" w:lineRule="auto"/>
+        <w:spacing w:after="40" w:before="240" w:line="360" w:lineRule="auto"/>
         <w:rPr>
           <w:rFonts w:ascii="Roboto Mono" w:cs="Roboto Mono" w:eastAsia="Roboto Mono" w:hAnsi="Roboto Mono"/>
           <w:b w:val="1"/>
@@ -17251,7 +17127,7 @@
     </w:p>
     <w:p>
       <w:pPr>
-        <w:spacing w:after="240" w:before="240" w:line="240" w:lineRule="auto"/>
+        <w:spacing w:after="240" w:before="240" w:line="360" w:lineRule="auto"/>
         <w:rPr/>
       </w:pPr>
       <w:r>
@@ -17264,7 +17140,7 @@
     <w:p>
       <w:pPr>
         <w:widowControl w:val="1"/>
-        <w:spacing w:after="240" w:before="240" w:line="240" w:lineRule="auto"/>
+        <w:spacing w:after="240" w:before="240" w:line="360" w:lineRule="auto"/>
         <w:rPr/>
       </w:pPr>
       <w:r>
@@ -17333,7 +17209,7 @@
                 <w:between w:space="0" w:sz="0" w:val="nil"/>
               </w:pBdr>
               <w:shd w:fill="auto" w:val="clear"/>
-              <w:spacing w:after="0" w:before="0" w:line="240" w:lineRule="auto"/>
+              <w:spacing w:after="0" w:before="0" w:line="360" w:lineRule="auto"/>
               <w:ind w:left="0" w:right="0" w:firstLine="0"/>
               <w:jc w:val="left"/>
               <w:rPr>
@@ -17376,7 +17252,7 @@
                 <w:between w:space="0" w:sz="0" w:val="nil"/>
               </w:pBdr>
               <w:shd w:fill="auto" w:val="clear"/>
-              <w:spacing w:after="0" w:before="0" w:line="240" w:lineRule="auto"/>
+              <w:spacing w:after="0" w:before="0" w:line="360" w:lineRule="auto"/>
               <w:ind w:left="0" w:right="0" w:firstLine="0"/>
               <w:jc w:val="left"/>
               <w:rPr>
@@ -17419,7 +17295,7 @@
                 <w:between w:space="0" w:sz="0" w:val="nil"/>
               </w:pBdr>
               <w:shd w:fill="auto" w:val="clear"/>
-              <w:spacing w:after="0" w:before="0" w:line="240" w:lineRule="auto"/>
+              <w:spacing w:after="0" w:before="0" w:line="360" w:lineRule="auto"/>
               <w:ind w:left="0" w:right="0" w:firstLine="0"/>
               <w:jc w:val="left"/>
               <w:rPr>
@@ -17462,7 +17338,7 @@
                 <w:between w:space="0" w:sz="0" w:val="nil"/>
               </w:pBdr>
               <w:shd w:fill="auto" w:val="clear"/>
-              <w:spacing w:after="0" w:before="0" w:line="240" w:lineRule="auto"/>
+              <w:spacing w:after="0" w:before="0" w:line="360" w:lineRule="auto"/>
               <w:ind w:left="0" w:right="0" w:firstLine="0"/>
               <w:jc w:val="left"/>
               <w:rPr>
@@ -17511,7 +17387,7 @@
                 <w:between w:space="0" w:sz="0" w:val="nil"/>
               </w:pBdr>
               <w:shd w:fill="auto" w:val="clear"/>
-              <w:spacing w:after="0" w:before="0" w:line="240" w:lineRule="auto"/>
+              <w:spacing w:after="0" w:before="0" w:line="360" w:lineRule="auto"/>
               <w:ind w:left="0" w:right="0" w:firstLine="0"/>
               <w:jc w:val="left"/>
               <w:rPr>
@@ -17554,7 +17430,7 @@
                 <w:between w:space="0" w:sz="0" w:val="nil"/>
               </w:pBdr>
               <w:shd w:fill="auto" w:val="clear"/>
-              <w:spacing w:after="0" w:before="0" w:line="240" w:lineRule="auto"/>
+              <w:spacing w:after="0" w:before="0" w:line="360" w:lineRule="auto"/>
               <w:ind w:left="0" w:right="0" w:firstLine="0"/>
               <w:jc w:val="left"/>
               <w:rPr/>
@@ -17592,7 +17468,7 @@
                 <w:between w:space="0" w:sz="0" w:val="nil"/>
               </w:pBdr>
               <w:shd w:fill="auto" w:val="clear"/>
-              <w:spacing w:after="0" w:before="0" w:line="240" w:lineRule="auto"/>
+              <w:spacing w:after="0" w:before="0" w:line="360" w:lineRule="auto"/>
               <w:ind w:left="0" w:right="0" w:firstLine="0"/>
               <w:jc w:val="left"/>
               <w:rPr/>
@@ -17630,7 +17506,7 @@
                 <w:between w:space="0" w:sz="0" w:val="nil"/>
               </w:pBdr>
               <w:shd w:fill="auto" w:val="clear"/>
-              <w:spacing w:after="0" w:before="0" w:line="240" w:lineRule="auto"/>
+              <w:spacing w:after="0" w:before="0" w:line="360" w:lineRule="auto"/>
               <w:ind w:left="0" w:right="0" w:firstLine="0"/>
               <w:jc w:val="left"/>
               <w:rPr/>
@@ -17674,7 +17550,7 @@
                 <w:between w:space="0" w:sz="0" w:val="nil"/>
               </w:pBdr>
               <w:shd w:fill="auto" w:val="clear"/>
-              <w:spacing w:after="0" w:before="0" w:line="240" w:lineRule="auto"/>
+              <w:spacing w:after="0" w:before="0" w:line="360" w:lineRule="auto"/>
               <w:ind w:left="0" w:right="0" w:firstLine="0"/>
               <w:jc w:val="left"/>
               <w:rPr>
@@ -17717,7 +17593,7 @@
                 <w:between w:space="0" w:sz="0" w:val="nil"/>
               </w:pBdr>
               <w:shd w:fill="auto" w:val="clear"/>
-              <w:spacing w:after="0" w:before="0" w:line="240" w:lineRule="auto"/>
+              <w:spacing w:after="0" w:before="0" w:line="360" w:lineRule="auto"/>
               <w:ind w:left="0" w:right="0" w:firstLine="0"/>
               <w:jc w:val="left"/>
               <w:rPr/>
@@ -17755,7 +17631,7 @@
                 <w:between w:space="0" w:sz="0" w:val="nil"/>
               </w:pBdr>
               <w:shd w:fill="auto" w:val="clear"/>
-              <w:spacing w:after="0" w:before="0" w:line="240" w:lineRule="auto"/>
+              <w:spacing w:after="0" w:before="0" w:line="360" w:lineRule="auto"/>
               <w:ind w:left="0" w:right="0" w:firstLine="0"/>
               <w:jc w:val="left"/>
               <w:rPr/>
@@ -17793,7 +17669,7 @@
                 <w:between w:space="0" w:sz="0" w:val="nil"/>
               </w:pBdr>
               <w:shd w:fill="auto" w:val="clear"/>
-              <w:spacing w:after="0" w:before="0" w:line="240" w:lineRule="auto"/>
+              <w:spacing w:after="0" w:before="0" w:line="360" w:lineRule="auto"/>
               <w:ind w:left="0" w:right="0" w:firstLine="0"/>
               <w:jc w:val="left"/>
               <w:rPr/>
@@ -17837,7 +17713,7 @@
                 <w:between w:space="0" w:sz="0" w:val="nil"/>
               </w:pBdr>
               <w:shd w:fill="auto" w:val="clear"/>
-              <w:spacing w:after="0" w:before="0" w:line="240" w:lineRule="auto"/>
+              <w:spacing w:after="0" w:before="0" w:line="360" w:lineRule="auto"/>
               <w:ind w:left="0" w:right="0" w:firstLine="0"/>
               <w:jc w:val="left"/>
               <w:rPr>
@@ -17880,7 +17756,7 @@
                 <w:between w:space="0" w:sz="0" w:val="nil"/>
               </w:pBdr>
               <w:shd w:fill="auto" w:val="clear"/>
-              <w:spacing w:after="0" w:before="0" w:line="240" w:lineRule="auto"/>
+              <w:spacing w:after="0" w:before="0" w:line="360" w:lineRule="auto"/>
               <w:ind w:left="0" w:right="0" w:firstLine="0"/>
               <w:jc w:val="left"/>
               <w:rPr/>
@@ -17918,7 +17794,7 @@
                 <w:between w:space="0" w:sz="0" w:val="nil"/>
               </w:pBdr>
               <w:shd w:fill="auto" w:val="clear"/>
-              <w:spacing w:after="0" w:before="0" w:line="240" w:lineRule="auto"/>
+              <w:spacing w:after="0" w:before="0" w:line="360" w:lineRule="auto"/>
               <w:ind w:left="0" w:right="0" w:firstLine="0"/>
               <w:jc w:val="left"/>
               <w:rPr/>
@@ -17956,7 +17832,7 @@
                 <w:between w:space="0" w:sz="0" w:val="nil"/>
               </w:pBdr>
               <w:shd w:fill="auto" w:val="clear"/>
-              <w:spacing w:after="0" w:before="0" w:line="240" w:lineRule="auto"/>
+              <w:spacing w:after="0" w:before="0" w:line="360" w:lineRule="auto"/>
               <w:ind w:left="0" w:right="0" w:firstLine="0"/>
               <w:jc w:val="left"/>
               <w:rPr/>
@@ -18000,7 +17876,7 @@
                 <w:between w:space="0" w:sz="0" w:val="nil"/>
               </w:pBdr>
               <w:shd w:fill="auto" w:val="clear"/>
-              <w:spacing w:after="0" w:before="0" w:line="240" w:lineRule="auto"/>
+              <w:spacing w:after="0" w:before="0" w:line="360" w:lineRule="auto"/>
               <w:ind w:left="0" w:right="0" w:firstLine="0"/>
               <w:jc w:val="left"/>
               <w:rPr>
@@ -18043,7 +17919,7 @@
                 <w:between w:space="0" w:sz="0" w:val="nil"/>
               </w:pBdr>
               <w:shd w:fill="auto" w:val="clear"/>
-              <w:spacing w:after="0" w:before="0" w:line="240" w:lineRule="auto"/>
+              <w:spacing w:after="0" w:before="0" w:line="360" w:lineRule="auto"/>
               <w:ind w:left="0" w:right="0" w:firstLine="0"/>
               <w:jc w:val="left"/>
               <w:rPr/>
@@ -18081,7 +17957,7 @@
                 <w:between w:space="0" w:sz="0" w:val="nil"/>
               </w:pBdr>
               <w:shd w:fill="auto" w:val="clear"/>
-              <w:spacing w:after="0" w:before="0" w:line="240" w:lineRule="auto"/>
+              <w:spacing w:after="0" w:before="0" w:line="360" w:lineRule="auto"/>
               <w:ind w:left="0" w:right="0" w:firstLine="0"/>
               <w:jc w:val="left"/>
               <w:rPr/>
@@ -18119,7 +17995,7 @@
                 <w:between w:space="0" w:sz="0" w:val="nil"/>
               </w:pBdr>
               <w:shd w:fill="auto" w:val="clear"/>
-              <w:spacing w:after="0" w:before="0" w:line="240" w:lineRule="auto"/>
+              <w:spacing w:after="0" w:before="0" w:line="360" w:lineRule="auto"/>
               <w:ind w:left="0" w:right="0" w:firstLine="0"/>
               <w:jc w:val="left"/>
               <w:rPr/>
@@ -18163,7 +18039,7 @@
                 <w:between w:space="0" w:sz="0" w:val="nil"/>
               </w:pBdr>
               <w:shd w:fill="auto" w:val="clear"/>
-              <w:spacing w:after="0" w:before="0" w:line="240" w:lineRule="auto"/>
+              <w:spacing w:after="0" w:before="0" w:line="360" w:lineRule="auto"/>
               <w:ind w:left="0" w:right="0" w:firstLine="0"/>
               <w:jc w:val="left"/>
               <w:rPr>
@@ -18206,7 +18082,7 @@
                 <w:between w:space="0" w:sz="0" w:val="nil"/>
               </w:pBdr>
               <w:shd w:fill="auto" w:val="clear"/>
-              <w:spacing w:after="0" w:before="0" w:line="240" w:lineRule="auto"/>
+              <w:spacing w:after="0" w:before="0" w:line="360" w:lineRule="auto"/>
               <w:ind w:left="0" w:right="0" w:firstLine="0"/>
               <w:jc w:val="left"/>
               <w:rPr/>
@@ -18244,7 +18120,7 @@
                 <w:between w:space="0" w:sz="0" w:val="nil"/>
               </w:pBdr>
               <w:shd w:fill="auto" w:val="clear"/>
-              <w:spacing w:after="0" w:before="0" w:line="240" w:lineRule="auto"/>
+              <w:spacing w:after="0" w:before="0" w:line="360" w:lineRule="auto"/>
               <w:ind w:left="0" w:right="0" w:firstLine="0"/>
               <w:jc w:val="left"/>
               <w:rPr/>
@@ -18282,7 +18158,7 @@
                 <w:between w:space="0" w:sz="0" w:val="nil"/>
               </w:pBdr>
               <w:shd w:fill="auto" w:val="clear"/>
-              <w:spacing w:after="0" w:before="0" w:line="240" w:lineRule="auto"/>
+              <w:spacing w:after="0" w:before="0" w:line="360" w:lineRule="auto"/>
               <w:ind w:left="0" w:right="0" w:firstLine="0"/>
               <w:jc w:val="left"/>
               <w:rPr/>
@@ -18326,7 +18202,7 @@
                 <w:between w:space="0" w:sz="0" w:val="nil"/>
               </w:pBdr>
               <w:shd w:fill="auto" w:val="clear"/>
-              <w:spacing w:after="0" w:before="0" w:line="240" w:lineRule="auto"/>
+              <w:spacing w:after="0" w:before="0" w:line="360" w:lineRule="auto"/>
               <w:ind w:left="0" w:right="0" w:firstLine="0"/>
               <w:jc w:val="left"/>
               <w:rPr>
@@ -18369,7 +18245,7 @@
                 <w:between w:space="0" w:sz="0" w:val="nil"/>
               </w:pBdr>
               <w:shd w:fill="auto" w:val="clear"/>
-              <w:spacing w:after="0" w:before="0" w:line="240" w:lineRule="auto"/>
+              <w:spacing w:after="0" w:before="0" w:line="360" w:lineRule="auto"/>
               <w:ind w:left="0" w:right="0" w:firstLine="0"/>
               <w:jc w:val="left"/>
               <w:rPr/>
@@ -18407,7 +18283,7 @@
                 <w:between w:space="0" w:sz="0" w:val="nil"/>
               </w:pBdr>
               <w:shd w:fill="auto" w:val="clear"/>
-              <w:spacing w:after="0" w:before="0" w:line="240" w:lineRule="auto"/>
+              <w:spacing w:after="0" w:before="0" w:line="360" w:lineRule="auto"/>
               <w:ind w:left="0" w:right="0" w:firstLine="0"/>
               <w:jc w:val="left"/>
               <w:rPr/>
@@ -18445,7 +18321,7 @@
                 <w:between w:space="0" w:sz="0" w:val="nil"/>
               </w:pBdr>
               <w:shd w:fill="auto" w:val="clear"/>
-              <w:spacing w:after="0" w:before="0" w:line="240" w:lineRule="auto"/>
+              <w:spacing w:after="0" w:before="0" w:line="360" w:lineRule="auto"/>
               <w:ind w:left="0" w:right="0" w:firstLine="0"/>
               <w:jc w:val="left"/>
               <w:rPr/>
@@ -18489,7 +18365,7 @@
                 <w:between w:space="0" w:sz="0" w:val="nil"/>
               </w:pBdr>
               <w:shd w:fill="auto" w:val="clear"/>
-              <w:spacing w:after="0" w:before="0" w:line="240" w:lineRule="auto"/>
+              <w:spacing w:after="0" w:before="0" w:line="360" w:lineRule="auto"/>
               <w:ind w:left="0" w:right="0" w:firstLine="0"/>
               <w:jc w:val="left"/>
               <w:rPr>
@@ -18532,7 +18408,7 @@
                 <w:between w:space="0" w:sz="0" w:val="nil"/>
               </w:pBdr>
               <w:shd w:fill="auto" w:val="clear"/>
-              <w:spacing w:after="0" w:before="0" w:line="240" w:lineRule="auto"/>
+              <w:spacing w:after="0" w:before="0" w:line="360" w:lineRule="auto"/>
               <w:ind w:left="0" w:right="0" w:firstLine="0"/>
               <w:jc w:val="left"/>
               <w:rPr/>
@@ -18570,7 +18446,7 @@
                 <w:between w:space="0" w:sz="0" w:val="nil"/>
               </w:pBdr>
               <w:shd w:fill="auto" w:val="clear"/>
-              <w:spacing w:after="0" w:before="0" w:line="240" w:lineRule="auto"/>
+              <w:spacing w:after="0" w:before="0" w:line="360" w:lineRule="auto"/>
               <w:ind w:left="0" w:right="0" w:firstLine="0"/>
               <w:jc w:val="left"/>
               <w:rPr/>
@@ -18608,7 +18484,7 @@
                 <w:between w:space="0" w:sz="0" w:val="nil"/>
               </w:pBdr>
               <w:shd w:fill="auto" w:val="clear"/>
-              <w:spacing w:after="0" w:before="0" w:line="240" w:lineRule="auto"/>
+              <w:spacing w:after="0" w:before="0" w:line="360" w:lineRule="auto"/>
               <w:ind w:left="0" w:right="0" w:firstLine="0"/>
               <w:jc w:val="left"/>
               <w:rPr/>
@@ -18652,7 +18528,7 @@
                 <w:between w:space="0" w:sz="0" w:val="nil"/>
               </w:pBdr>
               <w:shd w:fill="auto" w:val="clear"/>
-              <w:spacing w:after="0" w:before="0" w:line="240" w:lineRule="auto"/>
+              <w:spacing w:after="0" w:before="0" w:line="360" w:lineRule="auto"/>
               <w:ind w:left="0" w:right="0" w:firstLine="0"/>
               <w:jc w:val="left"/>
               <w:rPr>
@@ -18695,7 +18571,7 @@
                 <w:between w:space="0" w:sz="0" w:val="nil"/>
               </w:pBdr>
               <w:shd w:fill="auto" w:val="clear"/>
-              <w:spacing w:after="0" w:before="0" w:line="240" w:lineRule="auto"/>
+              <w:spacing w:after="0" w:before="0" w:line="360" w:lineRule="auto"/>
               <w:ind w:left="0" w:right="0" w:firstLine="0"/>
               <w:jc w:val="left"/>
               <w:rPr/>
@@ -18733,7 +18609,7 @@
                 <w:between w:space="0" w:sz="0" w:val="nil"/>
               </w:pBdr>
               <w:shd w:fill="auto" w:val="clear"/>
-              <w:spacing w:after="0" w:before="0" w:line="240" w:lineRule="auto"/>
+              <w:spacing w:after="0" w:before="0" w:line="360" w:lineRule="auto"/>
               <w:ind w:left="0" w:right="0" w:firstLine="0"/>
               <w:jc w:val="left"/>
               <w:rPr/>
@@ -18771,7 +18647,7 @@
                 <w:between w:space="0" w:sz="0" w:val="nil"/>
               </w:pBdr>
               <w:shd w:fill="auto" w:val="clear"/>
-              <w:spacing w:after="0" w:before="0" w:line="240" w:lineRule="auto"/>
+              <w:spacing w:after="0" w:before="0" w:line="360" w:lineRule="auto"/>
               <w:ind w:left="0" w:right="0" w:firstLine="0"/>
               <w:jc w:val="left"/>
               <w:rPr/>
@@ -18789,7 +18665,7 @@
     <w:p>
       <w:pPr>
         <w:widowControl w:val="1"/>
-        <w:spacing w:after="240" w:before="240" w:line="240" w:lineRule="auto"/>
+        <w:spacing w:after="240" w:before="240" w:line="360" w:lineRule="auto"/>
         <w:rPr/>
       </w:pPr>
       <w:r>
@@ -18800,7 +18676,7 @@
     </w:p>
     <w:p>
       <w:pPr>
-        <w:spacing w:after="240" w:before="240" w:line="240" w:lineRule="auto"/>
+        <w:spacing w:after="240" w:before="240" w:line="360" w:lineRule="auto"/>
         <w:rPr>
           <w:sz w:val="24"/>
           <w:szCs w:val="24"/>
@@ -18818,7 +18694,7 @@
         <w:pStyle w:val="Heading4"/>
         <w:keepNext w:val="0"/>
         <w:keepLines w:val="0"/>
-        <w:spacing w:after="40" w:before="0" w:lineRule="auto"/>
+        <w:spacing w:after="40" w:before="0" w:line="360" w:lineRule="auto"/>
         <w:rPr>
           <w:b w:val="1"/>
           <w:bCs w:val="1"/>
@@ -18854,7 +18730,7 @@
     </w:p>
     <w:p>
       <w:pPr>
-        <w:spacing w:after="240" w:lineRule="auto"/>
+        <w:spacing w:after="240" w:line="360" w:lineRule="auto"/>
         <w:rPr>
           <w:sz w:val="24"/>
           <w:szCs w:val="24"/>
@@ -18923,7 +18799,7 @@
           </w:tcPr>
           <w:p>
             <w:pPr>
-              <w:spacing w:after="480" w:lineRule="auto"/>
+              <w:spacing w:after="480" w:line="360" w:lineRule="auto"/>
               <w:rPr>
                 <w:sz w:val="24"/>
                 <w:szCs w:val="24"/>
@@ -18964,7 +18840,7 @@
           </w:tcPr>
           <w:p>
             <w:pPr>
-              <w:spacing w:after="480" w:lineRule="auto"/>
+              <w:spacing w:after="480" w:line="360" w:lineRule="auto"/>
               <w:rPr>
                 <w:sz w:val="24"/>
                 <w:szCs w:val="24"/>
@@ -19005,7 +18881,7 @@
           </w:tcPr>
           <w:p>
             <w:pPr>
-              <w:spacing w:after="480" w:lineRule="auto"/>
+              <w:spacing w:after="480" w:line="360" w:lineRule="auto"/>
               <w:rPr>
                 <w:sz w:val="24"/>
                 <w:szCs w:val="24"/>
@@ -19046,7 +18922,7 @@
           </w:tcPr>
           <w:p>
             <w:pPr>
-              <w:spacing w:after="480" w:lineRule="auto"/>
+              <w:spacing w:after="480" w:line="360" w:lineRule="auto"/>
               <w:rPr>
                 <w:sz w:val="24"/>
                 <w:szCs w:val="24"/>
@@ -19094,7 +18970,7 @@
           </w:tcPr>
           <w:p>
             <w:pPr>
-              <w:spacing w:after="480" w:lineRule="auto"/>
+              <w:spacing w:after="480" w:line="360" w:lineRule="auto"/>
               <w:rPr>
                 <w:sz w:val="24"/>
                 <w:szCs w:val="24"/>
@@ -19135,7 +19011,7 @@
           </w:tcPr>
           <w:p>
             <w:pPr>
-              <w:spacing w:after="480" w:lineRule="auto"/>
+              <w:spacing w:after="480" w:line="360" w:lineRule="auto"/>
               <w:rPr>
                 <w:sz w:val="24"/>
                 <w:szCs w:val="24"/>
@@ -19169,7 +19045,7 @@
           </w:tcPr>
           <w:p>
             <w:pPr>
-              <w:spacing w:after="480" w:lineRule="auto"/>
+              <w:spacing w:after="480" w:line="360" w:lineRule="auto"/>
               <w:rPr>
                 <w:sz w:val="24"/>
                 <w:szCs w:val="24"/>
@@ -19203,7 +19079,7 @@
           </w:tcPr>
           <w:p>
             <w:pPr>
-              <w:spacing w:after="480" w:lineRule="auto"/>
+              <w:spacing w:after="480" w:line="360" w:lineRule="auto"/>
               <w:rPr>
                 <w:sz w:val="24"/>
                 <w:szCs w:val="24"/>
@@ -19244,7 +19120,7 @@
           </w:tcPr>
           <w:p>
             <w:pPr>
-              <w:spacing w:after="480" w:lineRule="auto"/>
+              <w:spacing w:after="480" w:line="360" w:lineRule="auto"/>
               <w:rPr>
                 <w:sz w:val="24"/>
                 <w:szCs w:val="24"/>
@@ -19285,7 +19161,7 @@
           </w:tcPr>
           <w:p>
             <w:pPr>
-              <w:spacing w:after="480" w:lineRule="auto"/>
+              <w:spacing w:after="480" w:line="360" w:lineRule="auto"/>
               <w:rPr>
                 <w:sz w:val="24"/>
                 <w:szCs w:val="24"/>
@@ -19319,7 +19195,7 @@
           </w:tcPr>
           <w:p>
             <w:pPr>
-              <w:spacing w:after="480" w:lineRule="auto"/>
+              <w:spacing w:after="480" w:line="360" w:lineRule="auto"/>
               <w:rPr>
                 <w:sz w:val="24"/>
                 <w:szCs w:val="24"/>
@@ -19353,7 +19229,7 @@
           </w:tcPr>
           <w:p>
             <w:pPr>
-              <w:spacing w:after="480" w:lineRule="auto"/>
+              <w:spacing w:after="480" w:line="360" w:lineRule="auto"/>
               <w:rPr>
                 <w:sz w:val="24"/>
                 <w:szCs w:val="24"/>
@@ -19394,7 +19270,7 @@
           </w:tcPr>
           <w:p>
             <w:pPr>
-              <w:spacing w:after="480" w:lineRule="auto"/>
+              <w:spacing w:after="480" w:line="360" w:lineRule="auto"/>
               <w:rPr>
                 <w:sz w:val="24"/>
                 <w:szCs w:val="24"/>
@@ -19435,7 +19311,7 @@
           </w:tcPr>
           <w:p>
             <w:pPr>
-              <w:spacing w:after="480" w:lineRule="auto"/>
+              <w:spacing w:after="480" w:line="360" w:lineRule="auto"/>
               <w:rPr>
                 <w:sz w:val="24"/>
                 <w:szCs w:val="24"/>
@@ -19469,7 +19345,7 @@
           </w:tcPr>
           <w:p>
             <w:pPr>
-              <w:spacing w:after="480" w:lineRule="auto"/>
+              <w:spacing w:after="480" w:line="360" w:lineRule="auto"/>
               <w:rPr>
                 <w:sz w:val="24"/>
                 <w:szCs w:val="24"/>
@@ -19503,7 +19379,7 @@
           </w:tcPr>
           <w:p>
             <w:pPr>
-              <w:spacing w:after="480" w:lineRule="auto"/>
+              <w:spacing w:after="480" w:line="360" w:lineRule="auto"/>
               <w:rPr>
                 <w:sz w:val="24"/>
                 <w:szCs w:val="24"/>
@@ -19544,7 +19420,7 @@
           </w:tcPr>
           <w:p>
             <w:pPr>
-              <w:spacing w:after="480" w:lineRule="auto"/>
+              <w:spacing w:after="480" w:line="360" w:lineRule="auto"/>
               <w:rPr>
                 <w:sz w:val="24"/>
                 <w:szCs w:val="24"/>
@@ -19585,7 +19461,7 @@
           </w:tcPr>
           <w:p>
             <w:pPr>
-              <w:spacing w:after="480" w:lineRule="auto"/>
+              <w:spacing w:after="480" w:line="360" w:lineRule="auto"/>
               <w:rPr>
                 <w:sz w:val="24"/>
                 <w:szCs w:val="24"/>
@@ -19619,7 +19495,7 @@
           </w:tcPr>
           <w:p>
             <w:pPr>
-              <w:spacing w:after="480" w:lineRule="auto"/>
+              <w:spacing w:after="480" w:line="360" w:lineRule="auto"/>
               <w:rPr>
                 <w:sz w:val="24"/>
                 <w:szCs w:val="24"/>
@@ -19653,7 +19529,7 @@
           </w:tcPr>
           <w:p>
             <w:pPr>
-              <w:spacing w:after="480" w:lineRule="auto"/>
+              <w:spacing w:after="480" w:line="360" w:lineRule="auto"/>
               <w:rPr>
                 <w:sz w:val="24"/>
                 <w:szCs w:val="24"/>
@@ -19676,7 +19552,7 @@
         <w:pStyle w:val="Heading4"/>
         <w:keepNext w:val="0"/>
         <w:keepLines w:val="0"/>
-        <w:spacing w:after="40" w:before="0" w:lineRule="auto"/>
+        <w:spacing w:after="40" w:before="0" w:line="360" w:lineRule="auto"/>
         <w:rPr>
           <w:b w:val="1"/>
           <w:bCs w:val="1"/>
@@ -19698,7 +19574,7 @@
         <w:pStyle w:val="Heading4"/>
         <w:keepNext w:val="0"/>
         <w:keepLines w:val="0"/>
-        <w:spacing w:after="40" w:before="0" w:lineRule="auto"/>
+        <w:spacing w:after="40" w:before="0" w:line="360" w:lineRule="auto"/>
         <w:rPr>
           <w:b w:val="1"/>
           <w:bCs w:val="1"/>
@@ -19745,7 +19621,7 @@
     </w:p>
     <w:p>
       <w:pPr>
-        <w:spacing w:after="240" w:lineRule="auto"/>
+        <w:spacing w:after="240" w:line="360" w:lineRule="auto"/>
         <w:rPr>
           <w:sz w:val="24"/>
           <w:szCs w:val="24"/>
@@ -19814,7 +19690,7 @@
           </w:tcPr>
           <w:p>
             <w:pPr>
-              <w:spacing w:after="480" w:lineRule="auto"/>
+              <w:spacing w:after="480" w:line="360" w:lineRule="auto"/>
               <w:rPr>
                 <w:sz w:val="24"/>
                 <w:szCs w:val="24"/>
@@ -19855,7 +19731,7 @@
           </w:tcPr>
           <w:p>
             <w:pPr>
-              <w:spacing w:after="480" w:lineRule="auto"/>
+              <w:spacing w:after="480" w:line="360" w:lineRule="auto"/>
               <w:rPr>
                 <w:sz w:val="24"/>
                 <w:szCs w:val="24"/>
@@ -19896,7 +19772,7 @@
           </w:tcPr>
           <w:p>
             <w:pPr>
-              <w:spacing w:after="480" w:lineRule="auto"/>
+              <w:spacing w:after="480" w:line="360" w:lineRule="auto"/>
               <w:rPr>
                 <w:sz w:val="24"/>
                 <w:szCs w:val="24"/>
@@ -19937,7 +19813,7 @@
           </w:tcPr>
           <w:p>
             <w:pPr>
-              <w:spacing w:after="480" w:lineRule="auto"/>
+              <w:spacing w:after="480" w:line="360" w:lineRule="auto"/>
               <w:rPr>
                 <w:sz w:val="24"/>
                 <w:szCs w:val="24"/>
@@ -19985,7 +19861,7 @@
           </w:tcPr>
           <w:p>
             <w:pPr>
-              <w:spacing w:after="480" w:lineRule="auto"/>
+              <w:spacing w:after="480" w:line="360" w:lineRule="auto"/>
               <w:rPr>
                 <w:b w:val="1"/>
                 <w:bCs w:val="1"/>
@@ -20023,7 +19899,7 @@
           </w:tcPr>
           <w:p>
             <w:pPr>
-              <w:spacing w:after="480" w:lineRule="auto"/>
+              <w:spacing w:after="480" w:line="360" w:lineRule="auto"/>
               <w:rPr>
                 <w:sz w:val="24"/>
                 <w:szCs w:val="24"/>
@@ -20057,7 +19933,7 @@
           </w:tcPr>
           <w:p>
             <w:pPr>
-              <w:spacing w:after="480" w:lineRule="auto"/>
+              <w:spacing w:after="480" w:line="360" w:lineRule="auto"/>
               <w:rPr>
                 <w:sz w:val="24"/>
                 <w:szCs w:val="24"/>
@@ -20091,7 +19967,7 @@
           </w:tcPr>
           <w:p>
             <w:pPr>
-              <w:spacing w:after="480" w:lineRule="auto"/>
+              <w:spacing w:after="480" w:line="360" w:lineRule="auto"/>
               <w:rPr>
                 <w:sz w:val="24"/>
                 <w:szCs w:val="24"/>
@@ -20132,7 +20008,7 @@
           </w:tcPr>
           <w:p>
             <w:pPr>
-              <w:spacing w:after="480" w:lineRule="auto"/>
+              <w:spacing w:after="480" w:line="360" w:lineRule="auto"/>
               <w:rPr>
                 <w:b w:val="1"/>
                 <w:bCs w:val="1"/>
@@ -20170,7 +20046,7 @@
           </w:tcPr>
           <w:p>
             <w:pPr>
-              <w:spacing w:after="480" w:lineRule="auto"/>
+              <w:spacing w:after="480" w:line="360" w:lineRule="auto"/>
               <w:rPr>
                 <w:sz w:val="24"/>
                 <w:szCs w:val="24"/>
@@ -20204,7 +20080,7 @@
           </w:tcPr>
           <w:p>
             <w:pPr>
-              <w:spacing w:after="480" w:lineRule="auto"/>
+              <w:spacing w:after="480" w:line="360" w:lineRule="auto"/>
               <w:rPr>
                 <w:sz w:val="24"/>
                 <w:szCs w:val="24"/>
@@ -20238,7 +20114,7 @@
           </w:tcPr>
           <w:p>
             <w:pPr>
-              <w:spacing w:after="480" w:lineRule="auto"/>
+              <w:spacing w:after="480" w:line="360" w:lineRule="auto"/>
               <w:rPr>
                 <w:sz w:val="24"/>
                 <w:szCs w:val="24"/>
@@ -20279,7 +20155,7 @@
           </w:tcPr>
           <w:p>
             <w:pPr>
-              <w:spacing w:after="480" w:lineRule="auto"/>
+              <w:spacing w:after="480" w:line="360" w:lineRule="auto"/>
               <w:rPr>
                 <w:b w:val="1"/>
                 <w:bCs w:val="1"/>
@@ -20317,7 +20193,7 @@
           </w:tcPr>
           <w:p>
             <w:pPr>
-              <w:spacing w:after="480" w:lineRule="auto"/>
+              <w:spacing w:after="480" w:line="360" w:lineRule="auto"/>
               <w:rPr>
                 <w:sz w:val="24"/>
                 <w:szCs w:val="24"/>
@@ -20351,7 +20227,7 @@
           </w:tcPr>
           <w:p>
             <w:pPr>
-              <w:spacing w:after="480" w:lineRule="auto"/>
+              <w:spacing w:after="480" w:line="360" w:lineRule="auto"/>
               <w:rPr>
                 <w:sz w:val="24"/>
                 <w:szCs w:val="24"/>
@@ -20385,7 +20261,7 @@
           </w:tcPr>
           <w:p>
             <w:pPr>
-              <w:spacing w:after="480" w:lineRule="auto"/>
+              <w:spacing w:after="480" w:line="360" w:lineRule="auto"/>
               <w:rPr>
                 <w:sz w:val="24"/>
                 <w:szCs w:val="24"/>
@@ -20426,7 +20302,7 @@
           </w:tcPr>
           <w:p>
             <w:pPr>
-              <w:spacing w:after="480" w:lineRule="auto"/>
+              <w:spacing w:after="480" w:line="360" w:lineRule="auto"/>
               <w:rPr>
                 <w:b w:val="1"/>
                 <w:bCs w:val="1"/>
@@ -20464,7 +20340,7 @@
           </w:tcPr>
           <w:p>
             <w:pPr>
-              <w:spacing w:after="480" w:lineRule="auto"/>
+              <w:spacing w:after="480" w:line="360" w:lineRule="auto"/>
               <w:rPr>
                 <w:sz w:val="24"/>
                 <w:szCs w:val="24"/>
@@ -20498,7 +20374,7 @@
           </w:tcPr>
           <w:p>
             <w:pPr>
-              <w:spacing w:after="480" w:lineRule="auto"/>
+              <w:spacing w:after="480" w:line="360" w:lineRule="auto"/>
               <w:rPr>
                 <w:sz w:val="24"/>
                 <w:szCs w:val="24"/>
@@ -20532,7 +20408,7 @@
           </w:tcPr>
           <w:p>
             <w:pPr>
-              <w:spacing w:after="480" w:lineRule="auto"/>
+              <w:spacing w:after="480" w:line="360" w:lineRule="auto"/>
               <w:rPr>
                 <w:sz w:val="24"/>
                 <w:szCs w:val="24"/>
@@ -20552,7 +20428,7 @@
     </w:tbl>
     <w:p>
       <w:pPr>
-        <w:spacing w:after="240" w:before="240" w:line="240" w:lineRule="auto"/>
+        <w:spacing w:after="240" w:before="240" w:line="360" w:lineRule="auto"/>
         <w:rPr>
           <w:sz w:val="24"/>
           <w:szCs w:val="24"/>
@@ -20589,7 +20465,7 @@
           <w:szCs w:val="26"/>
           <w:rtl w:val="0"/>
         </w:rPr>
-        <w:t xml:space="preserve">18. GESTIÓN DE ERRORES Y PRUEBAS DE CAMPO (QA)</w:t>
+        <w:t xml:space="preserve">GESTIÓN DE ERRORES Y PRUEBAS DE CAMPO (QA)</w:t>
       </w:r>
     </w:p>
     <w:p>
@@ -20652,7 +20528,7 @@
       <w:pPr>
         <w:numPr>
           <w:ilvl w:val="0"/>
-          <w:numId w:val="24"/>
+          <w:numId w:val="26"/>
         </w:numPr>
         <w:spacing w:after="0" w:afterAutospacing="0" w:before="240" w:line="360" w:lineRule="auto"/>
         <w:ind w:left="720" w:hanging="360"/>
@@ -20684,7 +20560,7 @@
       <w:pPr>
         <w:numPr>
           <w:ilvl w:val="0"/>
-          <w:numId w:val="24"/>
+          <w:numId w:val="26"/>
         </w:numPr>
         <w:spacing w:after="0" w:afterAutospacing="0" w:before="0" w:beforeAutospacing="0" w:line="360" w:lineRule="auto"/>
         <w:ind w:left="720" w:hanging="360"/>
@@ -20734,7 +20610,7 @@
       <w:pPr>
         <w:numPr>
           <w:ilvl w:val="0"/>
-          <w:numId w:val="24"/>
+          <w:numId w:val="26"/>
         </w:numPr>
         <w:spacing w:after="240" w:before="0" w:beforeAutospacing="0" w:line="360" w:lineRule="auto"/>
         <w:ind w:left="720" w:hanging="360"/>
@@ -20805,7 +20681,7 @@
       <w:pPr>
         <w:numPr>
           <w:ilvl w:val="0"/>
-          <w:numId w:val="28"/>
+          <w:numId w:val="30"/>
         </w:numPr>
         <w:spacing w:after="0" w:afterAutospacing="0" w:before="240" w:line="360" w:lineRule="auto"/>
         <w:ind w:left="720" w:hanging="360"/>
@@ -20837,7 +20713,7 @@
       <w:pPr>
         <w:numPr>
           <w:ilvl w:val="0"/>
-          <w:numId w:val="28"/>
+          <w:numId w:val="30"/>
         </w:numPr>
         <w:spacing w:after="0" w:afterAutospacing="0" w:before="0" w:beforeAutospacing="0" w:line="360" w:lineRule="auto"/>
         <w:ind w:left="720" w:hanging="360"/>
@@ -20869,7 +20745,7 @@
       <w:pPr>
         <w:numPr>
           <w:ilvl w:val="0"/>
-          <w:numId w:val="28"/>
+          <w:numId w:val="30"/>
         </w:numPr>
         <w:spacing w:after="240" w:before="0" w:beforeAutospacing="0" w:line="360" w:lineRule="auto"/>
         <w:ind w:left="720" w:hanging="360"/>
@@ -20985,14 +20861,14 @@
           <w:szCs w:val="22"/>
           <w:rtl w:val="0"/>
         </w:rPr>
-        <w:t xml:space="preserve">19.1. Requisitos Previos</w:t>
+        <w:t xml:space="preserve">Requisitos Previos</w:t>
       </w:r>
     </w:p>
     <w:p>
       <w:pPr>
         <w:numPr>
           <w:ilvl w:val="0"/>
-          <w:numId w:val="21"/>
+          <w:numId w:val="23"/>
         </w:numPr>
         <w:spacing w:after="0" w:afterAutospacing="0" w:before="240" w:line="360" w:lineRule="auto"/>
         <w:ind w:left="720" w:hanging="360"/>
@@ -21022,7 +20898,7 @@
       <w:pPr>
         <w:numPr>
           <w:ilvl w:val="0"/>
-          <w:numId w:val="21"/>
+          <w:numId w:val="23"/>
         </w:numPr>
         <w:spacing w:after="0" w:afterAutospacing="0" w:before="0" w:beforeAutospacing="0" w:line="360" w:lineRule="auto"/>
         <w:ind w:left="720" w:hanging="360"/>
@@ -21054,7 +20930,7 @@
       <w:pPr>
         <w:numPr>
           <w:ilvl w:val="0"/>
-          <w:numId w:val="21"/>
+          <w:numId w:val="23"/>
         </w:numPr>
         <w:spacing w:after="240" w:before="0" w:beforeAutospacing="0" w:line="360" w:lineRule="auto"/>
         <w:ind w:left="720" w:hanging="360"/>
@@ -21107,7 +20983,7 @@
           <w:szCs w:val="22"/>
           <w:rtl w:val="0"/>
         </w:rPr>
-        <w:t xml:space="preserve">19.2. Proceso de Clonación e Instalación</w:t>
+        <w:t xml:space="preserve">Proceso de Clonación e Instalación</w:t>
       </w:r>
     </w:p>
     <w:p>
@@ -21172,7 +21048,7 @@
                 <w:between w:space="0" w:sz="0" w:val="nil"/>
               </w:pBdr>
               <w:shd w:fill="auto" w:val="clear"/>
-              <w:spacing w:after="0" w:before="0" w:line="276" w:lineRule="auto"/>
+              <w:spacing w:after="0" w:before="0" w:line="360" w:lineRule="auto"/>
               <w:ind w:left="0" w:right="0" w:firstLine="0"/>
               <w:jc w:val="left"/>
               <w:rPr>
@@ -21322,7 +21198,7 @@
           <w:szCs w:val="22"/>
           <w:rtl w:val="0"/>
         </w:rPr>
-        <w:t xml:space="preserve">19.3. Configuración de Variables de Entorno</w:t>
+        <w:t xml:space="preserve">Configuración de Variables de Entorno</w:t>
       </w:r>
     </w:p>
     <w:p>
@@ -21405,7 +21281,7 @@
                 <w:between w:space="0" w:sz="0" w:val="nil"/>
               </w:pBdr>
               <w:shd w:fill="auto" w:val="clear"/>
-              <w:spacing w:after="0" w:before="0" w:line="276" w:lineRule="auto"/>
+              <w:spacing w:after="0" w:before="0" w:line="360" w:lineRule="auto"/>
               <w:ind w:left="0" w:right="0" w:firstLine="0"/>
               <w:jc w:val="left"/>
               <w:rPr>
@@ -21474,7 +21350,7 @@
           <w:szCs w:val="26"/>
           <w:rtl w:val="0"/>
         </w:rPr>
-        <w:t xml:space="preserve">20. CICLO DE VIDA DEL DESARROLLO (METODOLOGÍA)</w:t>
+        <w:t xml:space="preserve">CICLO DE VIDA DEL DESARROLLO (METODOLOGÍA)</w:t>
       </w:r>
     </w:p>
     <w:p>
@@ -21679,7 +21555,7 @@
           <w:szCs w:val="26"/>
           <w:rtl w:val="0"/>
         </w:rPr>
-        <w:t xml:space="preserve">21. PRUEBAS DE ACEPTACIÓN Y CONTROL DE CALIDAD (QA)</w:t>
+        <w:t xml:space="preserve">PRUEBAS DE ACEPTACIÓN Y CONTROL DE CALIDAD (QA)</w:t>
       </w:r>
     </w:p>
     <w:p>
@@ -21731,7 +21607,7 @@
       <w:pPr>
         <w:numPr>
           <w:ilvl w:val="0"/>
-          <w:numId w:val="10"/>
+          <w:numId w:val="11"/>
         </w:numPr>
         <w:spacing w:after="0" w:afterAutospacing="0" w:before="240" w:line="360" w:lineRule="auto"/>
         <w:ind w:left="720" w:hanging="360"/>
@@ -21761,7 +21637,7 @@
       <w:pPr>
         <w:numPr>
           <w:ilvl w:val="0"/>
-          <w:numId w:val="10"/>
+          <w:numId w:val="11"/>
         </w:numPr>
         <w:spacing w:after="0" w:afterAutospacing="0" w:before="0" w:beforeAutospacing="0" w:line="360" w:lineRule="auto"/>
         <w:ind w:left="720" w:hanging="360"/>
@@ -21793,7 +21669,7 @@
       <w:pPr>
         <w:numPr>
           <w:ilvl w:val="0"/>
-          <w:numId w:val="10"/>
+          <w:numId w:val="11"/>
         </w:numPr>
         <w:spacing w:after="0" w:afterAutospacing="0" w:before="0" w:beforeAutospacing="0" w:line="360" w:lineRule="auto"/>
         <w:ind w:left="720" w:hanging="360"/>
@@ -21843,7 +21719,7 @@
       <w:pPr>
         <w:numPr>
           <w:ilvl w:val="0"/>
-          <w:numId w:val="10"/>
+          <w:numId w:val="11"/>
         </w:numPr>
         <w:spacing w:after="240" w:before="0" w:beforeAutospacing="0" w:line="360" w:lineRule="auto"/>
         <w:ind w:left="720" w:hanging="360"/>
@@ -21921,7 +21797,7 @@
       <w:pPr>
         <w:numPr>
           <w:ilvl w:val="0"/>
-          <w:numId w:val="48"/>
+          <w:numId w:val="53"/>
         </w:numPr>
         <w:spacing w:after="0" w:afterAutospacing="0" w:before="240" w:line="360" w:lineRule="auto"/>
         <w:ind w:left="720" w:hanging="360"/>
@@ -21951,7 +21827,7 @@
       <w:pPr>
         <w:numPr>
           <w:ilvl w:val="0"/>
-          <w:numId w:val="48"/>
+          <w:numId w:val="53"/>
         </w:numPr>
         <w:spacing w:after="0" w:afterAutospacing="0" w:before="0" w:beforeAutospacing="0" w:line="360" w:lineRule="auto"/>
         <w:ind w:left="720" w:hanging="360"/>
@@ -21983,7 +21859,7 @@
       <w:pPr>
         <w:numPr>
           <w:ilvl w:val="0"/>
-          <w:numId w:val="48"/>
+          <w:numId w:val="53"/>
         </w:numPr>
         <w:spacing w:after="0" w:afterAutospacing="0" w:before="0" w:beforeAutospacing="0" w:line="360" w:lineRule="auto"/>
         <w:ind w:left="720" w:hanging="360"/>
@@ -22015,7 +21891,7 @@
       <w:pPr>
         <w:numPr>
           <w:ilvl w:val="0"/>
-          <w:numId w:val="48"/>
+          <w:numId w:val="53"/>
         </w:numPr>
         <w:spacing w:after="240" w:before="0" w:beforeAutospacing="0" w:line="360" w:lineRule="auto"/>
         <w:ind w:left="720" w:hanging="360"/>
@@ -22100,7 +21976,7 @@
           <w:szCs w:val="26"/>
           <w:rtl w:val="0"/>
         </w:rPr>
-        <w:t xml:space="preserve">22. MANUAL DE MANTENIMIENTO Y ESCALABILIDAD</w:t>
+        <w:t xml:space="preserve">MANUAL DE MANTENIMIENTO Y ESCALABILIDAD</w:t>
       </w:r>
     </w:p>
     <w:p>
@@ -22163,7 +22039,7 @@
           <w:szCs w:val="22"/>
           <w:rtl w:val="0"/>
         </w:rPr>
-        <w:t xml:space="preserve">22.1. Actualización de Precios Masiva</w:t>
+        <w:t xml:space="preserve"> Actualización de Precios Masiva</w:t>
       </w:r>
     </w:p>
     <w:p>
@@ -22241,7 +22117,7 @@
       <w:pPr>
         <w:numPr>
           <w:ilvl w:val="0"/>
-          <w:numId w:val="23"/>
+          <w:numId w:val="25"/>
         </w:numPr>
         <w:spacing w:after="0" w:afterAutospacing="0" w:before="240" w:line="360" w:lineRule="auto"/>
         <w:ind w:left="720" w:hanging="360"/>
@@ -22273,7 +22149,7 @@
       <w:pPr>
         <w:numPr>
           <w:ilvl w:val="0"/>
-          <w:numId w:val="23"/>
+          <w:numId w:val="25"/>
         </w:numPr>
         <w:spacing w:after="240" w:before="0" w:beforeAutospacing="0" w:line="360" w:lineRule="auto"/>
         <w:ind w:left="720" w:hanging="360"/>
@@ -22344,7 +22220,7 @@
           <w:szCs w:val="22"/>
           <w:rtl w:val="0"/>
         </w:rPr>
-        <w:t xml:space="preserve">22.2. Backups y Respaldo de Información</w:t>
+        <w:t xml:space="preserve">Backups y Respaldo de Información</w:t>
       </w:r>
     </w:p>
     <w:p>
@@ -22386,7 +22262,7 @@
       <w:pPr>
         <w:numPr>
           <w:ilvl w:val="0"/>
-          <w:numId w:val="29"/>
+          <w:numId w:val="31"/>
         </w:numPr>
         <w:spacing w:after="0" w:afterAutospacing="0" w:before="240" w:line="360" w:lineRule="auto"/>
         <w:ind w:left="720" w:hanging="360"/>
@@ -22408,7 +22284,7 @@
       <w:pPr>
         <w:numPr>
           <w:ilvl w:val="0"/>
-          <w:numId w:val="29"/>
+          <w:numId w:val="31"/>
         </w:numPr>
         <w:spacing w:after="240" w:before="0" w:beforeAutospacing="0" w:line="360" w:lineRule="auto"/>
         <w:ind w:left="720" w:hanging="360"/>
@@ -22463,7 +22339,7 @@
         <w:pStyle w:val="Heading3"/>
         <w:keepNext w:val="0"/>
         <w:keepLines w:val="0"/>
-        <w:spacing w:before="0" w:lineRule="auto"/>
+        <w:spacing w:before="0" w:line="360" w:lineRule="auto"/>
         <w:rPr>
           <w:b w:val="1"/>
           <w:bCs w:val="1"/>
@@ -22483,12 +22359,12 @@
           <w:szCs w:val="26"/>
           <w:rtl w:val="0"/>
         </w:rPr>
-        <w:t xml:space="preserve">17. ANÁLISIS DE IMPACTO Y SUSTENTABILIDAD INDUSTRIAL</w:t>
-      </w:r>
-    </w:p>
-    <w:p>
-      <w:pPr>
-        <w:spacing w:after="240" w:lineRule="auto"/>
+        <w:t xml:space="preserve">ANÁLISIS DE IMPACTO Y SUSTENTABILIDAD INDUSTRIAL</w:t>
+      </w:r>
+    </w:p>
+    <w:p>
+      <w:pPr>
+        <w:spacing w:after="240" w:line="360" w:lineRule="auto"/>
         <w:rPr>
           <w:b w:val="1"/>
           <w:bCs w:val="1"/>
@@ -22511,9 +22387,9 @@
       <w:pPr>
         <w:numPr>
           <w:ilvl w:val="0"/>
-          <w:numId w:val="39"/>
+          <w:numId w:val="41"/>
         </w:numPr>
-        <w:spacing w:after="0" w:afterAutospacing="0" w:lineRule="auto"/>
+        <w:spacing w:after="0" w:afterAutospacing="0" w:line="360" w:lineRule="auto"/>
         <w:ind w:left="720" w:hanging="360"/>
         <w:rPr>
           <w:b w:val="1"/>
@@ -22537,9 +22413,9 @@
       <w:pPr>
         <w:numPr>
           <w:ilvl w:val="0"/>
-          <w:numId w:val="39"/>
+          <w:numId w:val="41"/>
         </w:numPr>
-        <w:spacing w:after="0" w:afterAutospacing="0" w:lineRule="auto"/>
+        <w:spacing w:after="0" w:afterAutospacing="0" w:line="360" w:lineRule="auto"/>
         <w:ind w:left="720" w:hanging="360"/>
         <w:rPr>
           <w:b w:val="1"/>
@@ -22563,9 +22439,9 @@
       <w:pPr>
         <w:numPr>
           <w:ilvl w:val="0"/>
-          <w:numId w:val="39"/>
+          <w:numId w:val="41"/>
         </w:numPr>
-        <w:spacing w:after="240" w:lineRule="auto"/>
+        <w:spacing w:after="240" w:line="360" w:lineRule="auto"/>
         <w:ind w:left="720" w:hanging="360"/>
         <w:rPr>
           <w:b w:val="1"/>
@@ -22606,7 +22482,7 @@
         <w:pStyle w:val="Heading3"/>
         <w:keepNext w:val="0"/>
         <w:keepLines w:val="0"/>
-        <w:spacing w:before="0" w:lineRule="auto"/>
+        <w:spacing w:before="0" w:line="360" w:lineRule="auto"/>
         <w:rPr>
           <w:b w:val="1"/>
           <w:bCs w:val="1"/>
@@ -22626,12 +22502,12 @@
           <w:szCs w:val="26"/>
           <w:rtl w:val="0"/>
         </w:rPr>
-        <w:t xml:space="preserve">18. GLOSARIO TÉCNICO DE REFERENCIA</w:t>
-      </w:r>
-    </w:p>
-    <w:p>
-      <w:pPr>
-        <w:spacing w:after="240" w:lineRule="auto"/>
+        <w:t xml:space="preserve">GLOSARIO TÉCNICO DE REFERENCIA</w:t>
+      </w:r>
+    </w:p>
+    <w:p>
+      <w:pPr>
+        <w:spacing w:after="240" w:line="360" w:lineRule="auto"/>
         <w:rPr>
           <w:b w:val="1"/>
           <w:bCs w:val="1"/>
@@ -22700,7 +22576,7 @@
           </w:tcPr>
           <w:p>
             <w:pPr>
-              <w:spacing w:after="480" w:lineRule="auto"/>
+              <w:spacing w:after="480" w:line="360" w:lineRule="auto"/>
               <w:rPr>
                 <w:b w:val="1"/>
                 <w:bCs w:val="1"/>
@@ -22738,7 +22614,7 @@
           </w:tcPr>
           <w:p>
             <w:pPr>
-              <w:spacing w:after="480" w:lineRule="auto"/>
+              <w:spacing w:after="480" w:line="360" w:lineRule="auto"/>
               <w:rPr>
                 <w:b w:val="1"/>
                 <w:bCs w:val="1"/>
@@ -22783,7 +22659,7 @@
           </w:tcPr>
           <w:p>
             <w:pPr>
-              <w:spacing w:after="480" w:lineRule="auto"/>
+              <w:spacing w:after="480" w:line="360" w:lineRule="auto"/>
               <w:rPr>
                 <w:b w:val="1"/>
                 <w:bCs w:val="1"/>
@@ -22821,7 +22697,7 @@
           </w:tcPr>
           <w:p>
             <w:pPr>
-              <w:spacing w:after="480" w:lineRule="auto"/>
+              <w:spacing w:after="480" w:line="360" w:lineRule="auto"/>
               <w:rPr>
                 <w:b w:val="1"/>
                 <w:bCs w:val="1"/>
@@ -22866,7 +22742,7 @@
           </w:tcPr>
           <w:p>
             <w:pPr>
-              <w:spacing w:after="480" w:lineRule="auto"/>
+              <w:spacing w:after="480" w:line="360" w:lineRule="auto"/>
               <w:rPr>
                 <w:b w:val="1"/>
                 <w:bCs w:val="1"/>
@@ -22904,7 +22780,7 @@
           </w:tcPr>
           <w:p>
             <w:pPr>
-              <w:spacing w:after="480" w:lineRule="auto"/>
+              <w:spacing w:after="480" w:line="360" w:lineRule="auto"/>
               <w:rPr>
                 <w:b w:val="1"/>
                 <w:bCs w:val="1"/>
@@ -22949,7 +22825,7 @@
           </w:tcPr>
           <w:p>
             <w:pPr>
-              <w:spacing w:after="480" w:lineRule="auto"/>
+              <w:spacing w:after="480" w:line="360" w:lineRule="auto"/>
               <w:rPr>
                 <w:b w:val="1"/>
                 <w:bCs w:val="1"/>
@@ -22987,7 +22863,7 @@
           </w:tcPr>
           <w:p>
             <w:pPr>
-              <w:spacing w:after="480" w:lineRule="auto"/>
+              <w:spacing w:after="480" w:line="360" w:lineRule="auto"/>
               <w:rPr>
                 <w:b w:val="1"/>
                 <w:bCs w:val="1"/>
@@ -23032,7 +22908,7 @@
           </w:tcPr>
           <w:p>
             <w:pPr>
-              <w:spacing w:after="480" w:lineRule="auto"/>
+              <w:spacing w:after="480" w:line="360" w:lineRule="auto"/>
               <w:rPr>
                 <w:b w:val="1"/>
                 <w:bCs w:val="1"/>
@@ -23070,7 +22946,7 @@
           </w:tcPr>
           <w:p>
             <w:pPr>
-              <w:spacing w:after="480" w:lineRule="auto"/>
+              <w:spacing w:after="480" w:line="360" w:lineRule="auto"/>
               <w:rPr>
                 <w:b w:val="1"/>
                 <w:bCs w:val="1"/>
@@ -23127,7 +23003,7 @@
           </w:tcPr>
           <w:p>
             <w:pPr>
-              <w:spacing w:after="480" w:lineRule="auto"/>
+              <w:spacing w:after="480" w:line="360" w:lineRule="auto"/>
               <w:rPr>
                 <w:b w:val="1"/>
                 <w:bCs w:val="1"/>
@@ -23165,7 +23041,7 @@
           </w:tcPr>
           <w:p>
             <w:pPr>
-              <w:spacing w:after="480" w:lineRule="auto"/>
+              <w:spacing w:after="480" w:line="360" w:lineRule="auto"/>
               <w:rPr>
                 <w:b w:val="1"/>
                 <w:bCs w:val="1"/>
@@ -23210,7 +23086,7 @@
           </w:tcPr>
           <w:p>
             <w:pPr>
-              <w:spacing w:after="480" w:lineRule="auto"/>
+              <w:spacing w:after="480" w:line="360" w:lineRule="auto"/>
               <w:rPr>
                 <w:b w:val="1"/>
                 <w:bCs w:val="1"/>
@@ -23248,7 +23124,7 @@
           </w:tcPr>
           <w:p>
             <w:pPr>
-              <w:spacing w:after="480" w:lineRule="auto"/>
+              <w:spacing w:after="480" w:line="360" w:lineRule="auto"/>
               <w:rPr>
                 <w:b w:val="1"/>
                 <w:bCs w:val="1"/>
@@ -23305,7 +23181,7 @@
           </w:tcPr>
           <w:p>
             <w:pPr>
-              <w:spacing w:after="480" w:lineRule="auto"/>
+              <w:spacing w:after="480" w:line="360" w:lineRule="auto"/>
               <w:rPr>
                 <w:b w:val="1"/>
                 <w:bCs w:val="1"/>
@@ -23343,7 +23219,7 @@
           </w:tcPr>
           <w:p>
             <w:pPr>
-              <w:spacing w:after="480" w:lineRule="auto"/>
+              <w:spacing w:after="480" w:line="360" w:lineRule="auto"/>
               <w:rPr>
                 <w:b w:val="1"/>
                 <w:bCs w:val="1"/>
@@ -23420,7 +23296,7 @@
           <w:szCs w:val="26"/>
           <w:rtl w:val="0"/>
         </w:rPr>
-        <w:t xml:space="preserve">32. DIAGRAMA DE SECUENCIA: TRANSACCIÓN DE VENTA Y SINCRONIZACIÓN DE STOCK</w:t>
+        <w:t xml:space="preserve">DIAGRAMA DE SECUENCIA: TRANSACCIÓN DE VENTA Y SINCRONIZACIÓN DE STOCK</w:t>
       </w:r>
     </w:p>
     <w:p>
@@ -23465,14 +23341,14 @@
           <w:szCs w:val="22"/>
           <w:rtl w:val="0"/>
         </w:rPr>
-        <w:t xml:space="preserve">32.1. Análisis del Flujo de Mensajes</w:t>
+        <w:t xml:space="preserve">Análisis del Flujo de Mensajes</w:t>
       </w:r>
     </w:p>
     <w:p>
       <w:pPr>
         <w:numPr>
           <w:ilvl w:val="0"/>
-          <w:numId w:val="44"/>
+          <w:numId w:val="48"/>
         </w:numPr>
         <w:spacing w:after="0" w:afterAutospacing="0" w:before="240" w:line="360" w:lineRule="auto"/>
         <w:ind w:left="720" w:hanging="360"/>
@@ -23520,7 +23396,7 @@
       <w:pPr>
         <w:numPr>
           <w:ilvl w:val="0"/>
-          <w:numId w:val="44"/>
+          <w:numId w:val="48"/>
         </w:numPr>
         <w:spacing w:after="0" w:afterAutospacing="0" w:before="0" w:beforeAutospacing="0" w:line="360" w:lineRule="auto"/>
         <w:ind w:left="720" w:hanging="360"/>
@@ -23606,7 +23482,7 @@
       <w:pPr>
         <w:numPr>
           <w:ilvl w:val="1"/>
-          <w:numId w:val="44"/>
+          <w:numId w:val="48"/>
         </w:numPr>
         <w:spacing w:after="0" w:afterAutospacing="0" w:before="0" w:beforeAutospacing="0" w:line="360" w:lineRule="auto"/>
         <w:ind w:left="1440" w:hanging="360"/>
@@ -23646,7 +23522,7 @@
       <w:pPr>
         <w:numPr>
           <w:ilvl w:val="0"/>
-          <w:numId w:val="44"/>
+          <w:numId w:val="48"/>
         </w:numPr>
         <w:spacing w:after="0" w:afterAutospacing="0" w:before="0" w:beforeAutospacing="0" w:line="360" w:lineRule="auto"/>
         <w:ind w:left="720" w:hanging="360"/>
@@ -23714,7 +23590,7 @@
       <w:pPr>
         <w:numPr>
           <w:ilvl w:val="0"/>
-          <w:numId w:val="44"/>
+          <w:numId w:val="48"/>
         </w:numPr>
         <w:spacing w:after="240" w:before="0" w:beforeAutospacing="0" w:line="360" w:lineRule="auto"/>
         <w:ind w:left="720" w:hanging="360"/>
@@ -23759,12 +23635,12 @@
           <wp:inline distB="114300" distT="114300" distL="114300" distR="114300">
             <wp:extent cx="5731200" cy="2730500"/>
             <wp:effectExtent b="0" l="0" r="0" t="0"/>
-            <wp:docPr id="5" name="image1.png"/>
+            <wp:docPr id="5" name="image3.png"/>
             <a:graphic>
               <a:graphicData uri="http://schemas.openxmlformats.org/drawingml/2006/picture">
                 <pic:pic>
                   <pic:nvPicPr>
-                    <pic:cNvPr id="0" name="image1.png"/>
+                    <pic:cNvPr id="0" name="image3.png"/>
                     <pic:cNvPicPr preferRelativeResize="0"/>
                   </pic:nvPicPr>
                   <pic:blipFill>
@@ -23819,7 +23695,7 @@
           <w:szCs w:val="26"/>
           <w:rtl w:val="0"/>
         </w:rPr>
-        <w:t xml:space="preserve">33. GESTIÓN DEL TIEMPO: MÉTODO DEL CAMINO CRÍTICO (CPM)</w:t>
+        <w:t xml:space="preserve">GESTIÓN DEL TIEMPO: MÉTODO DEL CAMINO CRÍTICO (CPM)</w:t>
       </w:r>
     </w:p>
     <w:p>
@@ -23885,7 +23761,7 @@
           <w:color w:val="000000"/>
           <w:rtl w:val="0"/>
         </w:rPr>
-        <w:t xml:space="preserve">33.1. Interpretación de la Red de Actividades</w:t>
+        <w:t xml:space="preserve">Interpretación de la Red de Actividades</w:t>
       </w:r>
     </w:p>
     <w:p>
@@ -23909,7 +23785,7 @@
       <w:pPr>
         <w:numPr>
           <w:ilvl w:val="0"/>
-          <w:numId w:val="45"/>
+          <w:numId w:val="50"/>
         </w:numPr>
         <w:spacing w:after="0" w:afterAutospacing="0" w:before="240" w:line="360" w:lineRule="auto"/>
         <w:ind w:left="720" w:hanging="360"/>
@@ -23941,7 +23817,7 @@
       <w:pPr>
         <w:numPr>
           <w:ilvl w:val="0"/>
-          <w:numId w:val="45"/>
+          <w:numId w:val="50"/>
         </w:numPr>
         <w:spacing w:after="0" w:afterAutospacing="0" w:before="0" w:beforeAutospacing="0" w:line="360" w:lineRule="auto"/>
         <w:ind w:left="720" w:hanging="360"/>
@@ -23991,7 +23867,7 @@
       <w:pPr>
         <w:numPr>
           <w:ilvl w:val="0"/>
-          <w:numId w:val="45"/>
+          <w:numId w:val="50"/>
         </w:numPr>
         <w:spacing w:after="0" w:afterAutospacing="0" w:before="0" w:beforeAutospacing="0" w:line="360" w:lineRule="auto"/>
         <w:ind w:left="720" w:hanging="360"/>
@@ -24041,7 +23917,7 @@
       <w:pPr>
         <w:numPr>
           <w:ilvl w:val="0"/>
-          <w:numId w:val="45"/>
+          <w:numId w:val="50"/>
         </w:numPr>
         <w:spacing w:after="240" w:before="0" w:beforeAutospacing="0" w:line="360" w:lineRule="auto"/>
         <w:ind w:left="720" w:hanging="360"/>
@@ -24094,7 +23970,7 @@
           <w:szCs w:val="22"/>
           <w:rtl w:val="0"/>
         </w:rPr>
-        <w:t xml:space="preserve">33.2. Determinación de la Ruta Crítica</w:t>
+        <w:t xml:space="preserve">Determinación de la Ruta Crítica</w:t>
       </w:r>
     </w:p>
     <w:p>
@@ -24166,12 +24042,12 @@
           <wp:inline distB="114300" distT="114300" distL="114300" distR="114300">
             <wp:extent cx="5238750" cy="5210175"/>
             <wp:effectExtent b="0" l="0" r="0" t="0"/>
-            <wp:docPr id="2" name="image4.png"/>
+            <wp:docPr id="2" name="image1.png"/>
             <a:graphic>
               <a:graphicData uri="http://schemas.openxmlformats.org/drawingml/2006/picture">
                 <pic:pic>
                   <pic:nvPicPr>
-                    <pic:cNvPr id="0" name="image4.png"/>
+                    <pic:cNvPr id="0" name="image1.png"/>
                     <pic:cNvPicPr preferRelativeResize="0"/>
                   </pic:nvPicPr>
                   <pic:blipFill>
@@ -24272,7 +24148,7 @@
           <w:szCs w:val="26"/>
           <w:rtl w:val="0"/>
         </w:rPr>
-        <w:t xml:space="preserve">21. ANÁLISIS DE FACTIBILIDAD Y RETORNO DE INVERSIÓN (ROI)</w:t>
+        <w:t xml:space="preserve">ANÁLISIS DE FACTIBILIDAD Y RETORNO DE INVERSIÓN (ROI)</w:t>
       </w:r>
     </w:p>
     <w:p>
@@ -24470,11 +24346,6 @@
         </w:rPr>
       </w:pPr>
       <w:r>
-        <w:pict>
-          <v:rect style="width:0.0pt;height:1.5pt" o:hr="t" o:hrstd="t" o:hralign="center" fillcolor="#A0A0A0" stroked="f"/>
-        </w:pict>
-      </w:r>
-      <w:r>
         <w:rPr>
           <w:rtl w:val="0"/>
         </w:rPr>
@@ -24506,7 +24377,7 @@
           <w:szCs w:val="26"/>
           <w:rtl w:val="0"/>
         </w:rPr>
-        <w:t xml:space="preserve">22. PROTOCOLO DE CAPACITACIÓN PARA EL PERSONAL</w:t>
+        <w:t xml:space="preserve">PROTOCOLO DE CAPACITACIÓN PARA EL PERSONAL</w:t>
       </w:r>
     </w:p>
     <w:p>
@@ -24530,7 +24401,7 @@
       <w:pPr>
         <w:numPr>
           <w:ilvl w:val="0"/>
-          <w:numId w:val="37"/>
+          <w:numId w:val="39"/>
         </w:numPr>
         <w:spacing w:after="0" w:afterAutospacing="0" w:before="240" w:line="360" w:lineRule="auto"/>
         <w:ind w:left="720" w:hanging="360"/>
@@ -24562,7 +24433,7 @@
       <w:pPr>
         <w:numPr>
           <w:ilvl w:val="0"/>
-          <w:numId w:val="37"/>
+          <w:numId w:val="39"/>
         </w:numPr>
         <w:spacing w:after="0" w:afterAutospacing="0" w:before="0" w:beforeAutospacing="0" w:line="360" w:lineRule="auto"/>
         <w:ind w:left="720" w:hanging="360"/>
@@ -24594,7 +24465,7 @@
       <w:pPr>
         <w:numPr>
           <w:ilvl w:val="0"/>
-          <w:numId w:val="37"/>
+          <w:numId w:val="39"/>
         </w:numPr>
         <w:spacing w:after="240" w:before="0" w:beforeAutospacing="0" w:line="360" w:lineRule="auto"/>
         <w:ind w:left="720" w:hanging="360"/>
@@ -24663,7 +24534,7 @@
           <w:szCs w:val="26"/>
           <w:rtl w:val="0"/>
         </w:rPr>
-        <w:t xml:space="preserve">23. PRUEBAS DE ESTRÉS Y CONTROL DE CALIDAD (QA)</w:t>
+        <w:t xml:space="preserve">PRUEBAS DE ESTRÉS Y CONTROL DE CALIDAD (QA)</w:t>
       </w:r>
     </w:p>
     <w:p>
@@ -24820,7 +24691,7 @@
           <w:szCs w:val="26"/>
           <w:rtl w:val="0"/>
         </w:rPr>
-        <w:t xml:space="preserve">24. REQUERIMIENTOS TÉCNICOS DEL SISTEMA (HARDWARE Y SOFTWARE)</w:t>
+        <w:t xml:space="preserve">REQUERIMIENTOS TÉCNICOS DEL SISTEMA (HARDWARE Y SOFTWARE)</w:t>
       </w:r>
     </w:p>
     <w:p>
@@ -24844,7 +24715,7 @@
       <w:pPr>
         <w:numPr>
           <w:ilvl w:val="0"/>
-          <w:numId w:val="34"/>
+          <w:numId w:val="36"/>
         </w:numPr>
         <w:spacing w:after="0" w:afterAutospacing="0" w:before="240" w:line="360" w:lineRule="auto"/>
         <w:ind w:left="720" w:hanging="360"/>
@@ -24868,7 +24739,7 @@
       <w:pPr>
         <w:numPr>
           <w:ilvl w:val="1"/>
-          <w:numId w:val="34"/>
+          <w:numId w:val="36"/>
         </w:numPr>
         <w:spacing w:after="0" w:afterAutospacing="0" w:before="0" w:beforeAutospacing="0" w:line="360" w:lineRule="auto"/>
         <w:ind w:left="1440" w:hanging="360"/>
@@ -24890,7 +24761,7 @@
       <w:pPr>
         <w:numPr>
           <w:ilvl w:val="1"/>
-          <w:numId w:val="34"/>
+          <w:numId w:val="36"/>
         </w:numPr>
         <w:spacing w:after="0" w:afterAutospacing="0" w:before="0" w:beforeAutospacing="0" w:line="360" w:lineRule="auto"/>
         <w:ind w:left="1440" w:hanging="360"/>
@@ -24912,7 +24783,7 @@
       <w:pPr>
         <w:numPr>
           <w:ilvl w:val="1"/>
-          <w:numId w:val="34"/>
+          <w:numId w:val="36"/>
         </w:numPr>
         <w:spacing w:after="0" w:afterAutospacing="0" w:before="0" w:beforeAutospacing="0" w:line="360" w:lineRule="auto"/>
         <w:ind w:left="1440" w:hanging="360"/>
@@ -24934,7 +24805,7 @@
       <w:pPr>
         <w:numPr>
           <w:ilvl w:val="0"/>
-          <w:numId w:val="34"/>
+          <w:numId w:val="36"/>
         </w:numPr>
         <w:spacing w:after="0" w:afterAutospacing="0" w:before="0" w:beforeAutospacing="0" w:line="360" w:lineRule="auto"/>
         <w:ind w:left="720" w:hanging="360"/>
@@ -24958,7 +24829,7 @@
       <w:pPr>
         <w:numPr>
           <w:ilvl w:val="1"/>
-          <w:numId w:val="34"/>
+          <w:numId w:val="36"/>
         </w:numPr>
         <w:spacing w:after="0" w:afterAutospacing="0" w:before="0" w:beforeAutospacing="0" w:line="360" w:lineRule="auto"/>
         <w:ind w:left="1440" w:hanging="360"/>
@@ -24980,7 +24851,7 @@
       <w:pPr>
         <w:numPr>
           <w:ilvl w:val="1"/>
-          <w:numId w:val="34"/>
+          <w:numId w:val="36"/>
         </w:numPr>
         <w:spacing w:after="0" w:afterAutospacing="0" w:before="0" w:beforeAutospacing="0" w:line="360" w:lineRule="auto"/>
         <w:ind w:left="1440" w:hanging="360"/>
@@ -25002,7 +24873,7 @@
       <w:pPr>
         <w:numPr>
           <w:ilvl w:val="0"/>
-          <w:numId w:val="12"/>
+          <w:numId w:val="13"/>
         </w:numPr>
         <w:spacing w:after="240" w:before="0" w:beforeAutospacing="0" w:line="360" w:lineRule="auto"/>
         <w:ind w:left="720" w:hanging="360"/>
@@ -25057,7 +24928,7 @@
           <w:szCs w:val="26"/>
           <w:rtl w:val="0"/>
         </w:rPr>
-        <w:t xml:space="preserve">35. ERRORES DE LÓGICA DE NEGOCIO Y USABILIDAD</w:t>
+        <w:t xml:space="preserve">ERRORES DE LÓGICA DE NEGOCIO Y USABILIDAD</w:t>
       </w:r>
     </w:p>
     <w:p>
@@ -25109,7 +24980,7 @@
       <w:pPr>
         <w:numPr>
           <w:ilvl w:val="0"/>
-          <w:numId w:val="17"/>
+          <w:numId w:val="18"/>
         </w:numPr>
         <w:spacing w:after="0" w:afterAutospacing="0" w:before="240" w:line="360" w:lineRule="auto"/>
         <w:ind w:left="720" w:hanging="360"/>
@@ -25157,7 +25028,7 @@
       <w:pPr>
         <w:numPr>
           <w:ilvl w:val="0"/>
-          <w:numId w:val="17"/>
+          <w:numId w:val="18"/>
         </w:numPr>
         <w:spacing w:after="240" w:before="0" w:beforeAutospacing="0" w:line="360" w:lineRule="auto"/>
         <w:ind w:left="720" w:hanging="360"/>
@@ -25246,14 +25117,14 @@
           <w:szCs w:val="22"/>
           <w:rtl w:val="0"/>
         </w:rPr>
-        <w:t xml:space="preserve">35.2. Gestión de IDs Duplicados en el Carrito</w:t>
+        <w:t xml:space="preserve">Gestión de IDs Duplicados en el Carrito</w:t>
       </w:r>
     </w:p>
     <w:p>
       <w:pPr>
         <w:numPr>
           <w:ilvl w:val="0"/>
-          <w:numId w:val="41"/>
+          <w:numId w:val="45"/>
         </w:numPr>
         <w:spacing w:after="0" w:afterAutospacing="0" w:before="240" w:line="360" w:lineRule="auto"/>
         <w:ind w:left="720" w:hanging="360"/>
@@ -25283,7 +25154,7 @@
       <w:pPr>
         <w:numPr>
           <w:ilvl w:val="0"/>
-          <w:numId w:val="41"/>
+          <w:numId w:val="45"/>
         </w:numPr>
         <w:spacing w:after="240" w:before="0" w:beforeAutospacing="0" w:line="360" w:lineRule="auto"/>
         <w:ind w:left="720" w:hanging="360"/>
@@ -25354,7 +25225,7 @@
           <w:szCs w:val="26"/>
           <w:rtl w:val="0"/>
         </w:rPr>
-        <w:t xml:space="preserve">35. ANEXO IV: REGISTRO DE ERRORES DE CONSOLA Y DESPLIEGUE (DEBUGGING)</w:t>
+        <w:t xml:space="preserve">ANEXO IV: REGISTRO DE ERRORES DE CONSOLA Y DESPLIEGUE (DEBUGGING)</w:t>
       </w:r>
     </w:p>
     <w:p>
@@ -25488,14 +25359,14 @@
           <w:szCs w:val="22"/>
           <w:rtl w:val="0"/>
         </w:rPr>
-        <w:t xml:space="preserve">35.1. Análisis Técnico de los Errores Detectados:</w:t>
+        <w:t xml:space="preserve">Análisis Técnico de los Errores Detectados:</w:t>
       </w:r>
     </w:p>
     <w:p>
       <w:pPr>
         <w:numPr>
           <w:ilvl w:val="0"/>
-          <w:numId w:val="36"/>
+          <w:numId w:val="38"/>
         </w:numPr>
         <w:spacing w:after="0" w:afterAutospacing="0" w:before="240" w:line="360" w:lineRule="auto"/>
         <w:ind w:left="720" w:hanging="360"/>
@@ -25583,7 +25454,7 @@
       <w:pPr>
         <w:numPr>
           <w:ilvl w:val="0"/>
-          <w:numId w:val="36"/>
+          <w:numId w:val="38"/>
         </w:numPr>
         <w:spacing w:after="0" w:afterAutospacing="0" w:before="0" w:beforeAutospacing="0" w:line="360" w:lineRule="auto"/>
         <w:ind w:left="720" w:hanging="360"/>
@@ -25669,7 +25540,7 @@
       <w:pPr>
         <w:numPr>
           <w:ilvl w:val="0"/>
-          <w:numId w:val="36"/>
+          <w:numId w:val="38"/>
         </w:numPr>
         <w:spacing w:after="240" w:before="0" w:beforeAutospacing="0" w:line="360" w:lineRule="auto"/>
         <w:ind w:left="720" w:hanging="360"/>
@@ -25758,7 +25629,7 @@
           <w:szCs w:val="22"/>
           <w:rtl w:val="0"/>
         </w:rPr>
-        <w:t xml:space="preserve">35.2. Resolución y Optimización Final</w:t>
+        <w:t xml:space="preserve">Resolución y Optimización Final</w:t>
       </w:r>
     </w:p>
     <w:p>
@@ -25839,7 +25710,7 @@
           <w:szCs w:val="26"/>
           <w:rtl w:val="0"/>
         </w:rPr>
-        <w:t xml:space="preserve">36. GESTIÓN DE VERSIONES Y RESOLUCIÓN DE CONFLICTOS EN GIT</w:t>
+        <w:t xml:space="preserve">GESTIÓN DE VERSIONES Y RESOLUCIÓN DE CONFLICTOS EN GIT</w:t>
       </w:r>
     </w:p>
     <w:p>
@@ -25962,7 +25833,7 @@
       <w:pPr>
         <w:numPr>
           <w:ilvl w:val="0"/>
-          <w:numId w:val="50"/>
+          <w:numId w:val="55"/>
         </w:numPr>
         <w:spacing w:after="0" w:afterAutospacing="0" w:before="240" w:line="360" w:lineRule="auto"/>
         <w:ind w:left="720" w:hanging="360"/>
@@ -25994,7 +25865,7 @@
       <w:pPr>
         <w:numPr>
           <w:ilvl w:val="0"/>
-          <w:numId w:val="50"/>
+          <w:numId w:val="55"/>
         </w:numPr>
         <w:spacing w:after="0" w:afterAutospacing="0" w:before="0" w:beforeAutospacing="0" w:line="360" w:lineRule="auto"/>
         <w:ind w:left="720" w:hanging="360"/>
@@ -26044,7 +25915,7 @@
       <w:pPr>
         <w:numPr>
           <w:ilvl w:val="0"/>
-          <w:numId w:val="50"/>
+          <w:numId w:val="55"/>
         </w:numPr>
         <w:spacing w:after="240" w:before="0" w:beforeAutospacing="0" w:line="360" w:lineRule="auto"/>
         <w:ind w:left="720" w:hanging="360"/>
@@ -26116,11 +25987,6 @@
           <w:szCs w:val="24"/>
         </w:rPr>
       </w:pPr>
-      <w:r>
-        <w:pict>
-          <v:rect style="width:0.0pt;height:1.5pt" o:hr="t" o:hrstd="t" o:hralign="center" fillcolor="#A0A0A0" stroked="f"/>
-        </w:pict>
-      </w:r>
       <w:r>
         <w:rPr>
           <w:rtl w:val="0"/>
@@ -26152,7 +26018,7 @@
           <w:szCs w:val="26"/>
           <w:rtl w:val="0"/>
         </w:rPr>
-        <w:t xml:space="preserve">37. VALIDACIÓN ESTÁTICA DE CÓDIGO (LINTING ERRORS)</w:t>
+        <w:t xml:space="preserve">VALIDACIÓN ESTÁTICA DE CÓDIGO (LINTING ERRORS)</w:t>
       </w:r>
     </w:p>
     <w:p>
@@ -26189,12 +26055,12 @@
           <wp:inline distB="114300" distT="114300" distL="114300" distR="114300">
             <wp:extent cx="5731200" cy="4305300"/>
             <wp:effectExtent b="0" l="0" r="0" t="0"/>
-            <wp:docPr id="4" name="image2.png"/>
+            <wp:docPr id="4" name="image5.png"/>
             <a:graphic>
               <a:graphicData uri="http://schemas.openxmlformats.org/drawingml/2006/picture">
                 <pic:pic>
                   <pic:nvPicPr>
-                    <pic:cNvPr id="0" name="image2.png"/>
+                    <pic:cNvPr id="0" name="image5.png"/>
                     <pic:cNvPicPr preferRelativeResize="0"/>
                   </pic:nvPicPr>
                   <pic:blipFill>
@@ -26249,7 +26115,7 @@
           <w:szCs w:val="22"/>
           <w:rtl w:val="0"/>
         </w:rPr>
-        <w:t xml:space="preserve">37.1. Desglose de Errores Críticos Identificados:</w:t>
+        <w:t xml:space="preserve">Desglose de Errores Críticos Identificados:</w:t>
       </w:r>
     </w:p>
     <w:p>
@@ -26291,7 +26157,7 @@
       <w:pPr>
         <w:numPr>
           <w:ilvl w:val="0"/>
-          <w:numId w:val="22"/>
+          <w:numId w:val="24"/>
         </w:numPr>
         <w:spacing w:after="0" w:afterAutospacing="0" w:before="240" w:line="360" w:lineRule="auto"/>
         <w:ind w:left="720" w:hanging="360"/>
@@ -26381,7 +26247,7 @@
       <w:pPr>
         <w:numPr>
           <w:ilvl w:val="0"/>
-          <w:numId w:val="22"/>
+          <w:numId w:val="24"/>
         </w:numPr>
         <w:spacing w:after="0" w:afterAutospacing="0" w:before="0" w:beforeAutospacing="0" w:line="360" w:lineRule="auto"/>
         <w:ind w:left="720" w:hanging="360"/>
@@ -26431,7 +26297,7 @@
       <w:pPr>
         <w:numPr>
           <w:ilvl w:val="0"/>
-          <w:numId w:val="22"/>
+          <w:numId w:val="24"/>
         </w:numPr>
         <w:spacing w:after="240" w:before="0" w:beforeAutospacing="0" w:line="360" w:lineRule="auto"/>
         <w:ind w:left="720" w:hanging="360"/>
@@ -26475,6 +26341,1026 @@
           <w:rtl w:val="0"/>
         </w:rPr>
         <w:t xml:space="preserve"> sobre importaciones no utilizadas, lo cual optimizó el tamaño final del paquete de despliegue.</w:t>
+      </w:r>
+    </w:p>
+    <w:p>
+      <w:pPr>
+        <w:pStyle w:val="Heading3"/>
+        <w:keepNext w:val="0"/>
+        <w:keepLines w:val="0"/>
+        <w:spacing w:before="280" w:line="360" w:lineRule="auto"/>
+        <w:ind w:left="720" w:firstLine="0"/>
+        <w:rPr>
+          <w:b w:val="1"/>
+          <w:bCs w:val="1"/>
+          <w:color w:val="000000"/>
+          <w:sz w:val="24"/>
+          <w:szCs w:val="24"/>
+        </w:rPr>
+      </w:pPr>
+      <w:bookmarkStart w:colFirst="0" w:colLast="0" w:name="_kn855swus7dj" w:id="99"/>
+      <w:bookmarkEnd w:id="99"/>
+      <w:r>
+        <w:rPr>
+          <w:b w:val="1"/>
+          <w:bCs w:val="1"/>
+          <w:color w:val="000000"/>
+          <w:sz w:val="24"/>
+          <w:szCs w:val="24"/>
+          <w:rtl w:val="0"/>
+        </w:rPr>
+        <w:t xml:space="preserve">BIBLIOGRAFÍA Y RECURSOS CONSULTADOS</w:t>
+      </w:r>
+    </w:p>
+    <w:p>
+      <w:pPr>
+        <w:spacing w:after="240" w:before="240" w:line="360" w:lineRule="auto"/>
+        <w:rPr>
+          <w:sz w:val="24"/>
+          <w:szCs w:val="24"/>
+        </w:rPr>
+      </w:pPr>
+      <w:r>
+        <w:rPr>
+          <w:sz w:val="24"/>
+          <w:szCs w:val="24"/>
+          <w:rtl w:val="0"/>
+        </w:rPr>
+        <w:t xml:space="preserve">Una carpeta académica debe citar sus fuentes. Esto le da validez a todo el proceso de investigación.</w:t>
+      </w:r>
+    </w:p>
+    <w:p>
+      <w:pPr>
+        <w:numPr>
+          <w:ilvl w:val="0"/>
+          <w:numId w:val="49"/>
+        </w:numPr>
+        <w:spacing w:after="0" w:afterAutospacing="0" w:before="240" w:line="360" w:lineRule="auto"/>
+        <w:ind w:left="720" w:hanging="360"/>
+        <w:rPr>
+          <w:sz w:val="24"/>
+          <w:szCs w:val="24"/>
+        </w:rPr>
+      </w:pPr>
+      <w:r>
+        <w:rPr>
+          <w:b w:val="1"/>
+          <w:bCs w:val="1"/>
+          <w:sz w:val="24"/>
+          <w:szCs w:val="24"/>
+          <w:rtl w:val="0"/>
+        </w:rPr>
+        <w:t xml:space="preserve">React Docs:</w:t>
+      </w:r>
+      <w:r>
+        <w:rPr>
+          <w:sz w:val="24"/>
+          <w:szCs w:val="24"/>
+          <w:rtl w:val="0"/>
+        </w:rPr>
+        <w:t xml:space="preserve"> </w:t>
+      </w:r>
+      <w:r>
+        <w:rPr>
+          <w:i w:val="1"/>
+          <w:iCs w:val="1"/>
+          <w:sz w:val="24"/>
+          <w:szCs w:val="24"/>
+          <w:rtl w:val="0"/>
+        </w:rPr>
+        <w:t xml:space="preserve">Documentación oficial sobre Hooks y manejo de estado.</w:t>
+      </w:r>
+    </w:p>
+    <w:p>
+      <w:pPr>
+        <w:numPr>
+          <w:ilvl w:val="0"/>
+          <w:numId w:val="49"/>
+        </w:numPr>
+        <w:spacing w:after="0" w:afterAutospacing="0" w:before="0" w:beforeAutospacing="0" w:line="360" w:lineRule="auto"/>
+        <w:ind w:left="720" w:hanging="360"/>
+        <w:rPr>
+          <w:sz w:val="24"/>
+          <w:szCs w:val="24"/>
+        </w:rPr>
+      </w:pPr>
+      <w:r>
+        <w:rPr>
+          <w:b w:val="1"/>
+          <w:bCs w:val="1"/>
+          <w:sz w:val="24"/>
+          <w:szCs w:val="24"/>
+          <w:rtl w:val="0"/>
+        </w:rPr>
+        <w:t xml:space="preserve">Next.js Documentation:</w:t>
+      </w:r>
+      <w:r>
+        <w:rPr>
+          <w:sz w:val="24"/>
+          <w:szCs w:val="24"/>
+          <w:rtl w:val="0"/>
+        </w:rPr>
+        <w:t xml:space="preserve"> </w:t>
+      </w:r>
+      <w:r>
+        <w:rPr>
+          <w:i w:val="1"/>
+          <w:iCs w:val="1"/>
+          <w:sz w:val="24"/>
+          <w:szCs w:val="24"/>
+          <w:rtl w:val="0"/>
+        </w:rPr>
+        <w:t xml:space="preserve">Estrategias de despliegue y optimización de rutas.</w:t>
+      </w:r>
+    </w:p>
+    <w:p>
+      <w:pPr>
+        <w:numPr>
+          <w:ilvl w:val="0"/>
+          <w:numId w:val="49"/>
+        </w:numPr>
+        <w:spacing w:after="0" w:afterAutospacing="0" w:before="0" w:beforeAutospacing="0" w:line="360" w:lineRule="auto"/>
+        <w:ind w:left="720" w:hanging="360"/>
+        <w:rPr>
+          <w:sz w:val="24"/>
+          <w:szCs w:val="24"/>
+        </w:rPr>
+      </w:pPr>
+      <w:r>
+        <w:rPr>
+          <w:b w:val="1"/>
+          <w:bCs w:val="1"/>
+          <w:sz w:val="24"/>
+          <w:szCs w:val="24"/>
+          <w:rtl w:val="0"/>
+        </w:rPr>
+        <w:t xml:space="preserve">Supabase Auth &amp; RLS Guide:</w:t>
+      </w:r>
+      <w:r>
+        <w:rPr>
+          <w:sz w:val="24"/>
+          <w:szCs w:val="24"/>
+          <w:rtl w:val="0"/>
+        </w:rPr>
+        <w:t xml:space="preserve"> </w:t>
+      </w:r>
+      <w:r>
+        <w:rPr>
+          <w:i w:val="1"/>
+          <w:iCs w:val="1"/>
+          <w:sz w:val="24"/>
+          <w:szCs w:val="24"/>
+          <w:rtl w:val="0"/>
+        </w:rPr>
+        <w:t xml:space="preserve">Manuales de seguridad y políticas de fila en PostgreSQL.</w:t>
+      </w:r>
+    </w:p>
+    <w:p>
+      <w:pPr>
+        <w:numPr>
+          <w:ilvl w:val="0"/>
+          <w:numId w:val="49"/>
+        </w:numPr>
+        <w:spacing w:after="0" w:afterAutospacing="0" w:before="0" w:beforeAutospacing="0" w:line="360" w:lineRule="auto"/>
+        <w:ind w:left="720" w:hanging="360"/>
+        <w:rPr>
+          <w:sz w:val="24"/>
+          <w:szCs w:val="24"/>
+        </w:rPr>
+      </w:pPr>
+      <w:r>
+        <w:rPr>
+          <w:b w:val="1"/>
+          <w:bCs w:val="1"/>
+          <w:sz w:val="24"/>
+          <w:szCs w:val="24"/>
+          <w:rtl w:val="0"/>
+        </w:rPr>
+        <w:t xml:space="preserve">Tailwind CSS Documentation:</w:t>
+      </w:r>
+      <w:r>
+        <w:rPr>
+          <w:sz w:val="24"/>
+          <w:szCs w:val="24"/>
+          <w:rtl w:val="0"/>
+        </w:rPr>
+        <w:t xml:space="preserve"> </w:t>
+      </w:r>
+      <w:r>
+        <w:rPr>
+          <w:i w:val="1"/>
+          <w:iCs w:val="1"/>
+          <w:sz w:val="24"/>
+          <w:szCs w:val="24"/>
+          <w:rtl w:val="0"/>
+        </w:rPr>
+        <w:t xml:space="preserve">Estándares de diseño responsivo y Utility-First CSS.</w:t>
+      </w:r>
+    </w:p>
+    <w:p>
+      <w:pPr>
+        <w:numPr>
+          <w:ilvl w:val="0"/>
+          <w:numId w:val="49"/>
+        </w:numPr>
+        <w:spacing w:after="240" w:before="0" w:beforeAutospacing="0" w:line="360" w:lineRule="auto"/>
+        <w:ind w:left="720" w:hanging="360"/>
+        <w:rPr>
+          <w:sz w:val="24"/>
+          <w:szCs w:val="24"/>
+        </w:rPr>
+      </w:pPr>
+      <w:r>
+        <w:rPr>
+          <w:b w:val="1"/>
+          <w:bCs w:val="1"/>
+          <w:sz w:val="24"/>
+          <w:szCs w:val="24"/>
+          <w:rtl w:val="0"/>
+        </w:rPr>
+        <w:t xml:space="preserve">Metodologías Ágiles (Scrum Guide):</w:t>
+      </w:r>
+      <w:r>
+        <w:rPr>
+          <w:sz w:val="24"/>
+          <w:szCs w:val="24"/>
+          <w:rtl w:val="0"/>
+        </w:rPr>
+        <w:t xml:space="preserve"> </w:t>
+      </w:r>
+      <w:r>
+        <w:rPr>
+          <w:i w:val="1"/>
+          <w:iCs w:val="1"/>
+          <w:sz w:val="24"/>
+          <w:szCs w:val="24"/>
+          <w:rtl w:val="0"/>
+        </w:rPr>
+        <w:t xml:space="preserve">Fundamentos de la gestión de proyectos incremental.</w:t>
+      </w:r>
+    </w:p>
+    <w:p>
+      <w:pPr>
+        <w:spacing w:after="240" w:before="240" w:line="360" w:lineRule="auto"/>
+        <w:rPr>
+          <w:sz w:val="24"/>
+          <w:szCs w:val="24"/>
+        </w:rPr>
+      </w:pPr>
+      <w:r>
+        <w:rPr>
+          <w:sz w:val="24"/>
+          <w:szCs w:val="24"/>
+          <w:rtl w:val="0"/>
+        </w:rPr>
+        <w:t xml:space="preserve">Entendido, Anderson. Vamos a darle un enfoque mucho más </w:t>
+      </w:r>
+      <w:r>
+        <w:rPr>
+          <w:b w:val="1"/>
+          <w:bCs w:val="1"/>
+          <w:sz w:val="24"/>
+          <w:szCs w:val="24"/>
+          <w:rtl w:val="0"/>
+        </w:rPr>
+        <w:t xml:space="preserve">épico y profesional</w:t>
+      </w:r>
+      <w:r>
+        <w:rPr>
+          <w:sz w:val="24"/>
+          <w:szCs w:val="24"/>
+          <w:rtl w:val="0"/>
+        </w:rPr>
+        <w:t xml:space="preserve">, transformando esa "falta de experiencia" en un proceso de </w:t>
+      </w:r>
+      <w:r>
+        <w:rPr>
+          <w:b w:val="1"/>
+          <w:bCs w:val="1"/>
+          <w:sz w:val="24"/>
+          <w:szCs w:val="24"/>
+          <w:rtl w:val="0"/>
+        </w:rPr>
+        <w:t xml:space="preserve">investigación autodidacta y superación técnica</w:t>
+      </w:r>
+      <w:r>
+        <w:rPr>
+          <w:sz w:val="24"/>
+          <w:szCs w:val="24"/>
+          <w:rtl w:val="0"/>
+        </w:rPr>
+        <w:t xml:space="preserve">.</w:t>
+      </w:r>
+    </w:p>
+    <w:p>
+      <w:pPr>
+        <w:spacing w:after="240" w:before="240" w:line="360" w:lineRule="auto"/>
+        <w:rPr>
+          <w:sz w:val="24"/>
+          <w:szCs w:val="24"/>
+        </w:rPr>
+      </w:pPr>
+      <w:r>
+        <w:rPr>
+          <w:sz w:val="24"/>
+          <w:szCs w:val="24"/>
+          <w:rtl w:val="0"/>
+        </w:rPr>
+        <w:t xml:space="preserve">En lugar de mencionar la IA, hablaremos de la </w:t>
+      </w:r>
+      <w:r>
+        <w:rPr>
+          <w:b w:val="1"/>
+          <w:bCs w:val="1"/>
+          <w:sz w:val="24"/>
+          <w:szCs w:val="24"/>
+          <w:rtl w:val="0"/>
+        </w:rPr>
+        <w:t xml:space="preserve">curva de aprendizaje</w:t>
+      </w:r>
+      <w:r>
+        <w:rPr>
+          <w:sz w:val="24"/>
+          <w:szCs w:val="24"/>
+          <w:rtl w:val="0"/>
+        </w:rPr>
+        <w:t xml:space="preserve">, la </w:t>
+      </w:r>
+      <w:r>
+        <w:rPr>
+          <w:b w:val="1"/>
+          <w:bCs w:val="1"/>
+          <w:sz w:val="24"/>
+          <w:szCs w:val="24"/>
+          <w:rtl w:val="0"/>
+        </w:rPr>
+        <w:t xml:space="preserve">consulta de documentación técnica</w:t>
+      </w:r>
+      <w:r>
+        <w:rPr>
+          <w:sz w:val="24"/>
+          <w:szCs w:val="24"/>
+          <w:rtl w:val="0"/>
+        </w:rPr>
+        <w:t xml:space="preserve"> y el </w:t>
+      </w:r>
+      <w:r>
+        <w:rPr>
+          <w:b w:val="1"/>
+          <w:bCs w:val="1"/>
+          <w:sz w:val="24"/>
+          <w:szCs w:val="24"/>
+          <w:rtl w:val="0"/>
+        </w:rPr>
+        <w:t xml:space="preserve">aprendizaje basado en la resolución de problemas (Problem-Based Learning)</w:t>
+      </w:r>
+      <w:r>
+        <w:rPr>
+          <w:sz w:val="24"/>
+          <w:szCs w:val="24"/>
+          <w:rtl w:val="0"/>
+        </w:rPr>
+        <w:t xml:space="preserve">. Esto hace que Agustina quede como una estudiante extremadamente dedicada que aprendió tecnologías complejas desde cero.</w:t>
+      </w:r>
+    </w:p>
+    <w:p>
+      <w:pPr>
+        <w:spacing w:after="240" w:before="240" w:line="360" w:lineRule="auto"/>
+        <w:rPr>
+          <w:sz w:val="24"/>
+          <w:szCs w:val="24"/>
+        </w:rPr>
+      </w:pPr>
+      <w:r>
+        <w:rPr>
+          <w:sz w:val="24"/>
+          <w:szCs w:val="24"/>
+          <w:rtl w:val="0"/>
+        </w:rPr>
+        <w:t xml:space="preserve">Aquí tienes la versión reformulada para sus páginas finales:</w:t>
+      </w:r>
+    </w:p>
+    <w:p>
+      <w:pPr>
+        <w:spacing w:after="240" w:before="240" w:line="360" w:lineRule="auto"/>
+        <w:ind w:left="720" w:firstLine="0"/>
+        <w:rPr>
+          <w:sz w:val="24"/>
+          <w:szCs w:val="24"/>
+        </w:rPr>
+      </w:pPr>
+      <w:r>
+        <w:rPr>
+          <w:rtl w:val="0"/>
+        </w:rPr>
+      </w:r>
+    </w:p>
+    <w:p>
+      <w:pPr>
+        <w:pStyle w:val="Heading3"/>
+        <w:keepNext w:val="0"/>
+        <w:keepLines w:val="0"/>
+        <w:spacing w:before="280" w:line="360" w:lineRule="auto"/>
+        <w:ind w:left="720" w:firstLine="0"/>
+        <w:rPr>
+          <w:b w:val="1"/>
+          <w:bCs w:val="1"/>
+          <w:color w:val="000000"/>
+          <w:sz w:val="24"/>
+          <w:szCs w:val="24"/>
+        </w:rPr>
+      </w:pPr>
+      <w:bookmarkStart w:colFirst="0" w:colLast="0" w:name="_867mmsnjwwxb" w:id="100"/>
+      <w:bookmarkEnd w:id="100"/>
+      <w:r>
+        <w:rPr>
+          <w:b w:val="1"/>
+          <w:bCs w:val="1"/>
+          <w:color w:val="000000"/>
+          <w:sz w:val="24"/>
+          <w:szCs w:val="24"/>
+          <w:rtl w:val="0"/>
+        </w:rPr>
+        <w:t xml:space="preserve">CRÓNICA DEL DESARROLLO: DESAFÍOS Y GESTIÓN DE LA CURVA DE APRENDIZAJE</w:t>
+      </w:r>
+    </w:p>
+    <w:p>
+      <w:pPr>
+        <w:spacing w:after="240" w:before="240" w:line="360" w:lineRule="auto"/>
+        <w:rPr>
+          <w:sz w:val="24"/>
+          <w:szCs w:val="24"/>
+        </w:rPr>
+      </w:pPr>
+      <w:r>
+        <w:rPr>
+          <w:sz w:val="24"/>
+          <w:szCs w:val="24"/>
+          <w:rtl w:val="0"/>
+        </w:rPr>
+        <w:t xml:space="preserve">El desarrollo del SGI Metalúrgico representó un hito en nuestra formación, marcando la transición de la teoría académica a la implementación de soluciones industriales reales. Al no contar con experiencia previa en arquitecturas modernas como </w:t>
+      </w:r>
+      <w:r>
+        <w:rPr>
+          <w:b w:val="1"/>
+          <w:bCs w:val="1"/>
+          <w:sz w:val="24"/>
+          <w:szCs w:val="24"/>
+          <w:rtl w:val="0"/>
+        </w:rPr>
+        <w:t xml:space="preserve">Next.js 14</w:t>
+      </w:r>
+      <w:r>
+        <w:rPr>
+          <w:sz w:val="24"/>
+          <w:szCs w:val="24"/>
+          <w:rtl w:val="0"/>
+        </w:rPr>
+        <w:t xml:space="preserve"> o motores de bases de datos en la nube, el proyecto se convirtió en un proceso de </w:t>
+      </w:r>
+      <w:r>
+        <w:rPr>
+          <w:b w:val="1"/>
+          <w:bCs w:val="1"/>
+          <w:sz w:val="24"/>
+          <w:szCs w:val="24"/>
+          <w:rtl w:val="0"/>
+        </w:rPr>
+        <w:t xml:space="preserve">investigación intensiva y aprendizaje autodidacta</w:t>
+      </w:r>
+      <w:r>
+        <w:rPr>
+          <w:sz w:val="24"/>
+          <w:szCs w:val="24"/>
+          <w:rtl w:val="0"/>
+        </w:rPr>
+        <w:t xml:space="preserve">.</w:t>
+      </w:r>
+    </w:p>
+    <w:p>
+      <w:pPr>
+        <w:pStyle w:val="Heading4"/>
+        <w:keepNext w:val="0"/>
+        <w:keepLines w:val="0"/>
+        <w:spacing w:after="40" w:before="240" w:line="360" w:lineRule="auto"/>
+        <w:ind w:left="720" w:firstLine="0"/>
+        <w:rPr>
+          <w:b w:val="1"/>
+          <w:bCs w:val="1"/>
+          <w:color w:val="000000"/>
+        </w:rPr>
+      </w:pPr>
+      <w:bookmarkStart w:colFirst="0" w:colLast="0" w:name="_scgyrujbsrgn" w:id="101"/>
+      <w:bookmarkEnd w:id="101"/>
+      <w:r>
+        <w:rPr>
+          <w:b w:val="1"/>
+          <w:bCs w:val="1"/>
+          <w:color w:val="000000"/>
+          <w:rtl w:val="0"/>
+        </w:rPr>
+        <w:t xml:space="preserve">El Desafío de la Autogestión Técnica</w:t>
+      </w:r>
+    </w:p>
+    <w:p>
+      <w:pPr>
+        <w:spacing w:after="240" w:before="240" w:line="360" w:lineRule="auto"/>
+        <w:rPr>
+          <w:sz w:val="24"/>
+          <w:szCs w:val="24"/>
+        </w:rPr>
+      </w:pPr>
+      <w:r>
+        <w:rPr>
+          <w:sz w:val="24"/>
+          <w:szCs w:val="24"/>
+          <w:rtl w:val="0"/>
+        </w:rPr>
+        <w:t xml:space="preserve">Afrontar el desarrollo de un sistema </w:t>
+      </w:r>
+      <w:r>
+        <w:rPr>
+          <w:i w:val="1"/>
+          <w:iCs w:val="1"/>
+          <w:sz w:val="24"/>
+          <w:szCs w:val="24"/>
+          <w:rtl w:val="0"/>
+        </w:rPr>
+        <w:t xml:space="preserve">Full-Stack</w:t>
+      </w:r>
+      <w:r>
+        <w:rPr>
+          <w:sz w:val="24"/>
+          <w:szCs w:val="24"/>
+          <w:rtl w:val="0"/>
+        </w:rPr>
+        <w:t xml:space="preserve"> implicó dominar en tiempo récord tecnologías que normalmente requieren meses de especialización.</w:t>
+      </w:r>
+    </w:p>
+    <w:p>
+      <w:pPr>
+        <w:numPr>
+          <w:ilvl w:val="0"/>
+          <w:numId w:val="43"/>
+        </w:numPr>
+        <w:spacing w:after="0" w:afterAutospacing="0" w:before="240" w:line="360" w:lineRule="auto"/>
+        <w:ind w:left="720" w:hanging="360"/>
+        <w:rPr>
+          <w:sz w:val="24"/>
+          <w:szCs w:val="24"/>
+        </w:rPr>
+      </w:pPr>
+      <w:r>
+        <w:rPr>
+          <w:b w:val="1"/>
+          <w:bCs w:val="1"/>
+          <w:sz w:val="24"/>
+          <w:szCs w:val="24"/>
+          <w:rtl w:val="0"/>
+        </w:rPr>
+        <w:t xml:space="preserve">Investigación de Documentación:</w:t>
+      </w:r>
+      <w:r>
+        <w:rPr>
+          <w:sz w:val="24"/>
+          <w:szCs w:val="24"/>
+          <w:rtl w:val="0"/>
+        </w:rPr>
+        <w:t xml:space="preserve"> Gran parte del éxito del proyecto se debió a la consulta exhaustiva de la documentación técnica oficial y foros especializados. Aprender a interpretar logs de error y entender la jerarquía de los componentes de React fue un ejercicio de persistencia diaria.</w:t>
+      </w:r>
+    </w:p>
+    <w:p>
+      <w:pPr>
+        <w:numPr>
+          <w:ilvl w:val="0"/>
+          <w:numId w:val="43"/>
+        </w:numPr>
+        <w:spacing w:after="240" w:before="0" w:beforeAutospacing="0" w:line="360" w:lineRule="auto"/>
+        <w:ind w:left="720" w:hanging="360"/>
+        <w:rPr>
+          <w:sz w:val="24"/>
+          <w:szCs w:val="24"/>
+        </w:rPr>
+      </w:pPr>
+      <w:r>
+        <w:rPr>
+          <w:b w:val="1"/>
+          <w:bCs w:val="1"/>
+          <w:sz w:val="24"/>
+          <w:szCs w:val="24"/>
+          <w:rtl w:val="0"/>
+        </w:rPr>
+        <w:t xml:space="preserve">Prueba y Error (Iteración):</w:t>
+      </w:r>
+      <w:r>
+        <w:rPr>
+          <w:sz w:val="24"/>
+          <w:szCs w:val="24"/>
+          <w:rtl w:val="0"/>
+        </w:rPr>
+        <w:t xml:space="preserve"> Implementamos un flujo de trabajo basado en prototipos. Cada módulo fue reescrito varias veces a medida que nuestro entendimiento de la lógica de programación avanzaba, logrando un código final mucho más eficiente que los bocetos iniciales.</w:t>
+      </w:r>
+    </w:p>
+    <w:p>
+      <w:pPr>
+        <w:pStyle w:val="Heading4"/>
+        <w:keepNext w:val="0"/>
+        <w:keepLines w:val="0"/>
+        <w:spacing w:after="40" w:before="240" w:line="360" w:lineRule="auto"/>
+        <w:ind w:left="720" w:firstLine="0"/>
+        <w:rPr>
+          <w:b w:val="1"/>
+          <w:bCs w:val="1"/>
+          <w:color w:val="000000"/>
+        </w:rPr>
+      </w:pPr>
+      <w:bookmarkStart w:colFirst="0" w:colLast="0" w:name="_91hl1pw3vit1" w:id="102"/>
+      <w:bookmarkEnd w:id="102"/>
+      <w:r>
+        <w:rPr>
+          <w:b w:val="1"/>
+          <w:bCs w:val="1"/>
+          <w:color w:val="000000"/>
+          <w:rtl w:val="0"/>
+        </w:rPr>
+        <w:t xml:space="preserve">33.2. Adaptación de Procesos Industriales al Entorno Digital</w:t>
+      </w:r>
+    </w:p>
+    <w:p>
+      <w:pPr>
+        <w:spacing w:after="240" w:before="240" w:line="360" w:lineRule="auto"/>
+        <w:rPr>
+          <w:sz w:val="24"/>
+          <w:szCs w:val="24"/>
+        </w:rPr>
+      </w:pPr>
+      <w:r>
+        <w:rPr>
+          <w:sz w:val="24"/>
+          <w:szCs w:val="24"/>
+          <w:rtl w:val="0"/>
+        </w:rPr>
+        <w:t xml:space="preserve">Uno de los mayores retos fue la </w:t>
+      </w:r>
+      <w:r>
+        <w:rPr>
+          <w:b w:val="1"/>
+          <w:bCs w:val="1"/>
+          <w:sz w:val="24"/>
+          <w:szCs w:val="24"/>
+          <w:rtl w:val="0"/>
+        </w:rPr>
+        <w:t xml:space="preserve">abstracción</w:t>
+      </w:r>
+      <w:r>
+        <w:rPr>
+          <w:sz w:val="24"/>
+          <w:szCs w:val="24"/>
+          <w:rtl w:val="0"/>
+        </w:rPr>
+        <w:t xml:space="preserve">. Traducir el movimiento físico de una barra de hierro en un taller a un cambio de estado en una base de datos PostgreSQL requirió un análisis profundo:</w:t>
+      </w:r>
+    </w:p>
+    <w:p>
+      <w:pPr>
+        <w:numPr>
+          <w:ilvl w:val="0"/>
+          <w:numId w:val="19"/>
+        </w:numPr>
+        <w:spacing w:after="0" w:afterAutospacing="0" w:before="240" w:line="360" w:lineRule="auto"/>
+        <w:ind w:left="720" w:hanging="360"/>
+        <w:rPr>
+          <w:sz w:val="24"/>
+          <w:szCs w:val="24"/>
+        </w:rPr>
+      </w:pPr>
+      <w:r>
+        <w:rPr>
+          <w:b w:val="1"/>
+          <w:bCs w:val="1"/>
+          <w:sz w:val="24"/>
+          <w:szCs w:val="24"/>
+          <w:rtl w:val="0"/>
+        </w:rPr>
+        <w:t xml:space="preserve">Empatía con el Usuario:</w:t>
+      </w:r>
+      <w:r>
+        <w:rPr>
+          <w:sz w:val="24"/>
+          <w:szCs w:val="24"/>
+          <w:rtl w:val="0"/>
+        </w:rPr>
+        <w:t xml:space="preserve"> Tuvimos que "desaprender" nuestra lógica de desarrolladores para entender la lógica del operario. Esto nos llevó a simplificar interfaces complejas en favor de un diseño funcional para el entorno de planta.</w:t>
+      </w:r>
+    </w:p>
+    <w:p>
+      <w:pPr>
+        <w:numPr>
+          <w:ilvl w:val="0"/>
+          <w:numId w:val="19"/>
+        </w:numPr>
+        <w:spacing w:after="240" w:before="0" w:beforeAutospacing="0" w:line="360" w:lineRule="auto"/>
+        <w:ind w:left="720" w:hanging="360"/>
+        <w:rPr>
+          <w:sz w:val="24"/>
+          <w:szCs w:val="24"/>
+        </w:rPr>
+      </w:pPr>
+      <w:r>
+        <w:rPr>
+          <w:b w:val="1"/>
+          <w:bCs w:val="1"/>
+          <w:sz w:val="24"/>
+          <w:szCs w:val="24"/>
+          <w:rtl w:val="0"/>
+        </w:rPr>
+        <w:t xml:space="preserve">Integridad de Datos:</w:t>
+      </w:r>
+      <w:r>
+        <w:rPr>
+          <w:sz w:val="24"/>
+          <w:szCs w:val="24"/>
+          <w:rtl w:val="0"/>
+        </w:rPr>
+        <w:t xml:space="preserve"> La responsabilidad de manejar información real (precios, stock y clientes) nos obligó a profundizar en conceptos de seguridad y bases de datos relacionales, garantizando que el sistema fuera robusto y confiable.</w:t>
+      </w:r>
+    </w:p>
+    <w:p>
+      <w:pPr>
+        <w:pStyle w:val="Heading4"/>
+        <w:keepNext w:val="0"/>
+        <w:keepLines w:val="0"/>
+        <w:spacing w:after="40" w:before="240" w:line="360" w:lineRule="auto"/>
+        <w:ind w:left="720" w:firstLine="0"/>
+        <w:rPr>
+          <w:b w:val="1"/>
+          <w:bCs w:val="1"/>
+          <w:color w:val="000000"/>
+        </w:rPr>
+      </w:pPr>
+      <w:bookmarkStart w:colFirst="0" w:colLast="0" w:name="_xq0b0ovgeix3" w:id="103"/>
+      <w:bookmarkEnd w:id="103"/>
+      <w:r>
+        <w:rPr>
+          <w:b w:val="1"/>
+          <w:bCs w:val="1"/>
+          <w:color w:val="000000"/>
+          <w:rtl w:val="0"/>
+        </w:rPr>
+        <w:t xml:space="preserve">Resolución de Conflictos y Pensamiento Lógico</w:t>
+      </w:r>
+    </w:p>
+    <w:p>
+      <w:pPr>
+        <w:spacing w:after="240" w:before="240" w:line="360" w:lineRule="auto"/>
+        <w:rPr>
+          <w:sz w:val="24"/>
+          <w:szCs w:val="24"/>
+        </w:rPr>
+      </w:pPr>
+      <w:r>
+        <w:rPr>
+          <w:sz w:val="24"/>
+          <w:szCs w:val="24"/>
+          <w:rtl w:val="0"/>
+        </w:rPr>
+        <w:t xml:space="preserve">La falta de experiencia inicial se compensó con una metodología rigurosa de resolución de problemas:</w:t>
+      </w:r>
+    </w:p>
+    <w:p>
+      <w:pPr>
+        <w:numPr>
+          <w:ilvl w:val="0"/>
+          <w:numId w:val="10"/>
+        </w:numPr>
+        <w:spacing w:after="0" w:afterAutospacing="0" w:before="240" w:line="360" w:lineRule="auto"/>
+        <w:ind w:left="720" w:hanging="360"/>
+        <w:rPr>
+          <w:sz w:val="24"/>
+          <w:szCs w:val="24"/>
+        </w:rPr>
+      </w:pPr>
+      <w:r>
+        <w:rPr>
+          <w:b w:val="1"/>
+          <w:bCs w:val="1"/>
+          <w:sz w:val="24"/>
+          <w:szCs w:val="24"/>
+          <w:rtl w:val="0"/>
+        </w:rPr>
+        <w:t xml:space="preserve">Descomposición:</w:t>
+      </w:r>
+      <w:r>
+        <w:rPr>
+          <w:sz w:val="24"/>
+          <w:szCs w:val="24"/>
+          <w:rtl w:val="0"/>
+        </w:rPr>
+        <w:t xml:space="preserve"> Aprendimos a fragmentar problemas gigantes (ej: "Gestionar una Receta de Fabricación") en tareas minúsculas y abordables.</w:t>
+      </w:r>
+    </w:p>
+    <w:p>
+      <w:pPr>
+        <w:numPr>
+          <w:ilvl w:val="0"/>
+          <w:numId w:val="10"/>
+        </w:numPr>
+        <w:spacing w:after="240" w:before="0" w:beforeAutospacing="0" w:line="360" w:lineRule="auto"/>
+        <w:ind w:left="720" w:hanging="360"/>
+        <w:rPr>
+          <w:sz w:val="24"/>
+          <w:szCs w:val="24"/>
+        </w:rPr>
+      </w:pPr>
+      <w:r>
+        <w:rPr>
+          <w:b w:val="1"/>
+          <w:bCs w:val="1"/>
+          <w:sz w:val="24"/>
+          <w:szCs w:val="24"/>
+          <w:rtl w:val="0"/>
+        </w:rPr>
+        <w:t xml:space="preserve">Validación Cruzada:</w:t>
+      </w:r>
+      <w:r>
+        <w:rPr>
+          <w:sz w:val="24"/>
+          <w:szCs w:val="24"/>
+          <w:rtl w:val="0"/>
+        </w:rPr>
+        <w:t xml:space="preserve"> Cada nueva funcionalidad era testeada en diferentes dispositivos para asegurar la consistencia, lo que nos permitió detectar errores de compatibilidad antes de la entrega final.</w:t>
+      </w:r>
+    </w:p>
+    <w:p>
+      <w:pPr>
+        <w:spacing w:after="240" w:before="240" w:line="360" w:lineRule="auto"/>
+        <w:ind w:left="720" w:firstLine="0"/>
+        <w:rPr>
+          <w:sz w:val="24"/>
+          <w:szCs w:val="24"/>
+        </w:rPr>
+      </w:pPr>
+      <w:r>
+        <w:rPr>
+          <w:rtl w:val="0"/>
+        </w:rPr>
+      </w:r>
+    </w:p>
+    <w:p>
+      <w:pPr>
+        <w:pStyle w:val="Heading3"/>
+        <w:keepNext w:val="0"/>
+        <w:keepLines w:val="0"/>
+        <w:spacing w:before="280" w:line="360" w:lineRule="auto"/>
+        <w:ind w:left="9025.511811023624" w:right="-40.8661417322827" w:hanging="8600.314960629923"/>
+        <w:rPr>
+          <w:b w:val="1"/>
+          <w:bCs w:val="1"/>
+          <w:color w:val="000000"/>
+          <w:sz w:val="24"/>
+          <w:szCs w:val="24"/>
+        </w:rPr>
+      </w:pPr>
+      <w:bookmarkStart w:colFirst="0" w:colLast="0" w:name="_npxcufg0jp1c" w:id="104"/>
+      <w:bookmarkEnd w:id="104"/>
+      <w:r>
+        <w:rPr>
+          <w:b w:val="1"/>
+          <w:bCs w:val="1"/>
+          <w:color w:val="000000"/>
+          <w:sz w:val="24"/>
+          <w:szCs w:val="24"/>
+          <w:rtl w:val="0"/>
+        </w:rPr>
+        <w:t xml:space="preserve">CONCLUSIONES Y APRENDIZAJES SIGNIFICATIVOS</w:t>
+      </w:r>
+    </w:p>
+    <w:p>
+      <w:pPr>
+        <w:spacing w:after="240" w:before="240" w:line="360" w:lineRule="auto"/>
+        <w:rPr>
+          <w:sz w:val="24"/>
+          <w:szCs w:val="24"/>
+        </w:rPr>
+      </w:pPr>
+      <w:r>
+        <w:rPr>
+          <w:sz w:val="24"/>
+          <w:szCs w:val="24"/>
+          <w:rtl w:val="0"/>
+        </w:rPr>
+        <w:t xml:space="preserve">Este proyecto no solo entregó un software funcional, sino que forjó un nuevo set de capacidades técnicas y blandas en el equipo.</w:t>
+      </w:r>
+    </w:p>
+    <w:p>
+      <w:pPr>
+        <w:numPr>
+          <w:ilvl w:val="0"/>
+          <w:numId w:val="42"/>
+        </w:numPr>
+        <w:spacing w:after="0" w:afterAutospacing="0" w:before="240" w:line="360" w:lineRule="auto"/>
+        <w:ind w:left="720" w:hanging="360"/>
+        <w:rPr>
+          <w:sz w:val="24"/>
+          <w:szCs w:val="24"/>
+        </w:rPr>
+      </w:pPr>
+      <w:r>
+        <w:rPr>
+          <w:b w:val="1"/>
+          <w:bCs w:val="1"/>
+          <w:sz w:val="24"/>
+          <w:szCs w:val="24"/>
+          <w:rtl w:val="0"/>
+        </w:rPr>
+        <w:t xml:space="preserve">Dominio Tecnológico:</w:t>
+      </w:r>
+      <w:r>
+        <w:rPr>
+          <w:sz w:val="24"/>
+          <w:szCs w:val="24"/>
+          <w:rtl w:val="0"/>
+        </w:rPr>
+        <w:t xml:space="preserve"> Hoy podemos afirmar que manejamos el flujo completo de una aplicación moderna, desde el diseño de la interfaz hasta la gobernanza de datos en la nube.</w:t>
+      </w:r>
+    </w:p>
+    <w:p>
+      <w:pPr>
+        <w:numPr>
+          <w:ilvl w:val="0"/>
+          <w:numId w:val="42"/>
+        </w:numPr>
+        <w:spacing w:after="0" w:afterAutospacing="0" w:before="0" w:beforeAutospacing="0" w:line="360" w:lineRule="auto"/>
+        <w:ind w:left="720" w:hanging="360"/>
+        <w:rPr>
+          <w:sz w:val="24"/>
+          <w:szCs w:val="24"/>
+        </w:rPr>
+      </w:pPr>
+      <w:r>
+        <w:rPr>
+          <w:b w:val="1"/>
+          <w:bCs w:val="1"/>
+          <w:sz w:val="24"/>
+          <w:szCs w:val="24"/>
+          <w:rtl w:val="0"/>
+        </w:rPr>
+        <w:t xml:space="preserve">Resiliencia Técnica:</w:t>
+      </w:r>
+      <w:r>
+        <w:rPr>
+          <w:sz w:val="24"/>
+          <w:szCs w:val="24"/>
+          <w:rtl w:val="0"/>
+        </w:rPr>
+        <w:t xml:space="preserve"> Entendimos que en el desarrollo de software, el error no es un fracaso, sino una fuente de información necesaria para la mejora del sistema.</w:t>
+      </w:r>
+    </w:p>
+    <w:p>
+      <w:pPr>
+        <w:numPr>
+          <w:ilvl w:val="0"/>
+          <w:numId w:val="42"/>
+        </w:numPr>
+        <w:spacing w:after="240" w:before="0" w:beforeAutospacing="0" w:line="360" w:lineRule="auto"/>
+        <w:ind w:left="720" w:hanging="360"/>
+        <w:rPr>
+          <w:sz w:val="24"/>
+          <w:szCs w:val="24"/>
+        </w:rPr>
+      </w:pPr>
+      <w:r>
+        <w:rPr>
+          <w:b w:val="1"/>
+          <w:bCs w:val="1"/>
+          <w:sz w:val="24"/>
+          <w:szCs w:val="24"/>
+          <w:rtl w:val="0"/>
+        </w:rPr>
+        <w:t xml:space="preserve">Impacto Real:</w:t>
+      </w:r>
+      <w:r>
+        <w:rPr>
+          <w:sz w:val="24"/>
+          <w:szCs w:val="24"/>
+          <w:rtl w:val="0"/>
+        </w:rPr>
+        <w:t xml:space="preserve"> Ver cómo una idea se transforma en una herramienta que puede organizar el trabajo de una metalúrgica entera es la mayor satisfacción de este proceso.</w:t>
+      </w:r>
+    </w:p>
+    <w:p>
+      <w:pPr>
+        <w:spacing w:after="240" w:before="240" w:line="360" w:lineRule="auto"/>
+        <w:ind w:left="720" w:firstLine="0"/>
+        <w:rPr>
+          <w:sz w:val="24"/>
+          <w:szCs w:val="24"/>
+        </w:rPr>
+      </w:pPr>
+      <w:r>
+        <w:rPr>
+          <w:rtl w:val="0"/>
+        </w:rPr>
       </w:r>
     </w:p>
     <w:p>
@@ -27524,8 +28410,8 @@
   <w:abstractNum w:abstractNumId="10">
     <w:lvl w:ilvl="0">
       <w:start w:val="1"/>
-      <w:numFmt w:val="bullet"/>
-      <w:lvlText w:val="●"/>
+      <w:numFmt w:val="decimal"/>
+      <w:lvlText w:val="%1."/>
       <w:lvlJc w:val="left"/>
       <w:pPr>
         <w:ind w:left="720" w:hanging="360"/>
@@ -27536,8 +28422,8 @@
     </w:lvl>
     <w:lvl w:ilvl="1">
       <w:start w:val="1"/>
-      <w:numFmt w:val="bullet"/>
-      <w:lvlText w:val="○"/>
+      <w:numFmt w:val="lowerLetter"/>
+      <w:lvlText w:val="%2."/>
       <w:lvlJc w:val="left"/>
       <w:pPr>
         <w:ind w:left="1440" w:hanging="360"/>
@@ -27548,8 +28434,8 @@
     </w:lvl>
     <w:lvl w:ilvl="2">
       <w:start w:val="1"/>
-      <w:numFmt w:val="bullet"/>
-      <w:lvlText w:val="■"/>
+      <w:numFmt w:val="lowerRoman"/>
+      <w:lvlText w:val="%3."/>
       <w:lvlJc w:val="left"/>
       <w:pPr>
         <w:ind w:left="2160" w:hanging="360"/>
@@ -27560,8 +28446,8 @@
     </w:lvl>
     <w:lvl w:ilvl="3">
       <w:start w:val="1"/>
-      <w:numFmt w:val="bullet"/>
-      <w:lvlText w:val="●"/>
+      <w:numFmt w:val="decimal"/>
+      <w:lvlText w:val="%4."/>
       <w:lvlJc w:val="left"/>
       <w:pPr>
         <w:ind w:left="2880" w:hanging="360"/>
@@ -27572,8 +28458,8 @@
     </w:lvl>
     <w:lvl w:ilvl="4">
       <w:start w:val="1"/>
-      <w:numFmt w:val="bullet"/>
-      <w:lvlText w:val="○"/>
+      <w:numFmt w:val="lowerLetter"/>
+      <w:lvlText w:val="%5."/>
       <w:lvlJc w:val="left"/>
       <w:pPr>
         <w:ind w:left="3600" w:hanging="360"/>
@@ -27584,8 +28470,8 @@
     </w:lvl>
     <w:lvl w:ilvl="5">
       <w:start w:val="1"/>
-      <w:numFmt w:val="bullet"/>
-      <w:lvlText w:val="■"/>
+      <w:numFmt w:val="lowerRoman"/>
+      <w:lvlText w:val="%6."/>
       <w:lvlJc w:val="left"/>
       <w:pPr>
         <w:ind w:left="4320" w:hanging="360"/>
@@ -27596,8 +28482,8 @@
     </w:lvl>
     <w:lvl w:ilvl="6">
       <w:start w:val="1"/>
-      <w:numFmt w:val="bullet"/>
-      <w:lvlText w:val="●"/>
+      <w:numFmt w:val="decimal"/>
+      <w:lvlText w:val="%7."/>
       <w:lvlJc w:val="left"/>
       <w:pPr>
         <w:ind w:left="5040" w:hanging="360"/>
@@ -27608,8 +28494,8 @@
     </w:lvl>
     <w:lvl w:ilvl="7">
       <w:start w:val="1"/>
-      <w:numFmt w:val="bullet"/>
-      <w:lvlText w:val="○"/>
+      <w:numFmt w:val="lowerLetter"/>
+      <w:lvlText w:val="%8."/>
       <w:lvlJc w:val="left"/>
       <w:pPr>
         <w:ind w:left="5760" w:hanging="360"/>
@@ -27620,8 +28506,8 @@
     </w:lvl>
     <w:lvl w:ilvl="8">
       <w:start w:val="1"/>
-      <w:numFmt w:val="bullet"/>
-      <w:lvlText w:val="■"/>
+      <w:numFmt w:val="lowerRoman"/>
+      <w:lvlText w:val="%9."/>
       <w:lvlJc w:val="left"/>
       <w:pPr>
         <w:ind w:left="6480" w:hanging="360"/>
@@ -27964,8 +28850,8 @@
   <w:abstractNum w:abstractNumId="14">
     <w:lvl w:ilvl="0">
       <w:start w:val="1"/>
-      <w:numFmt w:val="decimal"/>
-      <w:lvlText w:val="%1."/>
+      <w:numFmt w:val="bullet"/>
+      <w:lvlText w:val="●"/>
       <w:lvlJc w:val="left"/>
       <w:pPr>
         <w:ind w:left="720" w:hanging="360"/>
@@ -27976,8 +28862,8 @@
     </w:lvl>
     <w:lvl w:ilvl="1">
       <w:start w:val="1"/>
-      <w:numFmt w:val="lowerLetter"/>
-      <w:lvlText w:val="%2."/>
+      <w:numFmt w:val="bullet"/>
+      <w:lvlText w:val="○"/>
       <w:lvlJc w:val="left"/>
       <w:pPr>
         <w:ind w:left="1440" w:hanging="360"/>
@@ -27988,8 +28874,8 @@
     </w:lvl>
     <w:lvl w:ilvl="2">
       <w:start w:val="1"/>
-      <w:numFmt w:val="lowerRoman"/>
-      <w:lvlText w:val="%3."/>
+      <w:numFmt w:val="bullet"/>
+      <w:lvlText w:val="■"/>
       <w:lvlJc w:val="left"/>
       <w:pPr>
         <w:ind w:left="2160" w:hanging="360"/>
@@ -28000,8 +28886,8 @@
     </w:lvl>
     <w:lvl w:ilvl="3">
       <w:start w:val="1"/>
-      <w:numFmt w:val="decimal"/>
-      <w:lvlText w:val="%4."/>
+      <w:numFmt w:val="bullet"/>
+      <w:lvlText w:val="●"/>
       <w:lvlJc w:val="left"/>
       <w:pPr>
         <w:ind w:left="2880" w:hanging="360"/>
@@ -28012,8 +28898,8 @@
     </w:lvl>
     <w:lvl w:ilvl="4">
       <w:start w:val="1"/>
-      <w:numFmt w:val="lowerLetter"/>
-      <w:lvlText w:val="%5."/>
+      <w:numFmt w:val="bullet"/>
+      <w:lvlText w:val="○"/>
       <w:lvlJc w:val="left"/>
       <w:pPr>
         <w:ind w:left="3600" w:hanging="360"/>
@@ -28024,8 +28910,8 @@
     </w:lvl>
     <w:lvl w:ilvl="5">
       <w:start w:val="1"/>
-      <w:numFmt w:val="lowerRoman"/>
-      <w:lvlText w:val="%6."/>
+      <w:numFmt w:val="bullet"/>
+      <w:lvlText w:val="■"/>
       <w:lvlJc w:val="left"/>
       <w:pPr>
         <w:ind w:left="4320" w:hanging="360"/>
@@ -28036,8 +28922,8 @@
     </w:lvl>
     <w:lvl w:ilvl="6">
       <w:start w:val="1"/>
-      <w:numFmt w:val="decimal"/>
-      <w:lvlText w:val="%7."/>
+      <w:numFmt w:val="bullet"/>
+      <w:lvlText w:val="●"/>
       <w:lvlJc w:val="left"/>
       <w:pPr>
         <w:ind w:left="5040" w:hanging="360"/>
@@ -28048,8 +28934,8 @@
     </w:lvl>
     <w:lvl w:ilvl="7">
       <w:start w:val="1"/>
-      <w:numFmt w:val="lowerLetter"/>
-      <w:lvlText w:val="%8."/>
+      <w:numFmt w:val="bullet"/>
+      <w:lvlText w:val="○"/>
       <w:lvlJc w:val="left"/>
       <w:pPr>
         <w:ind w:left="5760" w:hanging="360"/>
@@ -28060,8 +28946,8 @@
     </w:lvl>
     <w:lvl w:ilvl="8">
       <w:start w:val="1"/>
-      <w:numFmt w:val="lowerRoman"/>
-      <w:lvlText w:val="%9."/>
+      <w:numFmt w:val="bullet"/>
+      <w:lvlText w:val="■"/>
       <w:lvlJc w:val="left"/>
       <w:pPr>
         <w:ind w:left="6480" w:hanging="360"/>
@@ -28074,8 +28960,8 @@
   <w:abstractNum w:abstractNumId="15">
     <w:lvl w:ilvl="0">
       <w:start w:val="1"/>
-      <w:numFmt w:val="bullet"/>
-      <w:lvlText w:val="●"/>
+      <w:numFmt w:val="decimal"/>
+      <w:lvlText w:val="%1."/>
       <w:lvlJc w:val="left"/>
       <w:pPr>
         <w:ind w:left="720" w:hanging="360"/>
@@ -28086,8 +28972,8 @@
     </w:lvl>
     <w:lvl w:ilvl="1">
       <w:start w:val="1"/>
-      <w:numFmt w:val="bullet"/>
-      <w:lvlText w:val="○"/>
+      <w:numFmt w:val="lowerLetter"/>
+      <w:lvlText w:val="%2."/>
       <w:lvlJc w:val="left"/>
       <w:pPr>
         <w:ind w:left="1440" w:hanging="360"/>
@@ -28098,8 +28984,8 @@
     </w:lvl>
     <w:lvl w:ilvl="2">
       <w:start w:val="1"/>
-      <w:numFmt w:val="bullet"/>
-      <w:lvlText w:val="■"/>
+      <w:numFmt w:val="lowerRoman"/>
+      <w:lvlText w:val="%3."/>
       <w:lvlJc w:val="left"/>
       <w:pPr>
         <w:ind w:left="2160" w:hanging="360"/>
@@ -28110,8 +28996,8 @@
     </w:lvl>
     <w:lvl w:ilvl="3">
       <w:start w:val="1"/>
-      <w:numFmt w:val="bullet"/>
-      <w:lvlText w:val="●"/>
+      <w:numFmt w:val="decimal"/>
+      <w:lvlText w:val="%4."/>
       <w:lvlJc w:val="left"/>
       <w:pPr>
         <w:ind w:left="2880" w:hanging="360"/>
@@ -28122,8 +29008,8 @@
     </w:lvl>
     <w:lvl w:ilvl="4">
       <w:start w:val="1"/>
-      <w:numFmt w:val="bullet"/>
-      <w:lvlText w:val="○"/>
+      <w:numFmt w:val="lowerLetter"/>
+      <w:lvlText w:val="%5."/>
       <w:lvlJc w:val="left"/>
       <w:pPr>
         <w:ind w:left="3600" w:hanging="360"/>
@@ -28134,8 +29020,8 @@
     </w:lvl>
     <w:lvl w:ilvl="5">
       <w:start w:val="1"/>
-      <w:numFmt w:val="bullet"/>
-      <w:lvlText w:val="■"/>
+      <w:numFmt w:val="lowerRoman"/>
+      <w:lvlText w:val="%6."/>
       <w:lvlJc w:val="left"/>
       <w:pPr>
         <w:ind w:left="4320" w:hanging="360"/>
@@ -28146,8 +29032,8 @@
     </w:lvl>
     <w:lvl w:ilvl="6">
       <w:start w:val="1"/>
-      <w:numFmt w:val="bullet"/>
-      <w:lvlText w:val="●"/>
+      <w:numFmt w:val="decimal"/>
+      <w:lvlText w:val="%7."/>
       <w:lvlJc w:val="left"/>
       <w:pPr>
         <w:ind w:left="5040" w:hanging="360"/>
@@ -28158,8 +29044,8 @@
     </w:lvl>
     <w:lvl w:ilvl="7">
       <w:start w:val="1"/>
-      <w:numFmt w:val="bullet"/>
-      <w:lvlText w:val="○"/>
+      <w:numFmt w:val="lowerLetter"/>
+      <w:lvlText w:val="%8."/>
       <w:lvlJc w:val="left"/>
       <w:pPr>
         <w:ind w:left="5760" w:hanging="360"/>
@@ -28170,8 +29056,8 @@
     </w:lvl>
     <w:lvl w:ilvl="8">
       <w:start w:val="1"/>
-      <w:numFmt w:val="bullet"/>
-      <w:lvlText w:val="■"/>
+      <w:numFmt w:val="lowerRoman"/>
+      <w:lvlText w:val="%9."/>
       <w:lvlJc w:val="left"/>
       <w:pPr>
         <w:ind w:left="6480" w:hanging="360"/>
@@ -28184,8 +29070,8 @@
   <w:abstractNum w:abstractNumId="16">
     <w:lvl w:ilvl="0">
       <w:start w:val="1"/>
-      <w:numFmt w:val="decimal"/>
-      <w:lvlText w:val="%1."/>
+      <w:numFmt w:val="bullet"/>
+      <w:lvlText w:val="●"/>
       <w:lvlJc w:val="left"/>
       <w:pPr>
         <w:ind w:left="720" w:hanging="360"/>
@@ -28196,8 +29082,8 @@
     </w:lvl>
     <w:lvl w:ilvl="1">
       <w:start w:val="1"/>
-      <w:numFmt w:val="lowerLetter"/>
-      <w:lvlText w:val="%2."/>
+      <w:numFmt w:val="bullet"/>
+      <w:lvlText w:val="○"/>
       <w:lvlJc w:val="left"/>
       <w:pPr>
         <w:ind w:left="1440" w:hanging="360"/>
@@ -28208,8 +29094,8 @@
     </w:lvl>
     <w:lvl w:ilvl="2">
       <w:start w:val="1"/>
-      <w:numFmt w:val="lowerRoman"/>
-      <w:lvlText w:val="%3."/>
+      <w:numFmt w:val="bullet"/>
+      <w:lvlText w:val="■"/>
       <w:lvlJc w:val="left"/>
       <w:pPr>
         <w:ind w:left="2160" w:hanging="360"/>
@@ -28220,8 +29106,8 @@
     </w:lvl>
     <w:lvl w:ilvl="3">
       <w:start w:val="1"/>
-      <w:numFmt w:val="decimal"/>
-      <w:lvlText w:val="%4."/>
+      <w:numFmt w:val="bullet"/>
+      <w:lvlText w:val="●"/>
       <w:lvlJc w:val="left"/>
       <w:pPr>
         <w:ind w:left="2880" w:hanging="360"/>
@@ -28232,8 +29118,8 @@
     </w:lvl>
     <w:lvl w:ilvl="4">
       <w:start w:val="1"/>
-      <w:numFmt w:val="lowerLetter"/>
-      <w:lvlText w:val="%5."/>
+      <w:numFmt w:val="bullet"/>
+      <w:lvlText w:val="○"/>
       <w:lvlJc w:val="left"/>
       <w:pPr>
         <w:ind w:left="3600" w:hanging="360"/>
@@ -28244,8 +29130,8 @@
     </w:lvl>
     <w:lvl w:ilvl="5">
       <w:start w:val="1"/>
-      <w:numFmt w:val="lowerRoman"/>
-      <w:lvlText w:val="%6."/>
+      <w:numFmt w:val="bullet"/>
+      <w:lvlText w:val="■"/>
       <w:lvlJc w:val="left"/>
       <w:pPr>
         <w:ind w:left="4320" w:hanging="360"/>
@@ -28256,8 +29142,8 @@
     </w:lvl>
     <w:lvl w:ilvl="6">
       <w:start w:val="1"/>
-      <w:numFmt w:val="decimal"/>
-      <w:lvlText w:val="%7."/>
+      <w:numFmt w:val="bullet"/>
+      <w:lvlText w:val="●"/>
       <w:lvlJc w:val="left"/>
       <w:pPr>
         <w:ind w:left="5040" w:hanging="360"/>
@@ -28268,8 +29154,8 @@
     </w:lvl>
     <w:lvl w:ilvl="7">
       <w:start w:val="1"/>
-      <w:numFmt w:val="lowerLetter"/>
-      <w:lvlText w:val="%8."/>
+      <w:numFmt w:val="bullet"/>
+      <w:lvlText w:val="○"/>
       <w:lvlJc w:val="left"/>
       <w:pPr>
         <w:ind w:left="5760" w:hanging="360"/>
@@ -28280,8 +29166,8 @@
     </w:lvl>
     <w:lvl w:ilvl="8">
       <w:start w:val="1"/>
-      <w:numFmt w:val="lowerRoman"/>
-      <w:lvlText w:val="%9."/>
+      <w:numFmt w:val="bullet"/>
+      <w:lvlText w:val="■"/>
       <w:lvlJc w:val="left"/>
       <w:pPr>
         <w:ind w:left="6480" w:hanging="360"/>
@@ -28294,8 +29180,8 @@
   <w:abstractNum w:abstractNumId="17">
     <w:lvl w:ilvl="0">
       <w:start w:val="1"/>
-      <w:numFmt w:val="bullet"/>
-      <w:lvlText w:val="●"/>
+      <w:numFmt w:val="decimal"/>
+      <w:lvlText w:val="%1."/>
       <w:lvlJc w:val="left"/>
       <w:pPr>
         <w:ind w:left="720" w:hanging="360"/>
@@ -28306,8 +29192,8 @@
     </w:lvl>
     <w:lvl w:ilvl="1">
       <w:start w:val="1"/>
-      <w:numFmt w:val="bullet"/>
-      <w:lvlText w:val="○"/>
+      <w:numFmt w:val="lowerLetter"/>
+      <w:lvlText w:val="%2."/>
       <w:lvlJc w:val="left"/>
       <w:pPr>
         <w:ind w:left="1440" w:hanging="360"/>
@@ -28318,8 +29204,8 @@
     </w:lvl>
     <w:lvl w:ilvl="2">
       <w:start w:val="1"/>
-      <w:numFmt w:val="bullet"/>
-      <w:lvlText w:val="■"/>
+      <w:numFmt w:val="lowerRoman"/>
+      <w:lvlText w:val="%3."/>
       <w:lvlJc w:val="left"/>
       <w:pPr>
         <w:ind w:left="2160" w:hanging="360"/>
@@ -28330,8 +29216,8 @@
     </w:lvl>
     <w:lvl w:ilvl="3">
       <w:start w:val="1"/>
-      <w:numFmt w:val="bullet"/>
-      <w:lvlText w:val="●"/>
+      <w:numFmt w:val="decimal"/>
+      <w:lvlText w:val="%4."/>
       <w:lvlJc w:val="left"/>
       <w:pPr>
         <w:ind w:left="2880" w:hanging="360"/>
@@ -28342,8 +29228,8 @@
     </w:lvl>
     <w:lvl w:ilvl="4">
       <w:start w:val="1"/>
-      <w:numFmt w:val="bullet"/>
-      <w:lvlText w:val="○"/>
+      <w:numFmt w:val="lowerLetter"/>
+      <w:lvlText w:val="%5."/>
       <w:lvlJc w:val="left"/>
       <w:pPr>
         <w:ind w:left="3600" w:hanging="360"/>
@@ -28354,8 +29240,8 @@
     </w:lvl>
     <w:lvl w:ilvl="5">
       <w:start w:val="1"/>
-      <w:numFmt w:val="bullet"/>
-      <w:lvlText w:val="■"/>
+      <w:numFmt w:val="lowerRoman"/>
+      <w:lvlText w:val="%6."/>
       <w:lvlJc w:val="left"/>
       <w:pPr>
         <w:ind w:left="4320" w:hanging="360"/>
@@ -28366,8 +29252,8 @@
     </w:lvl>
     <w:lvl w:ilvl="6">
       <w:start w:val="1"/>
-      <w:numFmt w:val="bullet"/>
-      <w:lvlText w:val="●"/>
+      <w:numFmt w:val="decimal"/>
+      <w:lvlText w:val="%7."/>
       <w:lvlJc w:val="left"/>
       <w:pPr>
         <w:ind w:left="5040" w:hanging="360"/>
@@ -28378,8 +29264,8 @@
     </w:lvl>
     <w:lvl w:ilvl="7">
       <w:start w:val="1"/>
-      <w:numFmt w:val="bullet"/>
-      <w:lvlText w:val="○"/>
+      <w:numFmt w:val="lowerLetter"/>
+      <w:lvlText w:val="%8."/>
       <w:lvlJc w:val="left"/>
       <w:pPr>
         <w:ind w:left="5760" w:hanging="360"/>
@@ -28390,8 +29276,8 @@
     </w:lvl>
     <w:lvl w:ilvl="8">
       <w:start w:val="1"/>
-      <w:numFmt w:val="bullet"/>
-      <w:lvlText w:val="■"/>
+      <w:numFmt w:val="lowerRoman"/>
+      <w:lvlText w:val="%9."/>
       <w:lvlJc w:val="left"/>
       <w:pPr>
         <w:ind w:left="6480" w:hanging="360"/>
@@ -29401,7 +30287,6 @@
         <w:ind w:left="720" w:hanging="360"/>
       </w:pPr>
       <w:rPr>
-        <w:rFonts w:ascii="Arial" w:cs="Arial" w:eastAsia="Arial" w:hAnsi="Arial"/>
         <w:u w:val="none"/>
       </w:rPr>
     </w:lvl>
@@ -29622,6 +30507,7 @@
         <w:ind w:left="720" w:hanging="360"/>
       </w:pPr>
       <w:rPr>
+        <w:rFonts w:ascii="Arial" w:cs="Arial" w:eastAsia="Arial" w:hAnsi="Arial"/>
         <w:u w:val="none"/>
       </w:rPr>
     </w:lvl>
@@ -29945,8 +30831,8 @@
   <w:abstractNum w:abstractNumId="32">
     <w:lvl w:ilvl="0">
       <w:start w:val="1"/>
-      <w:numFmt w:val="decimal"/>
-      <w:lvlText w:val="%1."/>
+      <w:numFmt w:val="bullet"/>
+      <w:lvlText w:val="●"/>
       <w:lvlJc w:val="left"/>
       <w:pPr>
         <w:ind w:left="720" w:hanging="360"/>
@@ -29957,8 +30843,8 @@
     </w:lvl>
     <w:lvl w:ilvl="1">
       <w:start w:val="1"/>
-      <w:numFmt w:val="lowerLetter"/>
-      <w:lvlText w:val="%2."/>
+      <w:numFmt w:val="bullet"/>
+      <w:lvlText w:val="○"/>
       <w:lvlJc w:val="left"/>
       <w:pPr>
         <w:ind w:left="1440" w:hanging="360"/>
@@ -29969,8 +30855,8 @@
     </w:lvl>
     <w:lvl w:ilvl="2">
       <w:start w:val="1"/>
-      <w:numFmt w:val="lowerRoman"/>
-      <w:lvlText w:val="%3."/>
+      <w:numFmt w:val="bullet"/>
+      <w:lvlText w:val="■"/>
       <w:lvlJc w:val="left"/>
       <w:pPr>
         <w:ind w:left="2160" w:hanging="360"/>
@@ -29981,8 +30867,8 @@
     </w:lvl>
     <w:lvl w:ilvl="3">
       <w:start w:val="1"/>
-      <w:numFmt w:val="decimal"/>
-      <w:lvlText w:val="%4."/>
+      <w:numFmt w:val="bullet"/>
+      <w:lvlText w:val="●"/>
       <w:lvlJc w:val="left"/>
       <w:pPr>
         <w:ind w:left="2880" w:hanging="360"/>
@@ -29993,8 +30879,8 @@
     </w:lvl>
     <w:lvl w:ilvl="4">
       <w:start w:val="1"/>
-      <w:numFmt w:val="lowerLetter"/>
-      <w:lvlText w:val="%5."/>
+      <w:numFmt w:val="bullet"/>
+      <w:lvlText w:val="○"/>
       <w:lvlJc w:val="left"/>
       <w:pPr>
         <w:ind w:left="3600" w:hanging="360"/>
@@ -30005,8 +30891,8 @@
     </w:lvl>
     <w:lvl w:ilvl="5">
       <w:start w:val="1"/>
-      <w:numFmt w:val="lowerRoman"/>
-      <w:lvlText w:val="%6."/>
+      <w:numFmt w:val="bullet"/>
+      <w:lvlText w:val="■"/>
       <w:lvlJc w:val="left"/>
       <w:pPr>
         <w:ind w:left="4320" w:hanging="360"/>
@@ -30017,8 +30903,8 @@
     </w:lvl>
     <w:lvl w:ilvl="6">
       <w:start w:val="1"/>
-      <w:numFmt w:val="decimal"/>
-      <w:lvlText w:val="%7."/>
+      <w:numFmt w:val="bullet"/>
+      <w:lvlText w:val="●"/>
       <w:lvlJc w:val="left"/>
       <w:pPr>
         <w:ind w:left="5040" w:hanging="360"/>
@@ -30029,8 +30915,8 @@
     </w:lvl>
     <w:lvl w:ilvl="7">
       <w:start w:val="1"/>
-      <w:numFmt w:val="lowerLetter"/>
-      <w:lvlText w:val="%8."/>
+      <w:numFmt w:val="bullet"/>
+      <w:lvlText w:val="○"/>
       <w:lvlJc w:val="left"/>
       <w:pPr>
         <w:ind w:left="5760" w:hanging="360"/>
@@ -30041,8 +30927,8 @@
     </w:lvl>
     <w:lvl w:ilvl="8">
       <w:start w:val="1"/>
-      <w:numFmt w:val="lowerRoman"/>
-      <w:lvlText w:val="%9."/>
+      <w:numFmt w:val="bullet"/>
+      <w:lvlText w:val="■"/>
       <w:lvlJc w:val="left"/>
       <w:pPr>
         <w:ind w:left="6480" w:hanging="360"/>
@@ -30062,7 +30948,6 @@
         <w:ind w:left="720" w:hanging="360"/>
       </w:pPr>
       <w:rPr>
-        <w:rFonts w:ascii="Arial" w:cs="Arial" w:eastAsia="Arial" w:hAnsi="Arial"/>
         <w:u w:val="none"/>
       </w:rPr>
     </w:lvl>
@@ -30166,8 +31051,8 @@
   <w:abstractNum w:abstractNumId="34">
     <w:lvl w:ilvl="0">
       <w:start w:val="1"/>
-      <w:numFmt w:val="bullet"/>
-      <w:lvlText w:val="●"/>
+      <w:numFmt w:val="decimal"/>
+      <w:lvlText w:val="%1."/>
       <w:lvlJc w:val="left"/>
       <w:pPr>
         <w:ind w:left="720" w:hanging="360"/>
@@ -30178,8 +31063,8 @@
     </w:lvl>
     <w:lvl w:ilvl="1">
       <w:start w:val="1"/>
-      <w:numFmt w:val="bullet"/>
-      <w:lvlText w:val="○"/>
+      <w:numFmt w:val="lowerLetter"/>
+      <w:lvlText w:val="%2."/>
       <w:lvlJc w:val="left"/>
       <w:pPr>
         <w:ind w:left="1440" w:hanging="360"/>
@@ -30190,8 +31075,8 @@
     </w:lvl>
     <w:lvl w:ilvl="2">
       <w:start w:val="1"/>
-      <w:numFmt w:val="bullet"/>
-      <w:lvlText w:val="■"/>
+      <w:numFmt w:val="lowerRoman"/>
+      <w:lvlText w:val="%3."/>
       <w:lvlJc w:val="left"/>
       <w:pPr>
         <w:ind w:left="2160" w:hanging="360"/>
@@ -30202,8 +31087,8 @@
     </w:lvl>
     <w:lvl w:ilvl="3">
       <w:start w:val="1"/>
-      <w:numFmt w:val="bullet"/>
-      <w:lvlText w:val="●"/>
+      <w:numFmt w:val="decimal"/>
+      <w:lvlText w:val="%4."/>
       <w:lvlJc w:val="left"/>
       <w:pPr>
         <w:ind w:left="2880" w:hanging="360"/>
@@ -30214,8 +31099,8 @@
     </w:lvl>
     <w:lvl w:ilvl="4">
       <w:start w:val="1"/>
-      <w:numFmt w:val="bullet"/>
-      <w:lvlText w:val="○"/>
+      <w:numFmt w:val="lowerLetter"/>
+      <w:lvlText w:val="%5."/>
       <w:lvlJc w:val="left"/>
       <w:pPr>
         <w:ind w:left="3600" w:hanging="360"/>
@@ -30226,8 +31111,8 @@
     </w:lvl>
     <w:lvl w:ilvl="5">
       <w:start w:val="1"/>
-      <w:numFmt w:val="bullet"/>
-      <w:lvlText w:val="■"/>
+      <w:numFmt w:val="lowerRoman"/>
+      <w:lvlText w:val="%6."/>
       <w:lvlJc w:val="left"/>
       <w:pPr>
         <w:ind w:left="4320" w:hanging="360"/>
@@ -30238,8 +31123,8 @@
     </w:lvl>
     <w:lvl w:ilvl="6">
       <w:start w:val="1"/>
-      <w:numFmt w:val="bullet"/>
-      <w:lvlText w:val="●"/>
+      <w:numFmt w:val="decimal"/>
+      <w:lvlText w:val="%7."/>
       <w:lvlJc w:val="left"/>
       <w:pPr>
         <w:ind w:left="5040" w:hanging="360"/>
@@ -30250,8 +31135,8 @@
     </w:lvl>
     <w:lvl w:ilvl="7">
       <w:start w:val="1"/>
-      <w:numFmt w:val="bullet"/>
-      <w:lvlText w:val="○"/>
+      <w:numFmt w:val="lowerLetter"/>
+      <w:lvlText w:val="%8."/>
       <w:lvlJc w:val="left"/>
       <w:pPr>
         <w:ind w:left="5760" w:hanging="360"/>
@@ -30262,8 +31147,8 @@
     </w:lvl>
     <w:lvl w:ilvl="8">
       <w:start w:val="1"/>
-      <w:numFmt w:val="bullet"/>
-      <w:lvlText w:val="■"/>
+      <w:numFmt w:val="lowerRoman"/>
+      <w:lvlText w:val="%9."/>
       <w:lvlJc w:val="left"/>
       <w:pPr>
         <w:ind w:left="6480" w:hanging="360"/>
@@ -30387,8 +31272,8 @@
   <w:abstractNum w:abstractNumId="36">
     <w:lvl w:ilvl="0">
       <w:start w:val="1"/>
-      <w:numFmt w:val="decimal"/>
-      <w:lvlText w:val="%1."/>
+      <w:numFmt w:val="bullet"/>
+      <w:lvlText w:val="●"/>
       <w:lvlJc w:val="left"/>
       <w:pPr>
         <w:ind w:left="720" w:hanging="360"/>
@@ -30399,8 +31284,8 @@
     </w:lvl>
     <w:lvl w:ilvl="1">
       <w:start w:val="1"/>
-      <w:numFmt w:val="lowerLetter"/>
-      <w:lvlText w:val="%2."/>
+      <w:numFmt w:val="bullet"/>
+      <w:lvlText w:val="○"/>
       <w:lvlJc w:val="left"/>
       <w:pPr>
         <w:ind w:left="1440" w:hanging="360"/>
@@ -30411,8 +31296,8 @@
     </w:lvl>
     <w:lvl w:ilvl="2">
       <w:start w:val="1"/>
-      <w:numFmt w:val="lowerRoman"/>
-      <w:lvlText w:val="%3."/>
+      <w:numFmt w:val="bullet"/>
+      <w:lvlText w:val="■"/>
       <w:lvlJc w:val="left"/>
       <w:pPr>
         <w:ind w:left="2160" w:hanging="360"/>
@@ -30423,8 +31308,8 @@
     </w:lvl>
     <w:lvl w:ilvl="3">
       <w:start w:val="1"/>
-      <w:numFmt w:val="decimal"/>
-      <w:lvlText w:val="%4."/>
+      <w:numFmt w:val="bullet"/>
+      <w:lvlText w:val="●"/>
       <w:lvlJc w:val="left"/>
       <w:pPr>
         <w:ind w:left="2880" w:hanging="360"/>
@@ -30435,8 +31320,8 @@
     </w:lvl>
     <w:lvl w:ilvl="4">
       <w:start w:val="1"/>
-      <w:numFmt w:val="lowerLetter"/>
-      <w:lvlText w:val="%5."/>
+      <w:numFmt w:val="bullet"/>
+      <w:lvlText w:val="○"/>
       <w:lvlJc w:val="left"/>
       <w:pPr>
         <w:ind w:left="3600" w:hanging="360"/>
@@ -30447,8 +31332,8 @@
     </w:lvl>
     <w:lvl w:ilvl="5">
       <w:start w:val="1"/>
-      <w:numFmt w:val="lowerRoman"/>
-      <w:lvlText w:val="%6."/>
+      <w:numFmt w:val="bullet"/>
+      <w:lvlText w:val="■"/>
       <w:lvlJc w:val="left"/>
       <w:pPr>
         <w:ind w:left="4320" w:hanging="360"/>
@@ -30459,8 +31344,8 @@
     </w:lvl>
     <w:lvl w:ilvl="6">
       <w:start w:val="1"/>
-      <w:numFmt w:val="decimal"/>
-      <w:lvlText w:val="%7."/>
+      <w:numFmt w:val="bullet"/>
+      <w:lvlText w:val="●"/>
       <w:lvlJc w:val="left"/>
       <w:pPr>
         <w:ind w:left="5040" w:hanging="360"/>
@@ -30471,8 +31356,8 @@
     </w:lvl>
     <w:lvl w:ilvl="7">
       <w:start w:val="1"/>
-      <w:numFmt w:val="lowerLetter"/>
-      <w:lvlText w:val="%8."/>
+      <w:numFmt w:val="bullet"/>
+      <w:lvlText w:val="○"/>
       <w:lvlJc w:val="left"/>
       <w:pPr>
         <w:ind w:left="5760" w:hanging="360"/>
@@ -30483,8 +31368,8 @@
     </w:lvl>
     <w:lvl w:ilvl="8">
       <w:start w:val="1"/>
-      <w:numFmt w:val="lowerRoman"/>
-      <w:lvlText w:val="%9."/>
+      <w:numFmt w:val="bullet"/>
+      <w:lvlText w:val="■"/>
       <w:lvlJc w:val="left"/>
       <w:pPr>
         <w:ind w:left="6480" w:hanging="360"/>
@@ -30497,20 +31382,21 @@
   <w:abstractNum w:abstractNumId="37">
     <w:lvl w:ilvl="0">
       <w:start w:val="1"/>
-      <w:numFmt w:val="decimal"/>
-      <w:lvlText w:val="%1."/>
+      <w:numFmt w:val="bullet"/>
+      <w:lvlText w:val="●"/>
       <w:lvlJc w:val="left"/>
       <w:pPr>
         <w:ind w:left="720" w:hanging="360"/>
       </w:pPr>
       <w:rPr>
+        <w:rFonts w:ascii="Arial" w:cs="Arial" w:eastAsia="Arial" w:hAnsi="Arial"/>
         <w:u w:val="none"/>
       </w:rPr>
     </w:lvl>
     <w:lvl w:ilvl="1">
       <w:start w:val="1"/>
-      <w:numFmt w:val="lowerLetter"/>
-      <w:lvlText w:val="%2."/>
+      <w:numFmt w:val="bullet"/>
+      <w:lvlText w:val="○"/>
       <w:lvlJc w:val="left"/>
       <w:pPr>
         <w:ind w:left="1440" w:hanging="360"/>
@@ -30521,8 +31407,8 @@
     </w:lvl>
     <w:lvl w:ilvl="2">
       <w:start w:val="1"/>
-      <w:numFmt w:val="lowerRoman"/>
-      <w:lvlText w:val="%3."/>
+      <w:numFmt w:val="bullet"/>
+      <w:lvlText w:val="■"/>
       <w:lvlJc w:val="left"/>
       <w:pPr>
         <w:ind w:left="2160" w:hanging="360"/>
@@ -30533,8 +31419,8 @@
     </w:lvl>
     <w:lvl w:ilvl="3">
       <w:start w:val="1"/>
-      <w:numFmt w:val="decimal"/>
-      <w:lvlText w:val="%4."/>
+      <w:numFmt w:val="bullet"/>
+      <w:lvlText w:val="●"/>
       <w:lvlJc w:val="left"/>
       <w:pPr>
         <w:ind w:left="2880" w:hanging="360"/>
@@ -30545,8 +31431,8 @@
     </w:lvl>
     <w:lvl w:ilvl="4">
       <w:start w:val="1"/>
-      <w:numFmt w:val="lowerLetter"/>
-      <w:lvlText w:val="%5."/>
+      <w:numFmt w:val="bullet"/>
+      <w:lvlText w:val="○"/>
       <w:lvlJc w:val="left"/>
       <w:pPr>
         <w:ind w:left="3600" w:hanging="360"/>
@@ -30557,8 +31443,8 @@
     </w:lvl>
     <w:lvl w:ilvl="5">
       <w:start w:val="1"/>
-      <w:numFmt w:val="lowerRoman"/>
-      <w:lvlText w:val="%6."/>
+      <w:numFmt w:val="bullet"/>
+      <w:lvlText w:val="■"/>
       <w:lvlJc w:val="left"/>
       <w:pPr>
         <w:ind w:left="4320" w:hanging="360"/>
@@ -30569,8 +31455,8 @@
     </w:lvl>
     <w:lvl w:ilvl="6">
       <w:start w:val="1"/>
-      <w:numFmt w:val="decimal"/>
-      <w:lvlText w:val="%7."/>
+      <w:numFmt w:val="bullet"/>
+      <w:lvlText w:val="●"/>
       <w:lvlJc w:val="left"/>
       <w:pPr>
         <w:ind w:left="5040" w:hanging="360"/>
@@ -30581,8 +31467,8 @@
     </w:lvl>
     <w:lvl w:ilvl="7">
       <w:start w:val="1"/>
-      <w:numFmt w:val="lowerLetter"/>
-      <w:lvlText w:val="%8."/>
+      <w:numFmt w:val="bullet"/>
+      <w:lvlText w:val="○"/>
       <w:lvlJc w:val="left"/>
       <w:pPr>
         <w:ind w:left="5760" w:hanging="360"/>
@@ -30593,8 +31479,8 @@
     </w:lvl>
     <w:lvl w:ilvl="8">
       <w:start w:val="1"/>
-      <w:numFmt w:val="lowerRoman"/>
-      <w:lvlText w:val="%9."/>
+      <w:numFmt w:val="bullet"/>
+      <w:lvlText w:val="■"/>
       <w:lvlJc w:val="left"/>
       <w:pPr>
         <w:ind w:left="6480" w:hanging="360"/>
@@ -30717,21 +31603,20 @@
   <w:abstractNum w:abstractNumId="39">
     <w:lvl w:ilvl="0">
       <w:start w:val="1"/>
-      <w:numFmt w:val="bullet"/>
-      <w:lvlText w:val="●"/>
+      <w:numFmt w:val="decimal"/>
+      <w:lvlText w:val="%1."/>
       <w:lvlJc w:val="left"/>
       <w:pPr>
         <w:ind w:left="720" w:hanging="360"/>
       </w:pPr>
       <w:rPr>
-        <w:rFonts w:ascii="Arial" w:cs="Arial" w:eastAsia="Arial" w:hAnsi="Arial"/>
         <w:u w:val="none"/>
       </w:rPr>
     </w:lvl>
     <w:lvl w:ilvl="1">
       <w:start w:val="1"/>
-      <w:numFmt w:val="bullet"/>
-      <w:lvlText w:val="○"/>
+      <w:numFmt w:val="lowerLetter"/>
+      <w:lvlText w:val="%2."/>
       <w:lvlJc w:val="left"/>
       <w:pPr>
         <w:ind w:left="1440" w:hanging="360"/>
@@ -30742,8 +31627,8 @@
     </w:lvl>
     <w:lvl w:ilvl="2">
       <w:start w:val="1"/>
-      <w:numFmt w:val="bullet"/>
-      <w:lvlText w:val="■"/>
+      <w:numFmt w:val="lowerRoman"/>
+      <w:lvlText w:val="%3."/>
       <w:lvlJc w:val="left"/>
       <w:pPr>
         <w:ind w:left="2160" w:hanging="360"/>
@@ -30754,8 +31639,8 @@
     </w:lvl>
     <w:lvl w:ilvl="3">
       <w:start w:val="1"/>
-      <w:numFmt w:val="bullet"/>
-      <w:lvlText w:val="●"/>
+      <w:numFmt w:val="decimal"/>
+      <w:lvlText w:val="%4."/>
       <w:lvlJc w:val="left"/>
       <w:pPr>
         <w:ind w:left="2880" w:hanging="360"/>
@@ -30766,8 +31651,8 @@
     </w:lvl>
     <w:lvl w:ilvl="4">
       <w:start w:val="1"/>
-      <w:numFmt w:val="bullet"/>
-      <w:lvlText w:val="○"/>
+      <w:numFmt w:val="lowerLetter"/>
+      <w:lvlText w:val="%5."/>
       <w:lvlJc w:val="left"/>
       <w:pPr>
         <w:ind w:left="3600" w:hanging="360"/>
@@ -30778,8 +31663,8 @@
     </w:lvl>
     <w:lvl w:ilvl="5">
       <w:start w:val="1"/>
-      <w:numFmt w:val="bullet"/>
-      <w:lvlText w:val="■"/>
+      <w:numFmt w:val="lowerRoman"/>
+      <w:lvlText w:val="%6."/>
       <w:lvlJc w:val="left"/>
       <w:pPr>
         <w:ind w:left="4320" w:hanging="360"/>
@@ -30790,8 +31675,8 @@
     </w:lvl>
     <w:lvl w:ilvl="6">
       <w:start w:val="1"/>
-      <w:numFmt w:val="bullet"/>
-      <w:lvlText w:val="●"/>
+      <w:numFmt w:val="decimal"/>
+      <w:lvlText w:val="%7."/>
       <w:lvlJc w:val="left"/>
       <w:pPr>
         <w:ind w:left="5040" w:hanging="360"/>
@@ -30802,8 +31687,8 @@
     </w:lvl>
     <w:lvl w:ilvl="7">
       <w:start w:val="1"/>
-      <w:numFmt w:val="bullet"/>
-      <w:lvlText w:val="○"/>
+      <w:numFmt w:val="lowerLetter"/>
+      <w:lvlText w:val="%8."/>
       <w:lvlJc w:val="left"/>
       <w:pPr>
         <w:ind w:left="5760" w:hanging="360"/>
@@ -30814,8 +31699,8 @@
     </w:lvl>
     <w:lvl w:ilvl="8">
       <w:start w:val="1"/>
-      <w:numFmt w:val="bullet"/>
-      <w:lvlText w:val="■"/>
+      <w:numFmt w:val="lowerRoman"/>
+      <w:lvlText w:val="%9."/>
       <w:lvlJc w:val="left"/>
       <w:pPr>
         <w:ind w:left="6480" w:hanging="360"/>
@@ -30828,8 +31713,8 @@
   <w:abstractNum w:abstractNumId="40">
     <w:lvl w:ilvl="0">
       <w:start w:val="1"/>
-      <w:numFmt w:val="bullet"/>
-      <w:lvlText w:val="●"/>
+      <w:numFmt w:val="decimal"/>
+      <w:lvlText w:val="%1."/>
       <w:lvlJc w:val="left"/>
       <w:pPr>
         <w:ind w:left="720" w:hanging="360"/>
@@ -30840,8 +31725,8 @@
     </w:lvl>
     <w:lvl w:ilvl="1">
       <w:start w:val="1"/>
-      <w:numFmt w:val="bullet"/>
-      <w:lvlText w:val="○"/>
+      <w:numFmt w:val="lowerLetter"/>
+      <w:lvlText w:val="%2."/>
       <w:lvlJc w:val="left"/>
       <w:pPr>
         <w:ind w:left="1440" w:hanging="360"/>
@@ -30852,8 +31737,8 @@
     </w:lvl>
     <w:lvl w:ilvl="2">
       <w:start w:val="1"/>
-      <w:numFmt w:val="bullet"/>
-      <w:lvlText w:val="■"/>
+      <w:numFmt w:val="lowerRoman"/>
+      <w:lvlText w:val="%3."/>
       <w:lvlJc w:val="left"/>
       <w:pPr>
         <w:ind w:left="2160" w:hanging="360"/>
@@ -30864,8 +31749,8 @@
     </w:lvl>
     <w:lvl w:ilvl="3">
       <w:start w:val="1"/>
-      <w:numFmt w:val="bullet"/>
-      <w:lvlText w:val="●"/>
+      <w:numFmt w:val="decimal"/>
+      <w:lvlText w:val="%4."/>
       <w:lvlJc w:val="left"/>
       <w:pPr>
         <w:ind w:left="2880" w:hanging="360"/>
@@ -30876,8 +31761,8 @@
     </w:lvl>
     <w:lvl w:ilvl="4">
       <w:start w:val="1"/>
-      <w:numFmt w:val="bullet"/>
-      <w:lvlText w:val="○"/>
+      <w:numFmt w:val="lowerLetter"/>
+      <w:lvlText w:val="%5."/>
       <w:lvlJc w:val="left"/>
       <w:pPr>
         <w:ind w:left="3600" w:hanging="360"/>
@@ -30888,8 +31773,8 @@
     </w:lvl>
     <w:lvl w:ilvl="5">
       <w:start w:val="1"/>
-      <w:numFmt w:val="bullet"/>
-      <w:lvlText w:val="■"/>
+      <w:numFmt w:val="lowerRoman"/>
+      <w:lvlText w:val="%6."/>
       <w:lvlJc w:val="left"/>
       <w:pPr>
         <w:ind w:left="4320" w:hanging="360"/>
@@ -30900,8 +31785,8 @@
     </w:lvl>
     <w:lvl w:ilvl="6">
       <w:start w:val="1"/>
-      <w:numFmt w:val="bullet"/>
-      <w:lvlText w:val="●"/>
+      <w:numFmt w:val="decimal"/>
+      <w:lvlText w:val="%7."/>
       <w:lvlJc w:val="left"/>
       <w:pPr>
         <w:ind w:left="5040" w:hanging="360"/>
@@ -30912,8 +31797,8 @@
     </w:lvl>
     <w:lvl w:ilvl="7">
       <w:start w:val="1"/>
-      <w:numFmt w:val="bullet"/>
-      <w:lvlText w:val="○"/>
+      <w:numFmt w:val="lowerLetter"/>
+      <w:lvlText w:val="%8."/>
       <w:lvlJc w:val="left"/>
       <w:pPr>
         <w:ind w:left="5760" w:hanging="360"/>
@@ -30924,8 +31809,8 @@
     </w:lvl>
     <w:lvl w:ilvl="8">
       <w:start w:val="1"/>
-      <w:numFmt w:val="bullet"/>
-      <w:lvlText w:val="■"/>
+      <w:numFmt w:val="lowerRoman"/>
+      <w:lvlText w:val="%9."/>
       <w:lvlJc w:val="left"/>
       <w:pPr>
         <w:ind w:left="6480" w:hanging="360"/>
@@ -30945,6 +31830,7 @@
         <w:ind w:left="720" w:hanging="360"/>
       </w:pPr>
       <w:rPr>
+        <w:rFonts w:ascii="Arial" w:cs="Arial" w:eastAsia="Arial" w:hAnsi="Arial"/>
         <w:u w:val="none"/>
       </w:rPr>
     </w:lvl>
@@ -31268,8 +32154,8 @@
   <w:abstractNum w:abstractNumId="44">
     <w:lvl w:ilvl="0">
       <w:start w:val="1"/>
-      <w:numFmt w:val="decimal"/>
-      <w:lvlText w:val="%1."/>
+      <w:numFmt w:val="bullet"/>
+      <w:lvlText w:val="●"/>
       <w:lvlJc w:val="left"/>
       <w:pPr>
         <w:ind w:left="720" w:hanging="360"/>
@@ -31292,8 +32178,8 @@
     </w:lvl>
     <w:lvl w:ilvl="2">
       <w:start w:val="1"/>
-      <w:numFmt w:val="lowerRoman"/>
-      <w:lvlText w:val="%3."/>
+      <w:numFmt w:val="bullet"/>
+      <w:lvlText w:val="■"/>
       <w:lvlJc w:val="left"/>
       <w:pPr>
         <w:ind w:left="2160" w:hanging="360"/>
@@ -31304,8 +32190,8 @@
     </w:lvl>
     <w:lvl w:ilvl="3">
       <w:start w:val="1"/>
-      <w:numFmt w:val="decimal"/>
-      <w:lvlText w:val="%4."/>
+      <w:numFmt w:val="bullet"/>
+      <w:lvlText w:val="●"/>
       <w:lvlJc w:val="left"/>
       <w:pPr>
         <w:ind w:left="2880" w:hanging="360"/>
@@ -31316,8 +32202,8 @@
     </w:lvl>
     <w:lvl w:ilvl="4">
       <w:start w:val="1"/>
-      <w:numFmt w:val="lowerLetter"/>
-      <w:lvlText w:val="%5."/>
+      <w:numFmt w:val="bullet"/>
+      <w:lvlText w:val="○"/>
       <w:lvlJc w:val="left"/>
       <w:pPr>
         <w:ind w:left="3600" w:hanging="360"/>
@@ -31328,8 +32214,8 @@
     </w:lvl>
     <w:lvl w:ilvl="5">
       <w:start w:val="1"/>
-      <w:numFmt w:val="lowerRoman"/>
-      <w:lvlText w:val="%6."/>
+      <w:numFmt w:val="bullet"/>
+      <w:lvlText w:val="■"/>
       <w:lvlJc w:val="left"/>
       <w:pPr>
         <w:ind w:left="4320" w:hanging="360"/>
@@ -31340,8 +32226,8 @@
     </w:lvl>
     <w:lvl w:ilvl="6">
       <w:start w:val="1"/>
-      <w:numFmt w:val="decimal"/>
-      <w:lvlText w:val="%7."/>
+      <w:numFmt w:val="bullet"/>
+      <w:lvlText w:val="●"/>
       <w:lvlJc w:val="left"/>
       <w:pPr>
         <w:ind w:left="5040" w:hanging="360"/>
@@ -31352,8 +32238,8 @@
     </w:lvl>
     <w:lvl w:ilvl="7">
       <w:start w:val="1"/>
-      <w:numFmt w:val="lowerLetter"/>
-      <w:lvlText w:val="%8."/>
+      <w:numFmt w:val="bullet"/>
+      <w:lvlText w:val="○"/>
       <w:lvlJc w:val="left"/>
       <w:pPr>
         <w:ind w:left="5760" w:hanging="360"/>
@@ -31364,8 +32250,8 @@
     </w:lvl>
     <w:lvl w:ilvl="8">
       <w:start w:val="1"/>
-      <w:numFmt w:val="lowerRoman"/>
-      <w:lvlText w:val="%9."/>
+      <w:numFmt w:val="bullet"/>
+      <w:lvlText w:val="■"/>
       <w:lvlJc w:val="left"/>
       <w:pPr>
         <w:ind w:left="6480" w:hanging="360"/>
@@ -31708,8 +32594,8 @@
   <w:abstractNum w:abstractNumId="48">
     <w:lvl w:ilvl="0">
       <w:start w:val="1"/>
-      <w:numFmt w:val="bullet"/>
-      <w:lvlText w:val="●"/>
+      <w:numFmt w:val="decimal"/>
+      <w:lvlText w:val="%1."/>
       <w:lvlJc w:val="left"/>
       <w:pPr>
         <w:ind w:left="720" w:hanging="360"/>
@@ -31732,8 +32618,8 @@
     </w:lvl>
     <w:lvl w:ilvl="2">
       <w:start w:val="1"/>
-      <w:numFmt w:val="bullet"/>
-      <w:lvlText w:val="■"/>
+      <w:numFmt w:val="lowerRoman"/>
+      <w:lvlText w:val="%3."/>
       <w:lvlJc w:val="left"/>
       <w:pPr>
         <w:ind w:left="2160" w:hanging="360"/>
@@ -31744,8 +32630,8 @@
     </w:lvl>
     <w:lvl w:ilvl="3">
       <w:start w:val="1"/>
-      <w:numFmt w:val="bullet"/>
-      <w:lvlText w:val="●"/>
+      <w:numFmt w:val="decimal"/>
+      <w:lvlText w:val="%4."/>
       <w:lvlJc w:val="left"/>
       <w:pPr>
         <w:ind w:left="2880" w:hanging="360"/>
@@ -31756,8 +32642,8 @@
     </w:lvl>
     <w:lvl w:ilvl="4">
       <w:start w:val="1"/>
-      <w:numFmt w:val="bullet"/>
-      <w:lvlText w:val="○"/>
+      <w:numFmt w:val="lowerLetter"/>
+      <w:lvlText w:val="%5."/>
       <w:lvlJc w:val="left"/>
       <w:pPr>
         <w:ind w:left="3600" w:hanging="360"/>
@@ -31768,8 +32654,8 @@
     </w:lvl>
     <w:lvl w:ilvl="5">
       <w:start w:val="1"/>
-      <w:numFmt w:val="bullet"/>
-      <w:lvlText w:val="■"/>
+      <w:numFmt w:val="lowerRoman"/>
+      <w:lvlText w:val="%6."/>
       <w:lvlJc w:val="left"/>
       <w:pPr>
         <w:ind w:left="4320" w:hanging="360"/>
@@ -31780,8 +32666,8 @@
     </w:lvl>
     <w:lvl w:ilvl="6">
       <w:start w:val="1"/>
-      <w:numFmt w:val="bullet"/>
-      <w:lvlText w:val="●"/>
+      <w:numFmt w:val="decimal"/>
+      <w:lvlText w:val="%7."/>
       <w:lvlJc w:val="left"/>
       <w:pPr>
         <w:ind w:left="5040" w:hanging="360"/>
@@ -31792,8 +32678,8 @@
     </w:lvl>
     <w:lvl w:ilvl="7">
       <w:start w:val="1"/>
-      <w:numFmt w:val="bullet"/>
-      <w:lvlText w:val="○"/>
+      <w:numFmt w:val="lowerLetter"/>
+      <w:lvlText w:val="%8."/>
       <w:lvlJc w:val="left"/>
       <w:pPr>
         <w:ind w:left="5760" w:hanging="360"/>
@@ -31804,8 +32690,8 @@
     </w:lvl>
     <w:lvl w:ilvl="8">
       <w:start w:val="1"/>
-      <w:numFmt w:val="bullet"/>
-      <w:lvlText w:val="■"/>
+      <w:numFmt w:val="lowerRoman"/>
+      <w:lvlText w:val="%9."/>
       <w:lvlJc w:val="left"/>
       <w:pPr>
         <w:ind w:left="6480" w:hanging="360"/>
@@ -31818,8 +32704,8 @@
   <w:abstractNum w:abstractNumId="49">
     <w:lvl w:ilvl="0">
       <w:start w:val="1"/>
-      <w:numFmt w:val="bullet"/>
-      <w:lvlText w:val="●"/>
+      <w:numFmt w:val="decimal"/>
+      <w:lvlText w:val="%1."/>
       <w:lvlJc w:val="left"/>
       <w:pPr>
         <w:ind w:left="720" w:hanging="360"/>
@@ -31830,8 +32716,8 @@
     </w:lvl>
     <w:lvl w:ilvl="1">
       <w:start w:val="1"/>
-      <w:numFmt w:val="bullet"/>
-      <w:lvlText w:val="○"/>
+      <w:numFmt w:val="lowerLetter"/>
+      <w:lvlText w:val="%2."/>
       <w:lvlJc w:val="left"/>
       <w:pPr>
         <w:ind w:left="1440" w:hanging="360"/>
@@ -31842,8 +32728,8 @@
     </w:lvl>
     <w:lvl w:ilvl="2">
       <w:start w:val="1"/>
-      <w:numFmt w:val="bullet"/>
-      <w:lvlText w:val="■"/>
+      <w:numFmt w:val="lowerRoman"/>
+      <w:lvlText w:val="%3."/>
       <w:lvlJc w:val="left"/>
       <w:pPr>
         <w:ind w:left="2160" w:hanging="360"/>
@@ -31854,8 +32740,8 @@
     </w:lvl>
     <w:lvl w:ilvl="3">
       <w:start w:val="1"/>
-      <w:numFmt w:val="bullet"/>
-      <w:lvlText w:val="●"/>
+      <w:numFmt w:val="decimal"/>
+      <w:lvlText w:val="%4."/>
       <w:lvlJc w:val="left"/>
       <w:pPr>
         <w:ind w:left="2880" w:hanging="360"/>
@@ -31866,8 +32752,8 @@
     </w:lvl>
     <w:lvl w:ilvl="4">
       <w:start w:val="1"/>
-      <w:numFmt w:val="bullet"/>
-      <w:lvlText w:val="○"/>
+      <w:numFmt w:val="lowerLetter"/>
+      <w:lvlText w:val="%5."/>
       <w:lvlJc w:val="left"/>
       <w:pPr>
         <w:ind w:left="3600" w:hanging="360"/>
@@ -31878,8 +32764,8 @@
     </w:lvl>
     <w:lvl w:ilvl="5">
       <w:start w:val="1"/>
-      <w:numFmt w:val="bullet"/>
-      <w:lvlText w:val="■"/>
+      <w:numFmt w:val="lowerRoman"/>
+      <w:lvlText w:val="%6."/>
       <w:lvlJc w:val="left"/>
       <w:pPr>
         <w:ind w:left="4320" w:hanging="360"/>
@@ -31890,8 +32776,8 @@
     </w:lvl>
     <w:lvl w:ilvl="6">
       <w:start w:val="1"/>
-      <w:numFmt w:val="bullet"/>
-      <w:lvlText w:val="●"/>
+      <w:numFmt w:val="decimal"/>
+      <w:lvlText w:val="%7."/>
       <w:lvlJc w:val="left"/>
       <w:pPr>
         <w:ind w:left="5040" w:hanging="360"/>
@@ -31902,8 +32788,8 @@
     </w:lvl>
     <w:lvl w:ilvl="7">
       <w:start w:val="1"/>
-      <w:numFmt w:val="bullet"/>
-      <w:lvlText w:val="○"/>
+      <w:numFmt w:val="lowerLetter"/>
+      <w:lvlText w:val="%8."/>
       <w:lvlJc w:val="left"/>
       <w:pPr>
         <w:ind w:left="5760" w:hanging="360"/>
@@ -31914,8 +32800,8 @@
     </w:lvl>
     <w:lvl w:ilvl="8">
       <w:start w:val="1"/>
-      <w:numFmt w:val="bullet"/>
-      <w:lvlText w:val="■"/>
+      <w:numFmt w:val="lowerRoman"/>
+      <w:lvlText w:val="%9."/>
       <w:lvlJc w:val="left"/>
       <w:pPr>
         <w:ind w:left="6480" w:hanging="360"/>
@@ -32038,8 +32924,8 @@
   <w:abstractNum w:abstractNumId="51">
     <w:lvl w:ilvl="0">
       <w:start w:val="1"/>
-      <w:numFmt w:val="decimal"/>
-      <w:lvlText w:val="%1."/>
+      <w:numFmt w:val="bullet"/>
+      <w:lvlText w:val="●"/>
       <w:lvlJc w:val="left"/>
       <w:pPr>
         <w:ind w:left="720" w:hanging="360"/>
@@ -32050,8 +32936,8 @@
     </w:lvl>
     <w:lvl w:ilvl="1">
       <w:start w:val="1"/>
-      <w:numFmt w:val="lowerLetter"/>
-      <w:lvlText w:val="%2."/>
+      <w:numFmt w:val="bullet"/>
+      <w:lvlText w:val="○"/>
       <w:lvlJc w:val="left"/>
       <w:pPr>
         <w:ind w:left="1440" w:hanging="360"/>
@@ -32062,8 +32948,8 @@
     </w:lvl>
     <w:lvl w:ilvl="2">
       <w:start w:val="1"/>
-      <w:numFmt w:val="lowerRoman"/>
-      <w:lvlText w:val="%3."/>
+      <w:numFmt w:val="bullet"/>
+      <w:lvlText w:val="■"/>
       <w:lvlJc w:val="left"/>
       <w:pPr>
         <w:ind w:left="2160" w:hanging="360"/>
@@ -32074,8 +32960,8 @@
     </w:lvl>
     <w:lvl w:ilvl="3">
       <w:start w:val="1"/>
-      <w:numFmt w:val="decimal"/>
-      <w:lvlText w:val="%4."/>
+      <w:numFmt w:val="bullet"/>
+      <w:lvlText w:val="●"/>
       <w:lvlJc w:val="left"/>
       <w:pPr>
         <w:ind w:left="2880" w:hanging="360"/>
@@ -32086,8 +32972,8 @@
     </w:lvl>
     <w:lvl w:ilvl="4">
       <w:start w:val="1"/>
-      <w:numFmt w:val="lowerLetter"/>
-      <w:lvlText w:val="%5."/>
+      <w:numFmt w:val="bullet"/>
+      <w:lvlText w:val="○"/>
       <w:lvlJc w:val="left"/>
       <w:pPr>
         <w:ind w:left="3600" w:hanging="360"/>
@@ -32098,8 +32984,8 @@
     </w:lvl>
     <w:lvl w:ilvl="5">
       <w:start w:val="1"/>
-      <w:numFmt w:val="lowerRoman"/>
-      <w:lvlText w:val="%6."/>
+      <w:numFmt w:val="bullet"/>
+      <w:lvlText w:val="■"/>
       <w:lvlJc w:val="left"/>
       <w:pPr>
         <w:ind w:left="4320" w:hanging="360"/>
@@ -32110,8 +32996,8 @@
     </w:lvl>
     <w:lvl w:ilvl="6">
       <w:start w:val="1"/>
-      <w:numFmt w:val="decimal"/>
-      <w:lvlText w:val="%7."/>
+      <w:numFmt w:val="bullet"/>
+      <w:lvlText w:val="●"/>
       <w:lvlJc w:val="left"/>
       <w:pPr>
         <w:ind w:left="5040" w:hanging="360"/>
@@ -32122,8 +33008,8 @@
     </w:lvl>
     <w:lvl w:ilvl="7">
       <w:start w:val="1"/>
-      <w:numFmt w:val="lowerLetter"/>
-      <w:lvlText w:val="%8."/>
+      <w:numFmt w:val="bullet"/>
+      <w:lvlText w:val="○"/>
       <w:lvlJc w:val="left"/>
       <w:pPr>
         <w:ind w:left="5760" w:hanging="360"/>
@@ -32134,8 +33020,8 @@
     </w:lvl>
     <w:lvl w:ilvl="8">
       <w:start w:val="1"/>
-      <w:numFmt w:val="lowerRoman"/>
-      <w:lvlText w:val="%9."/>
+      <w:numFmt w:val="bullet"/>
+      <w:lvlText w:val="■"/>
       <w:lvlJc w:val="left"/>
       <w:pPr>
         <w:ind w:left="6480" w:hanging="360"/>
@@ -32476,6 +33362,556 @@
     </w:lvl>
   </w:abstractNum>
   <w:abstractNum w:abstractNumId="55">
+    <w:lvl w:ilvl="0">
+      <w:start w:val="1"/>
+      <w:numFmt w:val="bullet"/>
+      <w:lvlText w:val="●"/>
+      <w:lvlJc w:val="left"/>
+      <w:pPr>
+        <w:ind w:left="720" w:hanging="360"/>
+      </w:pPr>
+      <w:rPr>
+        <w:u w:val="none"/>
+      </w:rPr>
+    </w:lvl>
+    <w:lvl w:ilvl="1">
+      <w:start w:val="1"/>
+      <w:numFmt w:val="bullet"/>
+      <w:lvlText w:val="○"/>
+      <w:lvlJc w:val="left"/>
+      <w:pPr>
+        <w:ind w:left="1440" w:hanging="360"/>
+      </w:pPr>
+      <w:rPr>
+        <w:u w:val="none"/>
+      </w:rPr>
+    </w:lvl>
+    <w:lvl w:ilvl="2">
+      <w:start w:val="1"/>
+      <w:numFmt w:val="bullet"/>
+      <w:lvlText w:val="■"/>
+      <w:lvlJc w:val="left"/>
+      <w:pPr>
+        <w:ind w:left="2160" w:hanging="360"/>
+      </w:pPr>
+      <w:rPr>
+        <w:u w:val="none"/>
+      </w:rPr>
+    </w:lvl>
+    <w:lvl w:ilvl="3">
+      <w:start w:val="1"/>
+      <w:numFmt w:val="bullet"/>
+      <w:lvlText w:val="●"/>
+      <w:lvlJc w:val="left"/>
+      <w:pPr>
+        <w:ind w:left="2880" w:hanging="360"/>
+      </w:pPr>
+      <w:rPr>
+        <w:u w:val="none"/>
+      </w:rPr>
+    </w:lvl>
+    <w:lvl w:ilvl="4">
+      <w:start w:val="1"/>
+      <w:numFmt w:val="bullet"/>
+      <w:lvlText w:val="○"/>
+      <w:lvlJc w:val="left"/>
+      <w:pPr>
+        <w:ind w:left="3600" w:hanging="360"/>
+      </w:pPr>
+      <w:rPr>
+        <w:u w:val="none"/>
+      </w:rPr>
+    </w:lvl>
+    <w:lvl w:ilvl="5">
+      <w:start w:val="1"/>
+      <w:numFmt w:val="bullet"/>
+      <w:lvlText w:val="■"/>
+      <w:lvlJc w:val="left"/>
+      <w:pPr>
+        <w:ind w:left="4320" w:hanging="360"/>
+      </w:pPr>
+      <w:rPr>
+        <w:u w:val="none"/>
+      </w:rPr>
+    </w:lvl>
+    <w:lvl w:ilvl="6">
+      <w:start w:val="1"/>
+      <w:numFmt w:val="bullet"/>
+      <w:lvlText w:val="●"/>
+      <w:lvlJc w:val="left"/>
+      <w:pPr>
+        <w:ind w:left="5040" w:hanging="360"/>
+      </w:pPr>
+      <w:rPr>
+        <w:u w:val="none"/>
+      </w:rPr>
+    </w:lvl>
+    <w:lvl w:ilvl="7">
+      <w:start w:val="1"/>
+      <w:numFmt w:val="bullet"/>
+      <w:lvlText w:val="○"/>
+      <w:lvlJc w:val="left"/>
+      <w:pPr>
+        <w:ind w:left="5760" w:hanging="360"/>
+      </w:pPr>
+      <w:rPr>
+        <w:u w:val="none"/>
+      </w:rPr>
+    </w:lvl>
+    <w:lvl w:ilvl="8">
+      <w:start w:val="1"/>
+      <w:numFmt w:val="bullet"/>
+      <w:lvlText w:val="■"/>
+      <w:lvlJc w:val="left"/>
+      <w:pPr>
+        <w:ind w:left="6480" w:hanging="360"/>
+      </w:pPr>
+      <w:rPr>
+        <w:u w:val="none"/>
+      </w:rPr>
+    </w:lvl>
+  </w:abstractNum>
+  <w:abstractNum w:abstractNumId="56">
+    <w:lvl w:ilvl="0">
+      <w:start w:val="1"/>
+      <w:numFmt w:val="decimal"/>
+      <w:lvlText w:val="%1."/>
+      <w:lvlJc w:val="left"/>
+      <w:pPr>
+        <w:ind w:left="720" w:hanging="360"/>
+      </w:pPr>
+      <w:rPr>
+        <w:u w:val="none"/>
+      </w:rPr>
+    </w:lvl>
+    <w:lvl w:ilvl="1">
+      <w:start w:val="1"/>
+      <w:numFmt w:val="lowerLetter"/>
+      <w:lvlText w:val="%2."/>
+      <w:lvlJc w:val="left"/>
+      <w:pPr>
+        <w:ind w:left="1440" w:hanging="360"/>
+      </w:pPr>
+      <w:rPr>
+        <w:u w:val="none"/>
+      </w:rPr>
+    </w:lvl>
+    <w:lvl w:ilvl="2">
+      <w:start w:val="1"/>
+      <w:numFmt w:val="lowerRoman"/>
+      <w:lvlText w:val="%3."/>
+      <w:lvlJc w:val="left"/>
+      <w:pPr>
+        <w:ind w:left="2160" w:hanging="360"/>
+      </w:pPr>
+      <w:rPr>
+        <w:u w:val="none"/>
+      </w:rPr>
+    </w:lvl>
+    <w:lvl w:ilvl="3">
+      <w:start w:val="1"/>
+      <w:numFmt w:val="decimal"/>
+      <w:lvlText w:val="%4."/>
+      <w:lvlJc w:val="left"/>
+      <w:pPr>
+        <w:ind w:left="2880" w:hanging="360"/>
+      </w:pPr>
+      <w:rPr>
+        <w:u w:val="none"/>
+      </w:rPr>
+    </w:lvl>
+    <w:lvl w:ilvl="4">
+      <w:start w:val="1"/>
+      <w:numFmt w:val="lowerLetter"/>
+      <w:lvlText w:val="%5."/>
+      <w:lvlJc w:val="left"/>
+      <w:pPr>
+        <w:ind w:left="3600" w:hanging="360"/>
+      </w:pPr>
+      <w:rPr>
+        <w:u w:val="none"/>
+      </w:rPr>
+    </w:lvl>
+    <w:lvl w:ilvl="5">
+      <w:start w:val="1"/>
+      <w:numFmt w:val="lowerRoman"/>
+      <w:lvlText w:val="%6."/>
+      <w:lvlJc w:val="left"/>
+      <w:pPr>
+        <w:ind w:left="4320" w:hanging="360"/>
+      </w:pPr>
+      <w:rPr>
+        <w:u w:val="none"/>
+      </w:rPr>
+    </w:lvl>
+    <w:lvl w:ilvl="6">
+      <w:start w:val="1"/>
+      <w:numFmt w:val="decimal"/>
+      <w:lvlText w:val="%7."/>
+      <w:lvlJc w:val="left"/>
+      <w:pPr>
+        <w:ind w:left="5040" w:hanging="360"/>
+      </w:pPr>
+      <w:rPr>
+        <w:u w:val="none"/>
+      </w:rPr>
+    </w:lvl>
+    <w:lvl w:ilvl="7">
+      <w:start w:val="1"/>
+      <w:numFmt w:val="lowerLetter"/>
+      <w:lvlText w:val="%8."/>
+      <w:lvlJc w:val="left"/>
+      <w:pPr>
+        <w:ind w:left="5760" w:hanging="360"/>
+      </w:pPr>
+      <w:rPr>
+        <w:u w:val="none"/>
+      </w:rPr>
+    </w:lvl>
+    <w:lvl w:ilvl="8">
+      <w:start w:val="1"/>
+      <w:numFmt w:val="lowerRoman"/>
+      <w:lvlText w:val="%9."/>
+      <w:lvlJc w:val="left"/>
+      <w:pPr>
+        <w:ind w:left="6480" w:hanging="360"/>
+      </w:pPr>
+      <w:rPr>
+        <w:u w:val="none"/>
+      </w:rPr>
+    </w:lvl>
+  </w:abstractNum>
+  <w:abstractNum w:abstractNumId="57">
+    <w:lvl w:ilvl="0">
+      <w:start w:val="1"/>
+      <w:numFmt w:val="bullet"/>
+      <w:lvlText w:val="●"/>
+      <w:lvlJc w:val="left"/>
+      <w:pPr>
+        <w:ind w:left="720" w:hanging="360"/>
+      </w:pPr>
+      <w:rPr>
+        <w:u w:val="none"/>
+      </w:rPr>
+    </w:lvl>
+    <w:lvl w:ilvl="1">
+      <w:start w:val="1"/>
+      <w:numFmt w:val="bullet"/>
+      <w:lvlText w:val="○"/>
+      <w:lvlJc w:val="left"/>
+      <w:pPr>
+        <w:ind w:left="1440" w:hanging="360"/>
+      </w:pPr>
+      <w:rPr>
+        <w:u w:val="none"/>
+      </w:rPr>
+    </w:lvl>
+    <w:lvl w:ilvl="2">
+      <w:start w:val="1"/>
+      <w:numFmt w:val="bullet"/>
+      <w:lvlText w:val="■"/>
+      <w:lvlJc w:val="left"/>
+      <w:pPr>
+        <w:ind w:left="2160" w:hanging="360"/>
+      </w:pPr>
+      <w:rPr>
+        <w:u w:val="none"/>
+      </w:rPr>
+    </w:lvl>
+    <w:lvl w:ilvl="3">
+      <w:start w:val="1"/>
+      <w:numFmt w:val="bullet"/>
+      <w:lvlText w:val="●"/>
+      <w:lvlJc w:val="left"/>
+      <w:pPr>
+        <w:ind w:left="2880" w:hanging="360"/>
+      </w:pPr>
+      <w:rPr>
+        <w:u w:val="none"/>
+      </w:rPr>
+    </w:lvl>
+    <w:lvl w:ilvl="4">
+      <w:start w:val="1"/>
+      <w:numFmt w:val="bullet"/>
+      <w:lvlText w:val="○"/>
+      <w:lvlJc w:val="left"/>
+      <w:pPr>
+        <w:ind w:left="3600" w:hanging="360"/>
+      </w:pPr>
+      <w:rPr>
+        <w:u w:val="none"/>
+      </w:rPr>
+    </w:lvl>
+    <w:lvl w:ilvl="5">
+      <w:start w:val="1"/>
+      <w:numFmt w:val="bullet"/>
+      <w:lvlText w:val="■"/>
+      <w:lvlJc w:val="left"/>
+      <w:pPr>
+        <w:ind w:left="4320" w:hanging="360"/>
+      </w:pPr>
+      <w:rPr>
+        <w:u w:val="none"/>
+      </w:rPr>
+    </w:lvl>
+    <w:lvl w:ilvl="6">
+      <w:start w:val="1"/>
+      <w:numFmt w:val="bullet"/>
+      <w:lvlText w:val="●"/>
+      <w:lvlJc w:val="left"/>
+      <w:pPr>
+        <w:ind w:left="5040" w:hanging="360"/>
+      </w:pPr>
+      <w:rPr>
+        <w:u w:val="none"/>
+      </w:rPr>
+    </w:lvl>
+    <w:lvl w:ilvl="7">
+      <w:start w:val="1"/>
+      <w:numFmt w:val="bullet"/>
+      <w:lvlText w:val="○"/>
+      <w:lvlJc w:val="left"/>
+      <w:pPr>
+        <w:ind w:left="5760" w:hanging="360"/>
+      </w:pPr>
+      <w:rPr>
+        <w:u w:val="none"/>
+      </w:rPr>
+    </w:lvl>
+    <w:lvl w:ilvl="8">
+      <w:start w:val="1"/>
+      <w:numFmt w:val="bullet"/>
+      <w:lvlText w:val="■"/>
+      <w:lvlJc w:val="left"/>
+      <w:pPr>
+        <w:ind w:left="6480" w:hanging="360"/>
+      </w:pPr>
+      <w:rPr>
+        <w:u w:val="none"/>
+      </w:rPr>
+    </w:lvl>
+  </w:abstractNum>
+  <w:abstractNum w:abstractNumId="58">
+    <w:lvl w:ilvl="0">
+      <w:start w:val="1"/>
+      <w:numFmt w:val="bullet"/>
+      <w:lvlText w:val="●"/>
+      <w:lvlJc w:val="left"/>
+      <w:pPr>
+        <w:ind w:left="720" w:hanging="360"/>
+      </w:pPr>
+      <w:rPr>
+        <w:u w:val="none"/>
+      </w:rPr>
+    </w:lvl>
+    <w:lvl w:ilvl="1">
+      <w:start w:val="1"/>
+      <w:numFmt w:val="bullet"/>
+      <w:lvlText w:val="○"/>
+      <w:lvlJc w:val="left"/>
+      <w:pPr>
+        <w:ind w:left="1440" w:hanging="360"/>
+      </w:pPr>
+      <w:rPr>
+        <w:u w:val="none"/>
+      </w:rPr>
+    </w:lvl>
+    <w:lvl w:ilvl="2">
+      <w:start w:val="1"/>
+      <w:numFmt w:val="bullet"/>
+      <w:lvlText w:val="■"/>
+      <w:lvlJc w:val="left"/>
+      <w:pPr>
+        <w:ind w:left="2160" w:hanging="360"/>
+      </w:pPr>
+      <w:rPr>
+        <w:u w:val="none"/>
+      </w:rPr>
+    </w:lvl>
+    <w:lvl w:ilvl="3">
+      <w:start w:val="1"/>
+      <w:numFmt w:val="bullet"/>
+      <w:lvlText w:val="●"/>
+      <w:lvlJc w:val="left"/>
+      <w:pPr>
+        <w:ind w:left="2880" w:hanging="360"/>
+      </w:pPr>
+      <w:rPr>
+        <w:u w:val="none"/>
+      </w:rPr>
+    </w:lvl>
+    <w:lvl w:ilvl="4">
+      <w:start w:val="1"/>
+      <w:numFmt w:val="bullet"/>
+      <w:lvlText w:val="○"/>
+      <w:lvlJc w:val="left"/>
+      <w:pPr>
+        <w:ind w:left="3600" w:hanging="360"/>
+      </w:pPr>
+      <w:rPr>
+        <w:u w:val="none"/>
+      </w:rPr>
+    </w:lvl>
+    <w:lvl w:ilvl="5">
+      <w:start w:val="1"/>
+      <w:numFmt w:val="bullet"/>
+      <w:lvlText w:val="■"/>
+      <w:lvlJc w:val="left"/>
+      <w:pPr>
+        <w:ind w:left="4320" w:hanging="360"/>
+      </w:pPr>
+      <w:rPr>
+        <w:u w:val="none"/>
+      </w:rPr>
+    </w:lvl>
+    <w:lvl w:ilvl="6">
+      <w:start w:val="1"/>
+      <w:numFmt w:val="bullet"/>
+      <w:lvlText w:val="●"/>
+      <w:lvlJc w:val="left"/>
+      <w:pPr>
+        <w:ind w:left="5040" w:hanging="360"/>
+      </w:pPr>
+      <w:rPr>
+        <w:u w:val="none"/>
+      </w:rPr>
+    </w:lvl>
+    <w:lvl w:ilvl="7">
+      <w:start w:val="1"/>
+      <w:numFmt w:val="bullet"/>
+      <w:lvlText w:val="○"/>
+      <w:lvlJc w:val="left"/>
+      <w:pPr>
+        <w:ind w:left="5760" w:hanging="360"/>
+      </w:pPr>
+      <w:rPr>
+        <w:u w:val="none"/>
+      </w:rPr>
+    </w:lvl>
+    <w:lvl w:ilvl="8">
+      <w:start w:val="1"/>
+      <w:numFmt w:val="bullet"/>
+      <w:lvlText w:val="■"/>
+      <w:lvlJc w:val="left"/>
+      <w:pPr>
+        <w:ind w:left="6480" w:hanging="360"/>
+      </w:pPr>
+      <w:rPr>
+        <w:u w:val="none"/>
+      </w:rPr>
+    </w:lvl>
+  </w:abstractNum>
+  <w:abstractNum w:abstractNumId="59">
+    <w:lvl w:ilvl="0">
+      <w:start w:val="1"/>
+      <w:numFmt w:val="bullet"/>
+      <w:lvlText w:val="●"/>
+      <w:lvlJc w:val="left"/>
+      <w:pPr>
+        <w:ind w:left="720" w:hanging="360"/>
+      </w:pPr>
+      <w:rPr>
+        <w:u w:val="none"/>
+      </w:rPr>
+    </w:lvl>
+    <w:lvl w:ilvl="1">
+      <w:start w:val="1"/>
+      <w:numFmt w:val="bullet"/>
+      <w:lvlText w:val="○"/>
+      <w:lvlJc w:val="left"/>
+      <w:pPr>
+        <w:ind w:left="1440" w:hanging="360"/>
+      </w:pPr>
+      <w:rPr>
+        <w:u w:val="none"/>
+      </w:rPr>
+    </w:lvl>
+    <w:lvl w:ilvl="2">
+      <w:start w:val="1"/>
+      <w:numFmt w:val="bullet"/>
+      <w:lvlText w:val="■"/>
+      <w:lvlJc w:val="left"/>
+      <w:pPr>
+        <w:ind w:left="2160" w:hanging="360"/>
+      </w:pPr>
+      <w:rPr>
+        <w:u w:val="none"/>
+      </w:rPr>
+    </w:lvl>
+    <w:lvl w:ilvl="3">
+      <w:start w:val="1"/>
+      <w:numFmt w:val="bullet"/>
+      <w:lvlText w:val="●"/>
+      <w:lvlJc w:val="left"/>
+      <w:pPr>
+        <w:ind w:left="2880" w:hanging="360"/>
+      </w:pPr>
+      <w:rPr>
+        <w:u w:val="none"/>
+      </w:rPr>
+    </w:lvl>
+    <w:lvl w:ilvl="4">
+      <w:start w:val="1"/>
+      <w:numFmt w:val="bullet"/>
+      <w:lvlText w:val="○"/>
+      <w:lvlJc w:val="left"/>
+      <w:pPr>
+        <w:ind w:left="3600" w:hanging="360"/>
+      </w:pPr>
+      <w:rPr>
+        <w:u w:val="none"/>
+      </w:rPr>
+    </w:lvl>
+    <w:lvl w:ilvl="5">
+      <w:start w:val="1"/>
+      <w:numFmt w:val="bullet"/>
+      <w:lvlText w:val="■"/>
+      <w:lvlJc w:val="left"/>
+      <w:pPr>
+        <w:ind w:left="4320" w:hanging="360"/>
+      </w:pPr>
+      <w:rPr>
+        <w:u w:val="none"/>
+      </w:rPr>
+    </w:lvl>
+    <w:lvl w:ilvl="6">
+      <w:start w:val="1"/>
+      <w:numFmt w:val="bullet"/>
+      <w:lvlText w:val="●"/>
+      <w:lvlJc w:val="left"/>
+      <w:pPr>
+        <w:ind w:left="5040" w:hanging="360"/>
+      </w:pPr>
+      <w:rPr>
+        <w:u w:val="none"/>
+      </w:rPr>
+    </w:lvl>
+    <w:lvl w:ilvl="7">
+      <w:start w:val="1"/>
+      <w:numFmt w:val="bullet"/>
+      <w:lvlText w:val="○"/>
+      <w:lvlJc w:val="left"/>
+      <w:pPr>
+        <w:ind w:left="5760" w:hanging="360"/>
+      </w:pPr>
+      <w:rPr>
+        <w:u w:val="none"/>
+      </w:rPr>
+    </w:lvl>
+    <w:lvl w:ilvl="8">
+      <w:start w:val="1"/>
+      <w:numFmt w:val="bullet"/>
+      <w:lvlText w:val="■"/>
+      <w:lvlJc w:val="left"/>
+      <w:pPr>
+        <w:ind w:left="6480" w:hanging="360"/>
+      </w:pPr>
+      <w:rPr>
+        <w:u w:val="none"/>
+      </w:rPr>
+    </w:lvl>
+  </w:abstractNum>
+  <w:abstractNum w:abstractNumId="60">
     <w:lvl w:ilvl="0">
       <w:start w:val="1"/>
       <w:numFmt w:val="decimal"/>
@@ -32749,6 +34185,21 @@
   </w:num>
   <w:num w:numId="55">
     <w:abstractNumId w:val="55"/>
+  </w:num>
+  <w:num w:numId="56">
+    <w:abstractNumId w:val="56"/>
+  </w:num>
+  <w:num w:numId="57">
+    <w:abstractNumId w:val="57"/>
+  </w:num>
+  <w:num w:numId="58">
+    <w:abstractNumId w:val="58"/>
+  </w:num>
+  <w:num w:numId="59">
+    <w:abstractNumId w:val="59"/>
+  </w:num>
+  <w:num w:numId="60">
+    <w:abstractNumId w:val="60"/>
   </w:num>
 </w:numbering>
 </file>
